--- a/data/Clasificación de delitos - copia.docx
+++ b/data/Clasificación de delitos - copia.docx
@@ -305,6 +305,20 @@
           <w:bCs/>
         </w:rPr>
       </w:pPr>
+      <w:r>
+        <w:rPr>
+          <w:b/>
+          <w:bCs/>
+        </w:rPr>
+        <w:sym w:font="Wingdings" w:char="F0E0"/>
+      </w:r>
+      <w:r>
+        <w:rPr>
+          <w:b/>
+          <w:bCs/>
+        </w:rPr>
+        <w:t xml:space="preserve"> </w:t>
+      </w:r>
       <w:r>
         <w:rPr>
           <w:b/>

--- a/data/Clasificación de delitos - copia.docx
+++ b/data/Clasificación de delitos - copia.docx
@@ -1,6 +1,6 @@
 
 <file path=word/document.xml><?xml version="1.0" encoding="utf-8"?>
-<w:document xmlns:wpc="http://schemas.microsoft.com/office/word/2010/wordprocessingCanvas" xmlns:cx="http://schemas.microsoft.com/office/drawing/2014/chartex" xmlns:cx1="http://schemas.microsoft.com/office/drawing/2015/9/8/chartex" xmlns:cx2="http://schemas.microsoft.com/office/drawing/2015/10/21/chartex" xmlns:cx3="http://schemas.microsoft.com/office/drawing/2016/5/9/chartex" xmlns:cx4="http://schemas.microsoft.com/office/drawing/2016/5/10/chartex" xmlns:cx5="http://schemas.microsoft.com/office/drawing/2016/5/11/chartex" xmlns:cx6="http://schemas.microsoft.com/office/drawing/2016/5/12/chartex" xmlns:cx7="http://schemas.microsoft.com/office/drawing/2016/5/13/chartex" xmlns:cx8="http://schemas.microsoft.com/office/drawing/2016/5/14/chartex" xmlns:mc="http://schemas.openxmlformats.org/markup-compatibility/2006" xmlns:aink="http://schemas.microsoft.com/office/drawing/2016/ink" xmlns:am3d="http://schemas.microsoft.com/office/drawing/2017/model3d" xmlns:o="urn:schemas-microsoft-com:office:office" xmlns:oel="http://schemas.microsoft.com/office/2019/extlst" xmlns:r="http://schemas.openxmlformats.org/officeDocument/2006/relationships" xmlns:m="http://schemas.openxmlformats.org/officeDocument/2006/math" xmlns:v="urn:schemas-microsoft-com:vml" xmlns:wp14="http://schemas.microsoft.com/office/word/2010/wordprocessingDrawing" xmlns:wp="http://schemas.openxmlformats.org/drawingml/2006/wordprocessingDrawing" xmlns:w10="urn:schemas-microsoft-com:office:word" xmlns:w="http://schemas.openxmlformats.org/wordprocessingml/2006/main" xmlns:w14="http://schemas.microsoft.com/office/word/2010/wordml" xmlns:w15="http://schemas.microsoft.com/office/word/2012/wordml" xmlns:w16cex="http://schemas.microsoft.com/office/word/2018/wordml/cex" xmlns:w16cid="http://schemas.microsoft.com/office/word/2016/wordml/cid" xmlns:w16="http://schemas.microsoft.com/office/word/2018/wordml" xmlns:w16du="http://schemas.microsoft.com/office/word/2023/wordml/word16du" xmlns:w16sdtdh="http://schemas.microsoft.com/office/word/2020/wordml/sdtdatahash" xmlns:w16sdtfl="http://schemas.microsoft.com/office/word/2024/wordml/sdtformatlock" xmlns:w16se="http://schemas.microsoft.com/office/word/2015/wordml/symex" xmlns:wpg="http://schemas.microsoft.com/office/word/2010/wordprocessingGroup" xmlns:wpi="http://schemas.microsoft.com/office/word/2010/wordprocessingInk" xmlns:wne="http://schemas.microsoft.com/office/word/2006/wordml" xmlns:wps="http://schemas.microsoft.com/office/word/2010/wordprocessingShape" mc:Ignorable="w14 w15 w16se w16cid w16 w16cex w16sdtdh w16sdtfl w16du wp14">
+<w:document xmlns:wpc="http://schemas.microsoft.com/office/word/2010/wordprocessingCanvas" xmlns:cx="http://schemas.microsoft.com/office/drawing/2014/chartex" xmlns:cx1="http://schemas.microsoft.com/office/drawing/2015/9/8/chartex" xmlns:cx2="http://schemas.microsoft.com/office/drawing/2015/10/21/chartex" xmlns:cx3="http://schemas.microsoft.com/office/drawing/2016/5/9/chartex" xmlns:cx4="http://schemas.microsoft.com/office/drawing/2016/5/10/chartex" xmlns:cx5="http://schemas.microsoft.com/office/drawing/2016/5/11/chartex" xmlns:cx6="http://schemas.microsoft.com/office/drawing/2016/5/12/chartex" xmlns:cx7="http://schemas.microsoft.com/office/drawing/2016/5/13/chartex" xmlns:cx8="http://schemas.microsoft.com/office/drawing/2016/5/14/chartex" xmlns:mc="http://schemas.openxmlformats.org/markup-compatibility/2006" xmlns:aink="http://schemas.microsoft.com/office/drawing/2016/ink" xmlns:am3d="http://schemas.microsoft.com/office/drawing/2017/model3d" xmlns:o="urn:schemas-microsoft-com:office:office" xmlns:r="http://schemas.openxmlformats.org/officeDocument/2006/relationships" xmlns:m="http://schemas.openxmlformats.org/officeDocument/2006/math" xmlns:v="urn:schemas-microsoft-com:vml" xmlns:wp14="http://schemas.microsoft.com/office/word/2010/wordprocessingDrawing" xmlns:wp="http://schemas.openxmlformats.org/drawingml/2006/wordprocessingDrawing" xmlns:w10="urn:schemas-microsoft-com:office:word" xmlns:w="http://schemas.openxmlformats.org/wordprocessingml/2006/main" xmlns:w14="http://schemas.microsoft.com/office/word/2010/wordml" xmlns:w15="http://schemas.microsoft.com/office/word/2012/wordml" xmlns:w16cex="http://schemas.microsoft.com/office/word/2018/wordml/cex" xmlns:w16cid="http://schemas.microsoft.com/office/word/2016/wordml/cid" xmlns:w16="http://schemas.microsoft.com/office/word/2018/wordml" xmlns:w16sdtdh="http://schemas.microsoft.com/office/word/2020/wordml/sdtdatahash" xmlns:w16se="http://schemas.microsoft.com/office/word/2015/wordml/symex" xmlns:wpg="http://schemas.microsoft.com/office/word/2010/wordprocessingGroup" xmlns:wpi="http://schemas.microsoft.com/office/word/2010/wordprocessingInk" xmlns:wne="http://schemas.microsoft.com/office/word/2006/wordml" xmlns:wps="http://schemas.microsoft.com/office/word/2010/wordprocessingShape" mc:Ignorable="w14 w15 w16se w16cid w16 w16cex w16sdtdh wp14">
   <w:body>
     <w:p>
       <w:r>
@@ -196,7 +196,10 @@
     </w:p>
     <w:p>
       <w:r>
-        <w:t>INEGI, Censo Nacional de Gobierno, Seguridad Pública y Sistema Penitenciario Estatales 2011-2020.</w:t>
+        <w:t>INEGI, Censo Nacional de Gobierno, Segurida</w:t>
+      </w:r>
+      <w:r>
+        <w:t>d Pública y Sistema Penitenciario Estatales 2011-2020.</w:t>
       </w:r>
     </w:p>
     <w:p/>
@@ -439,7 +442,14 @@
           <w:b/>
           <w:bCs/>
         </w:rPr>
-        <w:t>Contra la Libertad y el Normal Desarrollo Psicosexual</w:t>
+        <w:t>Cont</w:t>
+      </w:r>
+      <w:r>
+        <w:rPr>
+          <w:b/>
+          <w:bCs/>
+        </w:rPr>
+        <w:t>ra la Libertad y el Normal Desarrollo Psicosexual</w:t>
       </w:r>
     </w:p>
     <w:p>
@@ -521,7 +531,10 @@
         </w:numPr>
       </w:pPr>
       <w:r>
-        <w:t>Violación, estupro, pederastia y rapto</w:t>
+        <w:t>Violación</w:t>
+      </w:r>
+      <w:r>
+        <w:t>, estupro, pederastia y rapto</w:t>
       </w:r>
     </w:p>
     <w:p>
@@ -573,6 +586,7 @@
         <w:rPr>
           <w:b/>
           <w:bCs/>
+          <w:highlight w:val="green"/>
         </w:rPr>
         <w:t>Delitos de delincuencia organizada y tipificados en Convención de Palermo</w:t>
       </w:r>
@@ -607,7 +621,10 @@
         </w:numPr>
       </w:pPr>
       <w:r>
-        <w:t>Contrabando de bienes o servicios diversos</w:t>
+        <w:t>Contrabando de bienes o</w:t>
+      </w:r>
+      <w:r>
+        <w:t xml:space="preserve"> servicios diversos</w:t>
       </w:r>
     </w:p>
     <w:p>
@@ -640,18 +657,24 @@
         </w:numPr>
       </w:pPr>
       <w:r>
-        <w:t>Delitos contra el medio ambiente, el equilibrio ecológico y la gestión ambiental - Comercialización de flora o fauna silvestres en peligro de extinción, amenazadas o sujetas a protección</w:t>
-      </w:r>
-    </w:p>
-    <w:p>
-      <w:pPr>
-        <w:numPr>
-          <w:ilvl w:val="3"/>
-          <w:numId w:val="1"/>
-        </w:numPr>
-      </w:pPr>
-      <w:r>
-        <w:t>Delitos contra el medio ambiente, el equilibrio ecológico y la gestión ambiental - Tráfico de flora o fauna silvestres en peligro de extinción, amenazadas o sujetas a protección</w:t>
+        <w:t xml:space="preserve">Delitos contra el </w:t>
+      </w:r>
+      <w:r>
+        <w:t>medio ambiente, el equilibrio ecológico y la gestión ambiental - Comercialización de flora o fauna silvestres en peligro de extinción, amenazadas o sujetas a protección</w:t>
+      </w:r>
+    </w:p>
+    <w:p>
+      <w:pPr>
+        <w:numPr>
+          <w:ilvl w:val="3"/>
+          <w:numId w:val="1"/>
+        </w:numPr>
+      </w:pPr>
+      <w:r>
+        <w:t xml:space="preserve">Delitos contra el medio ambiente, el equilibrio ecológico y la gestión </w:t>
+      </w:r>
+      <w:r>
+        <w:t>ambiental - Tráfico de flora o fauna silvestres en peligro de extinción, amenazadas o sujetas a protección</w:t>
       </w:r>
     </w:p>
     <w:p>
@@ -673,7 +696,10 @@
         </w:numPr>
       </w:pPr>
       <w:r>
-        <w:t>Delitos en materia de hidrocarburos y sus derivados (excluyendo posesión ilícita de hidrocarburos y sus derivados)</w:t>
+        <w:t xml:space="preserve">Delitos en materia de hidrocarburos y sus </w:t>
+      </w:r>
+      <w:r>
+        <w:t>derivados (excluyendo posesión ilícita de hidrocarburos y sus derivados)</w:t>
       </w:r>
     </w:p>
     <w:p>
@@ -706,7 +732,10 @@
         </w:numPr>
       </w:pPr>
       <w:r>
-        <w:t>Delitos en materia de hidrocarburos y sus derivados - Aprovechamiento de hidrocarburos y sus derivados</w:t>
+        <w:t>Delitos en materia de hidrocarburos y sus derivados - Aprovechamiento de hidrocarb</w:t>
+      </w:r>
+      <w:r>
+        <w:t>uros y sus derivados</w:t>
       </w:r>
     </w:p>
     <w:p>
@@ -739,7 +768,10 @@
         </w:numPr>
       </w:pPr>
       <w:r>
-        <w:t>Delitos en materia de hidrocarburos y sus derivados - Otros delitos en materia de hidrocarburos y sus derivados</w:t>
+        <w:t>Delitos en materia de hidrocarburos y sus derivados - Otros delitos en materia de hidrocarburos</w:t>
+      </w:r>
+      <w:r>
+        <w:t xml:space="preserve"> y sus derivados</w:t>
       </w:r>
     </w:p>
     <w:p>
@@ -794,13 +826,38 @@
         </w:numPr>
       </w:pPr>
       <w:r>
+        <w:t xml:space="preserve">Delitos </w:t>
+      </w:r>
+      <w:r>
+        <w:t>de delincuencia organizada</w:t>
+      </w:r>
+    </w:p>
+    <w:p>
+      <w:pPr>
+        <w:numPr>
+          <w:ilvl w:val="2"/>
+          <w:numId w:val="1"/>
+        </w:numPr>
+      </w:pPr>
+      <w:r>
         <w:t>Delitos de delincuencia organizada</w:t>
       </w:r>
     </w:p>
     <w:p>
       <w:pPr>
         <w:numPr>
-          <w:ilvl w:val="2"/>
+          <w:ilvl w:val="3"/>
+          <w:numId w:val="1"/>
+        </w:numPr>
+      </w:pPr>
+      <w:r>
+        <w:t>Delitos cometidos por miembros de la delincuencia organizada</w:t>
+      </w:r>
+    </w:p>
+    <w:p>
+      <w:pPr>
+        <w:numPr>
+          <w:ilvl w:val="3"/>
           <w:numId w:val="1"/>
         </w:numPr>
       </w:pPr>
@@ -816,28 +873,6 @@
         </w:numPr>
       </w:pPr>
       <w:r>
-        <w:t>Delitos cometidos por miembros de la delincuencia organizada</w:t>
-      </w:r>
-    </w:p>
-    <w:p>
-      <w:pPr>
-        <w:numPr>
-          <w:ilvl w:val="3"/>
-          <w:numId w:val="1"/>
-        </w:numPr>
-      </w:pPr>
-      <w:r>
-        <w:t>Delitos de delincuencia organizada</w:t>
-      </w:r>
-    </w:p>
-    <w:p>
-      <w:pPr>
-        <w:numPr>
-          <w:ilvl w:val="3"/>
-          <w:numId w:val="1"/>
-        </w:numPr>
-      </w:pPr>
-      <w:r>
         <w:t>Delitos previstos en la Ley Federal contra la Delincuencia Organizada</w:t>
       </w:r>
     </w:p>
@@ -849,7 +884,10 @@
         </w:numPr>
       </w:pPr>
       <w:r>
-        <w:t>Delitos Previstos en la Ley Federal Contra la Delincuencia Organizada</w:t>
+        <w:t xml:space="preserve">Delitos Previstos en la Ley </w:t>
+      </w:r>
+      <w:r>
+        <w:t>Federal Contra la Delincuencia Organizada</w:t>
       </w:r>
     </w:p>
     <w:p>
@@ -927,7 +965,10 @@
         </w:numPr>
       </w:pPr>
       <w:r>
-        <w:t>Extorsión - No identificado</w:t>
+        <w:t>Extorsi</w:t>
+      </w:r>
+      <w:r>
+        <w:t>ón - No identificado</w:t>
       </w:r>
     </w:p>
     <w:p>
@@ -1103,7 +1144,10 @@
         </w:numPr>
       </w:pPr>
       <w:r>
-        <w:t>Delitos por hechos de corrupción - Peculado</w:t>
+        <w:t>Delitos p</w:t>
+      </w:r>
+      <w:r>
+        <w:t>or hechos de corrupción - Peculado</w:t>
       </w:r>
     </w:p>
     <w:p>
@@ -1169,7 +1213,10 @@
         </w:numPr>
       </w:pPr>
       <w:r>
-        <w:t>Operaciones con recursos de procedencia ilícita</w:t>
+        <w:t>Operaciones con recursos de procedencia ilícit</w:t>
+      </w:r>
+      <w:r>
+        <w:t>a</w:t>
       </w:r>
     </w:p>
     <w:p>
@@ -1301,7 +1348,10 @@
         </w:numPr>
       </w:pPr>
       <w:r>
-        <w:t>Tortura y otros tratos o penas crueles inhumanos o degradantes</w:t>
+        <w:t xml:space="preserve">Tortura y otros tratos o </w:t>
+      </w:r>
+      <w:r>
+        <w:t>penas crueles inhumanos o degradantes</w:t>
       </w:r>
     </w:p>
     <w:p>
@@ -1345,7 +1395,10 @@
         </w:numPr>
       </w:pPr>
       <w:r>
-        <w:t>De los Delitos en Materia de Derechos de Autor</w:t>
+        <w:t>De los Delitos en Materia de Derechos de</w:t>
+      </w:r>
+      <w:r>
+        <w:t xml:space="preserve"> Autor</w:t>
       </w:r>
     </w:p>
     <w:p>
@@ -1401,7 +1454,10 @@
         </w:numPr>
       </w:pPr>
       <w:r>
-        <w:t>Delitos Previstos en las Leyes en materia de propiedad intelectual</w:t>
+        <w:t>Delitos Previstos en las Leyes en materia d</w:t>
+      </w:r>
+      <w:r>
+        <w:t>e propiedad intelectual</w:t>
       </w:r>
     </w:p>
     <w:p>
@@ -1489,34 +1545,37 @@
         </w:numPr>
       </w:pPr>
       <w:r>
+        <w:t>Robo de ve</w:t>
+      </w:r>
+      <w:r>
+        <w:t>hículo</w:t>
+      </w:r>
+    </w:p>
+    <w:p>
+      <w:pPr>
+        <w:numPr>
+          <w:ilvl w:val="3"/>
+          <w:numId w:val="1"/>
+        </w:numPr>
+      </w:pPr>
+      <w:r>
+        <w:t>Robo - Robo de vehículo</w:t>
+      </w:r>
+    </w:p>
+    <w:p>
+      <w:pPr>
+        <w:numPr>
+          <w:ilvl w:val="3"/>
+          <w:numId w:val="1"/>
+        </w:numPr>
+      </w:pPr>
+      <w:r>
         <w:t>Robo de vehículo</w:t>
       </w:r>
     </w:p>
     <w:p>
       <w:pPr>
         <w:numPr>
-          <w:ilvl w:val="3"/>
-          <w:numId w:val="1"/>
-        </w:numPr>
-      </w:pPr>
-      <w:r>
-        <w:t>Robo - Robo de vehículo</w:t>
-      </w:r>
-    </w:p>
-    <w:p>
-      <w:pPr>
-        <w:numPr>
-          <w:ilvl w:val="3"/>
-          <w:numId w:val="1"/>
-        </w:numPr>
-      </w:pPr>
-      <w:r>
-        <w:t>Robo de vehículo</w:t>
-      </w:r>
-    </w:p>
-    <w:p>
-      <w:pPr>
-        <w:numPr>
           <w:ilvl w:val="1"/>
           <w:numId w:val="1"/>
         </w:numPr>
@@ -1610,7 +1669,10 @@
         </w:numPr>
       </w:pPr>
       <w:r>
-        <w:t>Secuestro - No especificado</w:t>
+        <w:t xml:space="preserve">Secuestro - No </w:t>
+      </w:r>
+      <w:r>
+        <w:t>especificado</w:t>
       </w:r>
     </w:p>
     <w:p>
@@ -1698,7 +1760,10 @@
         </w:numPr>
       </w:pPr>
       <w:r>
-        <w:t>Secuestro en calidad de rehén</w:t>
+        <w:t>Secuest</w:t>
+      </w:r>
+      <w:r>
+        <w:t>ro en calidad de rehén</w:t>
       </w:r>
     </w:p>
     <w:p>
@@ -1791,7 +1856,10 @@
         </w:numPr>
       </w:pPr>
       <w:r>
-        <w:t>Delitos en materia de armas, explosivos y otros materiales destructivos - Tráfico ilícito de armas, explosivos y otros materiales destructivos</w:t>
+        <w:t xml:space="preserve">Delitos en materia de armas, </w:t>
+      </w:r>
+      <w:r>
+        <w:t>explosivos y otros materiales destructivos - Tráfico ilícito de armas, explosivos y otros materiales destructivos</w:t>
       </w:r>
     </w:p>
     <w:p>
@@ -1825,7 +1893,10 @@
       </w:pPr>
       <w:r>
         <w:lastRenderedPageBreak/>
-        <w:t>Delitos contra la salud relacionados con narcóticos (excluyendo posesión sin fines de comercio o suministro)</w:t>
+        <w:t>Delitos contra la salud relacionados con narcó</w:t>
+      </w:r>
+      <w:r>
+        <w:t>ticos (excluyendo posesión sin fines de comercio o suministro)</w:t>
       </w:r>
     </w:p>
     <w:p>
@@ -1880,7 +1951,10 @@
         </w:numPr>
       </w:pPr>
       <w:r>
-        <w:t>Delitos federales contra la salud relacionados con narcóticos - Comercio de narcóticos</w:t>
+        <w:t>Delitos federales contra la salud relacionados con narcótico</w:t>
+      </w:r>
+      <w:r>
+        <w:t>s - Comercio de narcóticos</w:t>
       </w:r>
     </w:p>
     <w:p>
@@ -1913,7 +1987,10 @@
         </w:numPr>
       </w:pPr>
       <w:r>
-        <w:t>Delitos federales contra la salud relacionados con narcóticos - Otros</w:t>
+        <w:t xml:space="preserve">Delitos federales contra la salud relacionados con </w:t>
+      </w:r>
+      <w:r>
+        <w:t>narcóticos - Otros</w:t>
       </w:r>
     </w:p>
     <w:p>
@@ -1946,7 +2023,10 @@
         </w:numPr>
       </w:pPr>
       <w:r>
-        <w:t>Delitos federales contra la salud relacionados con narcóticos - Suministro de narcóticos</w:t>
+        <w:t>Delitos federale</w:t>
+      </w:r>
+      <w:r>
+        <w:t>s contra la salud relacionados con narcóticos - Suministro de narcóticos</w:t>
       </w:r>
     </w:p>
     <w:p>
@@ -1979,7 +2059,10 @@
         </w:numPr>
       </w:pPr>
       <w:r>
-        <w:t>Otras Modalidades distintas a las anteriores relacionadas con Narcóticos</w:t>
+        <w:t>Otras Mo</w:t>
+      </w:r>
+      <w:r>
+        <w:t>dalidades distintas a las anteriores relacionadas con Narcóticos</w:t>
       </w:r>
     </w:p>
     <w:p>
@@ -2028,7 +2111,10 @@
         </w:numPr>
       </w:pPr>
       <w:r>
-        <w:t>Producción de narcóticos</w:t>
+        <w:t>Producción de narcót</w:t>
+      </w:r>
+      <w:r>
+        <w:t>icos</w:t>
       </w:r>
     </w:p>
     <w:p>
@@ -2127,7 +2213,10 @@
         </w:numPr>
       </w:pPr>
       <w:r>
-        <w:t>Delitos contra la salud relacionados con narcóticos en su modalidad de narcomenudeo (excluyendo posesión sin fines de comercio o suministro)</w:t>
+        <w:t xml:space="preserve">Delitos contra la salud relacionados con narcóticos en </w:t>
+      </w:r>
+      <w:r>
+        <w:t>su modalidad de narcomenudeo (excluyendo posesión sin fines de comercio o suministro)</w:t>
       </w:r>
     </w:p>
     <w:p>
@@ -2160,7 +2249,10 @@
         </w:numPr>
       </w:pPr>
       <w:r>
-        <w:t>Delitos contra la salud relacionados con narcóticos en su modalidad de narcomenudeo - Comercio de narcóticos</w:t>
+        <w:t>Delitos contra la salud relacionados c</w:t>
+      </w:r>
+      <w:r>
+        <w:t>on narcóticos en su modalidad de narcomenudeo - Comercio de narcóticos</w:t>
       </w:r>
     </w:p>
     <w:p>
@@ -2183,7 +2275,10 @@
         </w:numPr>
       </w:pPr>
       <w:r>
-        <w:t>Delitos contra la salud relacionados con narcóticos en su modalidad de narcomenudeo - No identificado</w:t>
+        <w:t>Delitos contra la salud relacionados con narcóticos en su modalidad de narcomenudeo</w:t>
+      </w:r>
+      <w:r>
+        <w:t xml:space="preserve"> - No identificado</w:t>
       </w:r>
     </w:p>
     <w:p>
@@ -2205,7 +2300,10 @@
         </w:numPr>
       </w:pPr>
       <w:r>
-        <w:t>Delitos contra la salud relacionados con narcóticos en su modalidad de narcomenudeo - Otros delitos contra la salud relacionados con narcóticos en su modalidad de narcomenudeo</w:t>
+        <w:t>Delitos contra la salud relacionados con narcóticos en su modalidad de narcomenudeo - Otros delitos contra la salud relacionados con narcóticos e</w:t>
+      </w:r>
+      <w:r>
+        <w:t>n su modalidad de narcomenudeo</w:t>
       </w:r>
     </w:p>
     <w:p>
@@ -2232,7 +2330,10 @@
         </w:numPr>
       </w:pPr>
       <w:r>
-        <w:t>Delitos contra la salud relacionados con narcóticos en su modalidad de narcomenudeo - Posesión con fines de comercio o suministro de narcóticos</w:t>
+        <w:t>Delitos contra la salud relacionados con narcóticos en su modalidad de narcomenudeo - Posesión con fines de comercio o suministr</w:t>
+      </w:r>
+      <w:r>
+        <w:t>o de narcóticos</w:t>
       </w:r>
     </w:p>
     <w:p>
@@ -2287,7 +2388,10 @@
         </w:numPr>
       </w:pPr>
       <w:r>
-        <w:t>Narcomenudeo en modalidad de venta o suministro</w:t>
+        <w:t>Narcomenudeo en</w:t>
+      </w:r>
+      <w:r>
+        <w:t xml:space="preserve"> modalidad de venta o suministro</w:t>
       </w:r>
     </w:p>
     <w:p>
@@ -2446,7 +2550,10 @@
         </w:numPr>
       </w:pPr>
       <w:r>
-        <w:t>Trata de personas</w:t>
+        <w:t xml:space="preserve">Trata de </w:t>
+      </w:r>
+      <w:r>
+        <w:t>personas</w:t>
       </w:r>
     </w:p>
     <w:p>
@@ -2512,34 +2619,37 @@
         </w:numPr>
       </w:pPr>
       <w:r>
+        <w:t>Trata de personas con fines de explota</w:t>
+      </w:r>
+      <w:r>
+        <w:t>ción sexual</w:t>
+      </w:r>
+    </w:p>
+    <w:p>
+      <w:pPr>
+        <w:numPr>
+          <w:ilvl w:val="3"/>
+          <w:numId w:val="1"/>
+        </w:numPr>
+      </w:pPr>
+      <w:r>
+        <w:t>Trata de personas - Trata de personas con fines de explotación sexual</w:t>
+      </w:r>
+    </w:p>
+    <w:p>
+      <w:pPr>
+        <w:numPr>
+          <w:ilvl w:val="3"/>
+          <w:numId w:val="1"/>
+        </w:numPr>
+      </w:pPr>
+      <w:r>
         <w:t>Trata de personas con fines de explotación sexual</w:t>
       </w:r>
     </w:p>
     <w:p>
       <w:pPr>
         <w:numPr>
-          <w:ilvl w:val="3"/>
-          <w:numId w:val="1"/>
-        </w:numPr>
-      </w:pPr>
-      <w:r>
-        <w:t>Trata de personas - Trata de personas con fines de explotación sexual</w:t>
-      </w:r>
-    </w:p>
-    <w:p>
-      <w:pPr>
-        <w:numPr>
-          <w:ilvl w:val="3"/>
-          <w:numId w:val="1"/>
-        </w:numPr>
-      </w:pPr>
-      <w:r>
-        <w:t>Trata de personas con fines de explotación sexual</w:t>
-      </w:r>
-    </w:p>
-    <w:p>
-      <w:pPr>
-        <w:numPr>
           <w:ilvl w:val="2"/>
           <w:numId w:val="1"/>
         </w:numPr>
@@ -2557,7 +2667,10 @@
       </w:pPr>
       <w:r>
         <w:lastRenderedPageBreak/>
-        <w:t>Trata de personas - Trata de personas con fines de trabajo o servicios forzados</w:t>
+        <w:t xml:space="preserve">Trata de personas - Trata de personas con fines de </w:t>
+      </w:r>
+      <w:r>
+        <w:t>trabajo o servicios forzados</w:t>
       </w:r>
     </w:p>
     <w:p>
@@ -2609,7 +2722,10 @@
         </w:numPr>
       </w:pPr>
       <w:r>
-        <w:t>Trata de personas - Trata de personas con fines de tráfico de órganos</w:t>
+        <w:t>Trata de personas - Trata de personas con fines de tráfi</w:t>
+      </w:r>
+      <w:r>
+        <w:t>co de órganos</w:t>
       </w:r>
     </w:p>
     <w:p>
@@ -2672,11 +2788,24 @@
         <w:rPr>
           <w:b/>
           <w:bCs/>
+          <w:highlight w:val="green"/>
         </w:rPr>
         <w:t>Otros delitos asociados a la delincuencia organizada</w:t>
       </w:r>
       <w:r>
-        <w:t xml:space="preserve"> (excluyendo los contenidos en la Convención de Palermo y de delincuencia organizada)</w:t>
+        <w:rPr>
+          <w:highlight w:val="green"/>
+        </w:rPr>
+        <w:t xml:space="preserve"> (excluyendo los contenidos</w:t>
+      </w:r>
+      <w:r>
+        <w:t xml:space="preserve"> </w:t>
+      </w:r>
+      <w:r>
+        <w:rPr>
+          <w:highlight w:val="green"/>
+        </w:rPr>
+        <w:t>en la Convención de Palermo y de delincuencia organizada)</w:t>
       </w:r>
     </w:p>
     <w:p>
@@ -2731,7 +2860,10 @@
         </w:numPr>
       </w:pPr>
       <w:r>
-        <w:t>Delitos en materia de armas de fuego, explosivos y otros materiales destructivos</w:t>
+        <w:t>Delitos en materia de armas de fuego, explosivos y otros materiales destr</w:t>
+      </w:r>
+      <w:r>
+        <w:t>uctivos</w:t>
       </w:r>
     </w:p>
     <w:p>
@@ -2775,7 +2907,10 @@
         </w:numPr>
       </w:pPr>
       <w:r>
-        <w:t>Delitos en materia de armas, explosivos y otros materiales destructivos - No identificado</w:t>
+        <w:t>Delitos en materia de armas, explosiv</w:t>
+      </w:r>
+      <w:r>
+        <w:t>os y otros materiales destructivos - No identificado</w:t>
       </w:r>
     </w:p>
     <w:p>
@@ -2805,7 +2940,10 @@
       </w:r>
       <w:proofErr w:type="gramEnd"/>
       <w:r>
-        <w:t xml:space="preserve"> la Ley Federal de Armas de Fuego y Explosivos</w:t>
+        <w:t xml:space="preserve"> la Ley Federal de Armas de Fu</w:t>
+      </w:r>
+      <w:r>
+        <w:t>ego y Explosivos</w:t>
       </w:r>
     </w:p>
     <w:p>
@@ -2849,7 +2987,10 @@
         </w:numPr>
       </w:pPr>
       <w:r>
-        <w:t>Otros delitos en materia de armas, explosivos y otros materiales destructivos</w:t>
+        <w:t>Otros delitos en materia de armas, explosivos y otros material</w:t>
+      </w:r>
+      <w:r>
+        <w:t>es destructivos</w:t>
       </w:r>
     </w:p>
     <w:p>
@@ -2893,7 +3034,10 @@
         </w:numPr>
       </w:pPr>
       <w:r>
-        <w:t>Delitos en materia de armas, explosivos y otros materiales destructivos - Portación ilícita de armas</w:t>
+        <w:t xml:space="preserve">Delitos en materia de armas, </w:t>
+      </w:r>
+      <w:r>
+        <w:t>explosivos y otros materiales destructivos - Portación ilícita de armas</w:t>
       </w:r>
     </w:p>
     <w:p>
@@ -2926,7 +3070,10 @@
         </w:numPr>
       </w:pPr>
       <w:r>
-        <w:t>Posesión ilícita de armas, cartuchos y cargadores</w:t>
+        <w:t>Posesión ilícita de armas, cartuc</w:t>
+      </w:r>
+      <w:r>
+        <w:t>hos y cargadores</w:t>
       </w:r>
     </w:p>
     <w:p>
@@ -3012,7 +3159,10 @@
         </w:numPr>
       </w:pPr>
       <w:r>
-        <w:t>Corrupción de menores e incapaces</w:t>
+        <w:t>Corrupción de me</w:t>
+      </w:r>
+      <w:r>
+        <w:t>nores e incapaces</w:t>
       </w:r>
     </w:p>
     <w:p>
@@ -3067,7 +3217,10 @@
         </w:numPr>
       </w:pPr>
       <w:r>
-        <w:t>Delitos en materia de Instituciones de crédito, inversión, fianzas y seguros</w:t>
+        <w:t>Delitos</w:t>
+      </w:r>
+      <w:r>
+        <w:t xml:space="preserve"> en materia de Instituciones de crédito, inversión, fianzas y seguros</w:t>
       </w:r>
     </w:p>
     <w:p>
@@ -3100,7 +3253,10 @@
         </w:numPr>
       </w:pPr>
       <w:r>
-        <w:t>Delitos contra el libre desarrollo de la personalidad y la libertad personal</w:t>
+        <w:t>Delitos contra el libre desarrollo de l</w:t>
+      </w:r>
+      <w:r>
+        <w:t>a personalidad y la libertad personal</w:t>
       </w:r>
     </w:p>
     <w:p>
@@ -3177,7 +3333,10 @@
         </w:numPr>
       </w:pPr>
       <w:r>
-        <w:t>Delitos contra el libre desarrollo de la personalidad - Otros delitos contra el libre desarrollo de la personalidad</w:t>
+        <w:t>Delitos contra el libre desarrollo de la personalidad - Otros delitos contra el libre desarrollo de la personali</w:t>
+      </w:r>
+      <w:r>
+        <w:t>dad</w:t>
       </w:r>
     </w:p>
     <w:p>
@@ -3243,7 +3402,10 @@
         </w:numPr>
       </w:pPr>
       <w:r>
-        <w:t>Otros delitos que atentan contra la libertad personal con fines de lucro</w:t>
+        <w:t xml:space="preserve">Otros delitos que </w:t>
+      </w:r>
+      <w:r>
+        <w:t>atentan contra la libertad personal con fines de lucro</w:t>
       </w:r>
     </w:p>
     <w:p>
@@ -3298,7 +3460,10 @@
         </w:numPr>
       </w:pPr>
       <w:r>
-        <w:t>Daño en la propiedad</w:t>
+        <w:t>Daño en la propie</w:t>
+      </w:r>
+      <w:r>
+        <w:t>dad</w:t>
       </w:r>
     </w:p>
     <w:p>
@@ -3375,7 +3540,10 @@
         </w:numPr>
       </w:pPr>
       <w:r>
-        <w:t>Otros delitos que atenten contra el patrimonio</w:t>
+        <w:t>Otros delitos que a</w:t>
+      </w:r>
+      <w:r>
+        <w:t>tenten contra el patrimonio</w:t>
       </w:r>
     </w:p>
     <w:p>
@@ -3430,7 +3598,10 @@
         </w:numPr>
       </w:pPr>
       <w:r>
-        <w:t>Delitos contra la administración de justicia - En materia de amparo</w:t>
+        <w:t xml:space="preserve">Delitos contra la </w:t>
+      </w:r>
+      <w:r>
+        <w:t>administración de justicia - En materia de amparo</w:t>
       </w:r>
     </w:p>
     <w:p>
@@ -3463,7 +3634,10 @@
         </w:numPr>
       </w:pPr>
       <w:r>
-        <w:t>Delitos contra la administración de justicia - Otros delitos contra la administración de justicia</w:t>
+        <w:t>Delitos contra la administración de justicia - Otros delitos contra la administr</w:t>
+      </w:r>
+      <w:r>
+        <w:t>ación de justicia</w:t>
       </w:r>
     </w:p>
     <w:p>
@@ -3530,7 +3704,10 @@
         </w:numPr>
       </w:pPr>
       <w:r>
-        <w:t>Delitos contra la autoridad</w:t>
+        <w:t xml:space="preserve">Delitos contra la </w:t>
+      </w:r>
+      <w:r>
+        <w:t>autoridad</w:t>
       </w:r>
     </w:p>
     <w:p>
@@ -3585,7 +3762,10 @@
         </w:numPr>
       </w:pPr>
       <w:r>
-        <w:t>Delitos contra la seguridad de los datos y/o sistemas o equipos informáticos</w:t>
+        <w:t>Delitos contra la seguridad de los datos y/o sistemas o equipos i</w:t>
+      </w:r>
+      <w:r>
+        <w:t>nformáticos</w:t>
       </w:r>
     </w:p>
     <w:p>
@@ -3618,7 +3798,10 @@
         </w:numPr>
       </w:pPr>
       <w:r>
-        <w:t>Delitos contra la seguridad de los datos y/o sistemas o equipos informáticos - Interferir en el buen funcionamiento de sistemas o equipos informáticos</w:t>
+        <w:t>Delitos co</w:t>
+      </w:r>
+      <w:r>
+        <w:t>ntra la seguridad de los datos y/o sistemas o equipos informáticos - Interferir en el buen funcionamiento de sistemas o equipos informáticos</w:t>
       </w:r>
     </w:p>
     <w:p>
@@ -3640,7 +3823,10 @@
         </w:numPr>
       </w:pPr>
       <w:r>
-        <w:t>Delitos contra la seguridad de los datos y/o sistemas o equipos informáticos - No identificado</w:t>
+        <w:t>Delitos contra la se</w:t>
+      </w:r>
+      <w:r>
+        <w:t>guridad de los datos y/o sistemas o equipos informáticos - No identificado</w:t>
       </w:r>
     </w:p>
     <w:p>
@@ -3662,7 +3848,10 @@
         </w:numPr>
       </w:pPr>
       <w:r>
-        <w:t>Delitos contra la seguridad de los sistemas y/o equipos informáticos</w:t>
+        <w:t>Delitos contra la s</w:t>
+      </w:r>
+      <w:r>
+        <w:t>eguridad de los sistemas y/o equipos informáticos</w:t>
       </w:r>
     </w:p>
     <w:p>
@@ -3695,7 +3884,10 @@
         </w:numPr>
       </w:pPr>
       <w:r>
-        <w:t>Revelación de secretos y acceso ilícito a sistemas y equipos de informática</w:t>
+        <w:t xml:space="preserve">Revelación de secretos y acceso ilícito a sistemas </w:t>
+      </w:r>
+      <w:r>
+        <w:t>y equipos de informática</w:t>
       </w:r>
     </w:p>
     <w:p>
@@ -3761,7 +3953,10 @@
         </w:numPr>
       </w:pPr>
       <w:r>
-        <w:t>Delitos Contra la Seguridad Pública</w:t>
+        <w:t>Delitos Contra la Segurid</w:t>
+      </w:r>
+      <w:r>
+        <w:t>ad Pública</w:t>
       </w:r>
     </w:p>
     <w:p>
@@ -3816,7 +4011,10 @@
         </w:numPr>
       </w:pPr>
       <w:r>
-        <w:t>Otros delitos que atenten contra la Seguridad Pública</w:t>
+        <w:t xml:space="preserve">Otros delitos que atenten </w:t>
+      </w:r>
+      <w:r>
+        <w:t>contra la Seguridad Pública</w:t>
       </w:r>
     </w:p>
     <w:p>
@@ -3871,7 +4069,10 @@
         </w:numPr>
       </w:pPr>
       <w:r>
-        <w:t>Delitos contra la vida y la integridad corporal</w:t>
+        <w:t>Delitos contra la vida y</w:t>
+      </w:r>
+      <w:r>
+        <w:t xml:space="preserve"> la integridad corporal</w:t>
       </w:r>
     </w:p>
     <w:p>
@@ -3927,7 +4128,10 @@
         </w:numPr>
       </w:pPr>
       <w:r>
-        <w:t>Otros Delitos que atentan contra la vida y la integridad corporal</w:t>
+        <w:t>Otros Delitos que atentan con</w:t>
+      </w:r>
+      <w:r>
+        <w:t>tra la vida y la integridad corporal</w:t>
       </w:r>
     </w:p>
     <w:p>
@@ -3971,7 +4175,10 @@
         </w:numPr>
       </w:pPr>
       <w:r>
-        <w:t>Delitos Electorales y en Materia de Registro Nacional de Ciudadanos</w:t>
+        <w:t xml:space="preserve">Delitos Electorales y en Materia de Registro </w:t>
+      </w:r>
+      <w:r>
+        <w:t>Nacional de Ciudadanos</w:t>
       </w:r>
     </w:p>
     <w:p>
@@ -4045,7 +4252,10 @@
         </w:numPr>
       </w:pPr>
       <w:r>
-        <w:t>Delitos en materia de vías de comunicación y correspondencia</w:t>
+        <w:t>Delitos en materia de vías de c</w:t>
+      </w:r>
+      <w:r>
+        <w:t>omunicación y correspondencia</w:t>
       </w:r>
     </w:p>
     <w:p>
@@ -4111,7 +4321,10 @@
         </w:numPr>
       </w:pPr>
       <w:r>
-        <w:t>Delitos en materia fiscal</w:t>
+        <w:t>Delitos en materi</w:t>
+      </w:r>
+      <w:r>
+        <w:t>a fiscal</w:t>
       </w:r>
     </w:p>
     <w:p>
@@ -4276,7 +4489,10 @@
         </w:numPr>
       </w:pPr>
       <w:r>
-        <w:t>Conductas antisociales del Fuero Federal</w:t>
+        <w:t>Conductas antisocia</w:t>
+      </w:r>
+      <w:r>
+        <w:t>les del Fuero Federal</w:t>
       </w:r>
     </w:p>
     <w:p>
@@ -4364,7 +4580,10 @@
         </w:numPr>
       </w:pPr>
       <w:r>
-        <w:t>Delitos Contra la Humanidad</w:t>
+        <w:t xml:space="preserve">Delitos Contra </w:t>
+      </w:r>
+      <w:r>
+        <w:t>la Humanidad</w:t>
       </w:r>
     </w:p>
     <w:p>
@@ -4408,7 +4627,10 @@
         </w:numPr>
       </w:pPr>
       <w:r>
-        <w:t>Delitos previstos en la Ley General de Población</w:t>
+        <w:t>Delitos previstos en la Ley General de P</w:t>
+      </w:r>
+      <w:r>
+        <w:t>oblación</w:t>
       </w:r>
     </w:p>
     <w:p>
@@ -4497,7 +4719,10 @@
         </w:numPr>
       </w:pPr>
       <w:r>
-        <w:t>Ley Federal sobre Monumentos y Zonas Arqueológicos, Artísticos e Históricos</w:t>
+        <w:t xml:space="preserve">Ley Federal sobre </w:t>
+      </w:r>
+      <w:r>
+        <w:t>Monumentos y Zonas Arqueológicos, Artísticos e Históricos</w:t>
       </w:r>
     </w:p>
     <w:p>
@@ -4596,7 +4821,10 @@
         </w:numPr>
       </w:pPr>
       <w:r>
-        <w:t>Otros delitos cometidos contra el servicio público</w:t>
+        <w:t xml:space="preserve">Otros delitos cometidos contra el </w:t>
+      </w:r>
+      <w:r>
+        <w:t>servicio público</w:t>
       </w:r>
     </w:p>
     <w:p>
@@ -4662,7 +4890,10 @@
         </w:numPr>
       </w:pPr>
       <w:r>
-        <w:t>Otros delitos contra la sociedad</w:t>
+        <w:t>Otros delitos contra la socieda</w:t>
+      </w:r>
+      <w:r>
+        <w:t>d</w:t>
       </w:r>
     </w:p>
     <w:p>
@@ -4736,7 +4967,10 @@
       </w:r>
       <w:proofErr w:type="spellEnd"/>
       <w:r>
-        <w:t xml:space="preserve"> hechos de corrupción, ejercicio abusivo o indebido y tráfico de influencias)</w:t>
+        <w:t xml:space="preserve"> hechos de corrupción, ejercicio abusivo o in</w:t>
+      </w:r>
+      <w:r>
+        <w:t>debido y tráfico de influencias)</w:t>
       </w:r>
     </w:p>
     <w:p>
@@ -4802,7 +5036,10 @@
         </w:numPr>
       </w:pPr>
       <w:r>
-        <w:t>Responsabilidad de servidores públicos</w:t>
+        <w:t xml:space="preserve">Responsabilidad de servidores </w:t>
+      </w:r>
+      <w:r>
+        <w:t>públicos</w:t>
       </w:r>
     </w:p>
     <w:p>
@@ -4835,7 +5072,10 @@
         </w:numPr>
       </w:pPr>
       <w:r>
-        <w:t>Caza, pesca o tala ilegal de flora o fauna silvestres en peligro de extinción, amenazadas o sujetas a protección</w:t>
+        <w:t>Caza, pesca o ta</w:t>
+      </w:r>
+      <w:r>
+        <w:t>la ilegal de flora o fauna silvestres en peligro de extinción, amenazadas o sujetas a protección</w:t>
       </w:r>
     </w:p>
     <w:p>
@@ -4890,7 +5130,10 @@
         </w:numPr>
       </w:pPr>
       <w:r>
-        <w:t xml:space="preserve">Delitos ambientales (Previstos en el Código Penal Federal y en la Ley General del Equilibrio Ecológico y la Protección al </w:t>
+        <w:t>Delitos a</w:t>
+      </w:r>
+      <w:r>
+        <w:t xml:space="preserve">mbientales (Previstos en el Código Penal Federal y en la Ley General del Equilibrio Ecológico y la Protección al </w:t>
       </w:r>
       <w:proofErr w:type="spellStart"/>
       <w:r>
@@ -4929,18 +5172,24 @@
         </w:numPr>
       </w:pPr>
       <w:r>
-        <w:t>Delitos contra el medio ambiente, el equilibrio ecológico y la gestión ambiental - Caza, pesca o tala ilegal de flora o fauna silvestres en peligro de extinción, amenazadas o sujetas a protección</w:t>
-      </w:r>
-    </w:p>
-    <w:p>
-      <w:pPr>
-        <w:numPr>
-          <w:ilvl w:val="1"/>
-          <w:numId w:val="1"/>
-        </w:numPr>
-      </w:pPr>
-      <w:r>
-        <w:t>Delitos contra el medio ambiente, el equilibrio ecológico y la gestión ambiental - Daños a los ecosistemas o sus elementos</w:t>
+        <w:t>Delito</w:t>
+      </w:r>
+      <w:r>
+        <w:t>s contra el medio ambiente, el equilibrio ecológico y la gestión ambiental - Caza, pesca o tala ilegal de flora o fauna silvestres en peligro de extinción, amenazadas o sujetas a protección</w:t>
+      </w:r>
+    </w:p>
+    <w:p>
+      <w:pPr>
+        <w:numPr>
+          <w:ilvl w:val="1"/>
+          <w:numId w:val="1"/>
+        </w:numPr>
+      </w:pPr>
+      <w:r>
+        <w:t>Delitos contra el medio ambiente, el equilibrio ecológico y la ges</w:t>
+      </w:r>
+      <w:r>
+        <w:t>tión ambiental - Daños a los ecosistemas o sus elementos</w:t>
       </w:r>
     </w:p>
     <w:p>
@@ -4973,18 +5222,24 @@
         </w:numPr>
       </w:pPr>
       <w:r>
-        <w:t>Delitos contra el medio ambiente, el equilibrio ecológico y la gestión ambiental - Otros delitos contra el medio ambiente, el equilibrio ecológico y la gestión ambiental</w:t>
-      </w:r>
-    </w:p>
-    <w:p>
-      <w:pPr>
-        <w:numPr>
-          <w:ilvl w:val="1"/>
-          <w:numId w:val="1"/>
-        </w:numPr>
-      </w:pPr>
-      <w:r>
-        <w:t>Delitos contra el medio ambiente, el equilibrio ecológico y la gestión ambiental - Transporte o manejo de residuos peligrosos</w:t>
+        <w:t>D</w:t>
+      </w:r>
+      <w:r>
+        <w:t>elitos contra el medio ambiente, el equilibrio ecológico y la gestión ambiental - Otros delitos contra el medio ambiente, el equilibrio ecológico y la gestión ambiental</w:t>
+      </w:r>
+    </w:p>
+    <w:p>
+      <w:pPr>
+        <w:numPr>
+          <w:ilvl w:val="1"/>
+          <w:numId w:val="1"/>
+        </w:numPr>
+      </w:pPr>
+      <w:r>
+        <w:t>Delitos contra el medio ambiente, el equilibrio ecológico y la gestión ambiental - Tran</w:t>
+      </w:r>
+      <w:r>
+        <w:t>sporte o manejo de residuos peligrosos</w:t>
       </w:r>
     </w:p>
     <w:p>
@@ -5080,7 +5335,10 @@
         </w:numPr>
       </w:pPr>
       <w:r>
-        <w:t>Delitos contra la salud no relacionados con narcóticos</w:t>
+        <w:t xml:space="preserve">Delitos contra la salud no </w:t>
+      </w:r>
+      <w:r>
+        <w:t>relacionados con narcóticos</w:t>
       </w:r>
     </w:p>
     <w:p>
@@ -5135,7 +5393,10 @@
         </w:numPr>
       </w:pPr>
       <w:r>
-        <w:t>Delitos en materia de migración</w:t>
+        <w:t>Delito</w:t>
+      </w:r>
+      <w:r>
+        <w:t>s en materia de migración</w:t>
       </w:r>
     </w:p>
     <w:p>
@@ -5267,7 +5528,10 @@
         </w:numPr>
       </w:pPr>
       <w:r>
-        <w:t>Delitos por hechos de corrupción - Cohecho</w:t>
+        <w:t>Delitos por hecho</w:t>
+      </w:r>
+      <w:r>
+        <w:t>s de corrupción - Cohecho</w:t>
       </w:r>
     </w:p>
     <w:p>
@@ -5312,7 +5576,10 @@
         </w:numPr>
       </w:pPr>
       <w:r>
-        <w:t>Delitos por hechos de corrupción - No identificado</w:t>
+        <w:t xml:space="preserve">Delitos por hechos de corrupción - No </w:t>
+      </w:r>
+      <w:r>
+        <w:t>identificado</w:t>
       </w:r>
     </w:p>
     <w:p>
@@ -5499,7 +5766,10 @@
         </w:numPr>
       </w:pPr>
       <w:r>
-        <w:t>Robo - Robo a institución bancaria</w:t>
+        <w:t>Robo - Robo</w:t>
+      </w:r>
+      <w:r>
+        <w:t xml:space="preserve"> a institución bancaria</w:t>
       </w:r>
     </w:p>
     <w:p>
@@ -5576,7 +5846,10 @@
         </w:numPr>
       </w:pPr>
       <w:r>
-        <w:t>Robo - Robo de energía eléctrica</w:t>
+        <w:t>Robo - Robo de ener</w:t>
+      </w:r>
+      <w:r>
+        <w:t>gía eléctrica</w:t>
       </w:r>
     </w:p>
     <w:p>
@@ -5664,7 +5937,10 @@
         </w:numPr>
       </w:pPr>
       <w:r>
-        <w:t>Robo a institución bancaria</w:t>
+        <w:t xml:space="preserve">Robo a </w:t>
+      </w:r>
+      <w:r>
+        <w:t>institución bancaria</w:t>
       </w:r>
     </w:p>
     <w:p>
@@ -5752,7 +6028,10 @@
         </w:numPr>
       </w:pPr>
       <w:r>
-        <w:t>Robo a transportista</w:t>
+        <w:t xml:space="preserve">Robo a </w:t>
+      </w:r>
+      <w:r>
+        <w:t>transportista</w:t>
       </w:r>
     </w:p>
     <w:p>
@@ -5863,7 +6142,10 @@
         </w:numPr>
       </w:pPr>
       <w:r>
-        <w:t>Robo en transporte publico individual</w:t>
+        <w:t xml:space="preserve">Robo en transporte publico </w:t>
+      </w:r>
+      <w:r>
+        <w:t>individual</w:t>
       </w:r>
     </w:p>
     <w:p>
@@ -5918,7 +6200,10 @@
         </w:numPr>
       </w:pPr>
       <w:r>
-        <w:t>Posesión ilícita de hidrocarburos y sus derivados</w:t>
+        <w:t>Posesión ilícita de hidrocarburos y sus d</w:t>
+      </w:r>
+      <w:r>
+        <w:t>erivados</w:t>
       </w:r>
     </w:p>
     <w:p>
@@ -5962,7 +6247,10 @@
         </w:numPr>
       </w:pPr>
       <w:r>
-        <w:t>Narcomenudeo en modalidad de posesión simple</w:t>
+        <w:t>Nar</w:t>
+      </w:r>
+      <w:r>
+        <w:t>comenudeo en modalidad de posesión simple</w:t>
       </w:r>
     </w:p>
     <w:p>
@@ -6116,7 +6404,7 @@
 </file>
 
 <file path=word/numbering.xml><?xml version="1.0" encoding="utf-8"?>
-<w:numbering xmlns:wpc="http://schemas.microsoft.com/office/word/2010/wordprocessingCanvas" xmlns:cx="http://schemas.microsoft.com/office/drawing/2014/chartex" xmlns:cx1="http://schemas.microsoft.com/office/drawing/2015/9/8/chartex" xmlns:cx2="http://schemas.microsoft.com/office/drawing/2015/10/21/chartex" xmlns:cx3="http://schemas.microsoft.com/office/drawing/2016/5/9/chartex" xmlns:cx4="http://schemas.microsoft.com/office/drawing/2016/5/10/chartex" xmlns:cx5="http://schemas.microsoft.com/office/drawing/2016/5/11/chartex" xmlns:cx6="http://schemas.microsoft.com/office/drawing/2016/5/12/chartex" xmlns:cx7="http://schemas.microsoft.com/office/drawing/2016/5/13/chartex" xmlns:cx8="http://schemas.microsoft.com/office/drawing/2016/5/14/chartex" xmlns:mc="http://schemas.openxmlformats.org/markup-compatibility/2006" xmlns:aink="http://schemas.microsoft.com/office/drawing/2016/ink" xmlns:am3d="http://schemas.microsoft.com/office/drawing/2017/model3d" xmlns:o="urn:schemas-microsoft-com:office:office" xmlns:oel="http://schemas.microsoft.com/office/2019/extlst" xmlns:r="http://schemas.openxmlformats.org/officeDocument/2006/relationships" xmlns:m="http://schemas.openxmlformats.org/officeDocument/2006/math" xmlns:v="urn:schemas-microsoft-com:vml" xmlns:wp14="http://schemas.microsoft.com/office/word/2010/wordprocessingDrawing" xmlns:wp="http://schemas.openxmlformats.org/drawingml/2006/wordprocessingDrawing" xmlns:w10="urn:schemas-microsoft-com:office:word" xmlns:w="http://schemas.openxmlformats.org/wordprocessingml/2006/main" xmlns:w14="http://schemas.microsoft.com/office/word/2010/wordml" xmlns:w15="http://schemas.microsoft.com/office/word/2012/wordml" xmlns:w16cex="http://schemas.microsoft.com/office/word/2018/wordml/cex" xmlns:w16cid="http://schemas.microsoft.com/office/word/2016/wordml/cid" xmlns:w16="http://schemas.microsoft.com/office/word/2018/wordml" xmlns:w16du="http://schemas.microsoft.com/office/word/2023/wordml/word16du" xmlns:w16sdtdh="http://schemas.microsoft.com/office/word/2020/wordml/sdtdatahash" xmlns:w16sdtfl="http://schemas.microsoft.com/office/word/2024/wordml/sdtformatlock" xmlns:w16se="http://schemas.microsoft.com/office/word/2015/wordml/symex" xmlns:wpg="http://schemas.microsoft.com/office/word/2010/wordprocessingGroup" xmlns:wpi="http://schemas.microsoft.com/office/word/2010/wordprocessingInk" xmlns:wne="http://schemas.microsoft.com/office/word/2006/wordml" xmlns:wps="http://schemas.microsoft.com/office/word/2010/wordprocessingShape" mc:Ignorable="w14 w15 w16se w16cid w16 w16cex w16sdtdh w16sdtfl w16du wp14">
+<w:numbering xmlns:wpc="http://schemas.microsoft.com/office/word/2010/wordprocessingCanvas" xmlns:cx="http://schemas.microsoft.com/office/drawing/2014/chartex" xmlns:cx1="http://schemas.microsoft.com/office/drawing/2015/9/8/chartex" xmlns:cx2="http://schemas.microsoft.com/office/drawing/2015/10/21/chartex" xmlns:cx3="http://schemas.microsoft.com/office/drawing/2016/5/9/chartex" xmlns:cx4="http://schemas.microsoft.com/office/drawing/2016/5/10/chartex" xmlns:cx5="http://schemas.microsoft.com/office/drawing/2016/5/11/chartex" xmlns:cx6="http://schemas.microsoft.com/office/drawing/2016/5/12/chartex" xmlns:cx7="http://schemas.microsoft.com/office/drawing/2016/5/13/chartex" xmlns:cx8="http://schemas.microsoft.com/office/drawing/2016/5/14/chartex" xmlns:mc="http://schemas.openxmlformats.org/markup-compatibility/2006" xmlns:aink="http://schemas.microsoft.com/office/drawing/2016/ink" xmlns:am3d="http://schemas.microsoft.com/office/drawing/2017/model3d" xmlns:o="urn:schemas-microsoft-com:office:office" xmlns:r="http://schemas.openxmlformats.org/officeDocument/2006/relationships" xmlns:m="http://schemas.openxmlformats.org/officeDocument/2006/math" xmlns:v="urn:schemas-microsoft-com:vml" xmlns:wp14="http://schemas.microsoft.com/office/word/2010/wordprocessingDrawing" xmlns:wp="http://schemas.openxmlformats.org/drawingml/2006/wordprocessingDrawing" xmlns:w10="urn:schemas-microsoft-com:office:word" xmlns:w="http://schemas.openxmlformats.org/wordprocessingml/2006/main" xmlns:w14="http://schemas.microsoft.com/office/word/2010/wordml" xmlns:w15="http://schemas.microsoft.com/office/word/2012/wordml" xmlns:w16cex="http://schemas.microsoft.com/office/word/2018/wordml/cex" xmlns:w16cid="http://schemas.microsoft.com/office/word/2016/wordml/cid" xmlns:w16="http://schemas.microsoft.com/office/word/2018/wordml" xmlns:w16sdtdh="http://schemas.microsoft.com/office/word/2020/wordml/sdtdatahash" xmlns:w16se="http://schemas.microsoft.com/office/word/2015/wordml/symex" xmlns:wpg="http://schemas.microsoft.com/office/word/2010/wordprocessingGroup" xmlns:wpi="http://schemas.microsoft.com/office/word/2010/wordprocessingInk" xmlns:wne="http://schemas.microsoft.com/office/word/2006/wordml" xmlns:wps="http://schemas.microsoft.com/office/word/2010/wordprocessingShape" mc:Ignorable="w14 w15 w16se w16cid w16 w16cex w16sdtdh wp14">
   <w:abstractNum w:abstractNumId="0" w15:restartNumberingAfterBreak="0">
     <w:nsid w:val="414378E0"/>
     <w:multiLevelType w:val="multilevel"/>
@@ -6343,17 +6631,17 @@
       </w:rPr>
     </w:lvl>
   </w:abstractNum>
-  <w:num w:numId="1" w16cid:durableId="1272935097">
+  <w:num w:numId="1">
     <w:abstractNumId w:val="1"/>
   </w:num>
-  <w:num w:numId="2" w16cid:durableId="1991516503">
+  <w:num w:numId="2">
     <w:abstractNumId w:val="0"/>
   </w:num>
 </w:numbering>
 </file>
 
 <file path=word/styles.xml><?xml version="1.0" encoding="utf-8"?>
-<w:styles xmlns:mc="http://schemas.openxmlformats.org/markup-compatibility/2006" xmlns:r="http://schemas.openxmlformats.org/officeDocument/2006/relationships" xmlns:w="http://schemas.openxmlformats.org/wordprocessingml/2006/main" xmlns:w14="http://schemas.microsoft.com/office/word/2010/wordml" xmlns:w15="http://schemas.microsoft.com/office/word/2012/wordml" xmlns:w16cex="http://schemas.microsoft.com/office/word/2018/wordml/cex" xmlns:w16cid="http://schemas.microsoft.com/office/word/2016/wordml/cid" xmlns:w16="http://schemas.microsoft.com/office/word/2018/wordml" xmlns:w16du="http://schemas.microsoft.com/office/word/2023/wordml/word16du" xmlns:w16sdtdh="http://schemas.microsoft.com/office/word/2020/wordml/sdtdatahash" xmlns:w16sdtfl="http://schemas.microsoft.com/office/word/2024/wordml/sdtformatlock" xmlns:w16se="http://schemas.microsoft.com/office/word/2015/wordml/symex" mc:Ignorable="w14 w15 w16se w16cid w16 w16cex w16sdtdh w16sdtfl w16du">
+<w:styles xmlns:mc="http://schemas.openxmlformats.org/markup-compatibility/2006" xmlns:r="http://schemas.openxmlformats.org/officeDocument/2006/relationships" xmlns:w="http://schemas.openxmlformats.org/wordprocessingml/2006/main" xmlns:w14="http://schemas.microsoft.com/office/word/2010/wordml" xmlns:w15="http://schemas.microsoft.com/office/word/2012/wordml" xmlns:w16cex="http://schemas.microsoft.com/office/word/2018/wordml/cex" xmlns:w16cid="http://schemas.microsoft.com/office/word/2016/wordml/cid" xmlns:w16="http://schemas.microsoft.com/office/word/2018/wordml" xmlns:w16sdtdh="http://schemas.microsoft.com/office/word/2020/wordml/sdtdatahash" xmlns:w16se="http://schemas.microsoft.com/office/word/2015/wordml/symex" mc:Ignorable="w14 w15 w16se w16cid w16 w16cex w16sdtdh">
   <w:docDefaults>
     <w:rPrDefault>
       <w:rPr>

--- a/data/Clasificación de delitos - copia.docx
+++ b/data/Clasificación de delitos - copia.docx
@@ -1,6 +1,6 @@
 
 <file path=word/document.xml><?xml version="1.0" encoding="utf-8"?>
-<w:document xmlns:wpc="http://schemas.microsoft.com/office/word/2010/wordprocessingCanvas" xmlns:cx="http://schemas.microsoft.com/office/drawing/2014/chartex" xmlns:cx1="http://schemas.microsoft.com/office/drawing/2015/9/8/chartex" xmlns:cx2="http://schemas.microsoft.com/office/drawing/2015/10/21/chartex" xmlns:cx3="http://schemas.microsoft.com/office/drawing/2016/5/9/chartex" xmlns:cx4="http://schemas.microsoft.com/office/drawing/2016/5/10/chartex" xmlns:cx5="http://schemas.microsoft.com/office/drawing/2016/5/11/chartex" xmlns:cx6="http://schemas.microsoft.com/office/drawing/2016/5/12/chartex" xmlns:cx7="http://schemas.microsoft.com/office/drawing/2016/5/13/chartex" xmlns:cx8="http://schemas.microsoft.com/office/drawing/2016/5/14/chartex" xmlns:mc="http://schemas.openxmlformats.org/markup-compatibility/2006" xmlns:aink="http://schemas.microsoft.com/office/drawing/2016/ink" xmlns:am3d="http://schemas.microsoft.com/office/drawing/2017/model3d" xmlns:o="urn:schemas-microsoft-com:office:office" xmlns:r="http://schemas.openxmlformats.org/officeDocument/2006/relationships" xmlns:m="http://schemas.openxmlformats.org/officeDocument/2006/math" xmlns:v="urn:schemas-microsoft-com:vml" xmlns:wp14="http://schemas.microsoft.com/office/word/2010/wordprocessingDrawing" xmlns:wp="http://schemas.openxmlformats.org/drawingml/2006/wordprocessingDrawing" xmlns:w10="urn:schemas-microsoft-com:office:word" xmlns:w="http://schemas.openxmlformats.org/wordprocessingml/2006/main" xmlns:w14="http://schemas.microsoft.com/office/word/2010/wordml" xmlns:w15="http://schemas.microsoft.com/office/word/2012/wordml" xmlns:w16cex="http://schemas.microsoft.com/office/word/2018/wordml/cex" xmlns:w16cid="http://schemas.microsoft.com/office/word/2016/wordml/cid" xmlns:w16="http://schemas.microsoft.com/office/word/2018/wordml" xmlns:w16sdtdh="http://schemas.microsoft.com/office/word/2020/wordml/sdtdatahash" xmlns:w16se="http://schemas.microsoft.com/office/word/2015/wordml/symex" xmlns:wpg="http://schemas.microsoft.com/office/word/2010/wordprocessingGroup" xmlns:wpi="http://schemas.microsoft.com/office/word/2010/wordprocessingInk" xmlns:wne="http://schemas.microsoft.com/office/word/2006/wordml" xmlns:wps="http://schemas.microsoft.com/office/word/2010/wordprocessingShape" mc:Ignorable="w14 w15 w16se w16cid w16 w16cex w16sdtdh wp14">
+<w:document xmlns:wpc="http://schemas.microsoft.com/office/word/2010/wordprocessingCanvas" xmlns:cx="http://schemas.microsoft.com/office/drawing/2014/chartex" xmlns:cx1="http://schemas.microsoft.com/office/drawing/2015/9/8/chartex" xmlns:cx2="http://schemas.microsoft.com/office/drawing/2015/10/21/chartex" xmlns:cx3="http://schemas.microsoft.com/office/drawing/2016/5/9/chartex" xmlns:cx4="http://schemas.microsoft.com/office/drawing/2016/5/10/chartex" xmlns:cx5="http://schemas.microsoft.com/office/drawing/2016/5/11/chartex" xmlns:cx6="http://schemas.microsoft.com/office/drawing/2016/5/12/chartex" xmlns:cx7="http://schemas.microsoft.com/office/drawing/2016/5/13/chartex" xmlns:cx8="http://schemas.microsoft.com/office/drawing/2016/5/14/chartex" xmlns:mc="http://schemas.openxmlformats.org/markup-compatibility/2006" xmlns:aink="http://schemas.microsoft.com/office/drawing/2016/ink" xmlns:am3d="http://schemas.microsoft.com/office/drawing/2017/model3d" xmlns:o="urn:schemas-microsoft-com:office:office" xmlns:oel="http://schemas.microsoft.com/office/2019/extlst" xmlns:r="http://schemas.openxmlformats.org/officeDocument/2006/relationships" xmlns:m="http://schemas.openxmlformats.org/officeDocument/2006/math" xmlns:v="urn:schemas-microsoft-com:vml" xmlns:wp14="http://schemas.microsoft.com/office/word/2010/wordprocessingDrawing" xmlns:wp="http://schemas.openxmlformats.org/drawingml/2006/wordprocessingDrawing" xmlns:w10="urn:schemas-microsoft-com:office:word" xmlns:w="http://schemas.openxmlformats.org/wordprocessingml/2006/main" xmlns:w14="http://schemas.microsoft.com/office/word/2010/wordml" xmlns:w15="http://schemas.microsoft.com/office/word/2012/wordml" xmlns:w16cex="http://schemas.microsoft.com/office/word/2018/wordml/cex" xmlns:w16cid="http://schemas.microsoft.com/office/word/2016/wordml/cid" xmlns:w16="http://schemas.microsoft.com/office/word/2018/wordml" xmlns:w16du="http://schemas.microsoft.com/office/word/2023/wordml/word16du" xmlns:w16sdtdh="http://schemas.microsoft.com/office/word/2020/wordml/sdtdatahash" xmlns:w16sdtfl="http://schemas.microsoft.com/office/word/2024/wordml/sdtformatlock" xmlns:w16se="http://schemas.microsoft.com/office/word/2015/wordml/symex" xmlns:wpg="http://schemas.microsoft.com/office/word/2010/wordprocessingGroup" xmlns:wpi="http://schemas.microsoft.com/office/word/2010/wordprocessingInk" xmlns:wne="http://schemas.microsoft.com/office/word/2006/wordml" xmlns:wps="http://schemas.microsoft.com/office/word/2010/wordprocessingShape" mc:Ignorable="w14 w15 w16se w16cid w16 w16cex w16sdtdh w16sdtfl w16du wp14">
   <w:body>
     <w:p>
       <w:r>
@@ -196,10 +196,7 @@
     </w:p>
     <w:p>
       <w:r>
-        <w:t>INEGI, Censo Nacional de Gobierno, Segurida</w:t>
-      </w:r>
-      <w:r>
-        <w:t>d Pública y Sistema Penitenciario Estatales 2011-2020.</w:t>
+        <w:t>INEGI, Censo Nacional de Gobierno, Seguridad Pública y Sistema Penitenciario Estatales 2011-2020.</w:t>
       </w:r>
     </w:p>
     <w:p/>
@@ -212,12 +209,14 @@
         <w:rPr>
           <w:b/>
           <w:bCs/>
+          <w:highlight w:val="darkGray"/>
         </w:rPr>
       </w:pPr>
       <w:r>
         <w:rPr>
           <w:b/>
           <w:bCs/>
+          <w:highlight w:val="darkGray"/>
         </w:rPr>
         <w:t>Aborto</w:t>
       </w:r>
@@ -231,12 +230,14 @@
         <w:rPr>
           <w:b/>
           <w:bCs/>
+          <w:highlight w:val="darkGray"/>
         </w:rPr>
       </w:pPr>
       <w:r>
         <w:rPr>
           <w:b/>
           <w:bCs/>
+          <w:highlight w:val="darkGray"/>
         </w:rPr>
         <w:t>Abuso de confianza y falsedad</w:t>
       </w:r>
@@ -250,12 +251,14 @@
         <w:rPr>
           <w:b/>
           <w:bCs/>
+          <w:highlight w:val="darkGray"/>
         </w:rPr>
       </w:pPr>
       <w:r>
         <w:rPr>
           <w:b/>
           <w:bCs/>
+          <w:highlight w:val="darkGray"/>
         </w:rPr>
         <w:t>Abuso de confianza</w:t>
       </w:r>
@@ -269,12 +272,14 @@
         <w:rPr>
           <w:b/>
           <w:bCs/>
+          <w:highlight w:val="darkGray"/>
         </w:rPr>
       </w:pPr>
       <w:r>
         <w:rPr>
           <w:b/>
           <w:bCs/>
+          <w:highlight w:val="darkGray"/>
         </w:rPr>
         <w:t>Falsedad</w:t>
       </w:r>
@@ -290,6 +295,7 @@
         <w:rPr>
           <w:b/>
           <w:bCs/>
+          <w:highlight w:val="darkGray"/>
         </w:rPr>
         <w:t>Otros delitos sexuales</w:t>
       </w:r>
@@ -306,6 +312,7 @@
         <w:rPr>
           <w:b/>
           <w:bCs/>
+          <w:highlight w:val="darkGray"/>
         </w:rPr>
       </w:pPr>
       <w:r>
@@ -313,97 +320,108 @@
           <w:b/>
           <w:bCs/>
         </w:rPr>
-        <w:sym w:font="Wingdings" w:char="F0E0"/>
+        <w:t xml:space="preserve"> </w:t>
       </w:r>
       <w:r>
         <w:rPr>
           <w:b/>
           <w:bCs/>
-        </w:rPr>
-        <w:t xml:space="preserve"> </w:t>
-      </w:r>
-      <w:r>
+          <w:highlight w:val="darkGray"/>
+        </w:rPr>
+        <w:t>Abuso, acoso y hostigamiento sexual</w:t>
+      </w:r>
+    </w:p>
+    <w:p>
+      <w:pPr>
+        <w:numPr>
+          <w:ilvl w:val="2"/>
+          <w:numId w:val="1"/>
+        </w:numPr>
         <w:rPr>
           <w:b/>
           <w:bCs/>
-        </w:rPr>
-        <w:t>Abuso, acoso y hostigamiento sexual</w:t>
-      </w:r>
-    </w:p>
-    <w:p>
-      <w:pPr>
-        <w:numPr>
-          <w:ilvl w:val="2"/>
-          <w:numId w:val="1"/>
-        </w:numPr>
+          <w:highlight w:val="darkGray"/>
+        </w:rPr>
+      </w:pPr>
+      <w:r>
         <w:rPr>
           <w:b/>
           <w:bCs/>
-        </w:rPr>
-      </w:pPr>
-      <w:r>
+          <w:highlight w:val="darkGray"/>
+        </w:rPr>
+        <w:t>Abuso sexual</w:t>
+      </w:r>
+    </w:p>
+    <w:p>
+      <w:pPr>
+        <w:numPr>
+          <w:ilvl w:val="2"/>
+          <w:numId w:val="1"/>
+        </w:numPr>
         <w:rPr>
           <w:b/>
           <w:bCs/>
-        </w:rPr>
-        <w:t>Abuso sexual</w:t>
-      </w:r>
-    </w:p>
-    <w:p>
-      <w:pPr>
-        <w:numPr>
-          <w:ilvl w:val="2"/>
-          <w:numId w:val="1"/>
-        </w:numPr>
+          <w:highlight w:val="darkGray"/>
+        </w:rPr>
+      </w:pPr>
+      <w:r>
         <w:rPr>
           <w:b/>
           <w:bCs/>
-        </w:rPr>
-      </w:pPr>
-      <w:r>
+          <w:highlight w:val="darkGray"/>
+        </w:rPr>
+        <w:t>Acoso sexual</w:t>
+      </w:r>
+    </w:p>
+    <w:p>
+      <w:pPr>
+        <w:numPr>
+          <w:ilvl w:val="2"/>
+          <w:numId w:val="1"/>
+        </w:numPr>
         <w:rPr>
           <w:b/>
           <w:bCs/>
-        </w:rPr>
-        <w:t>Acoso sexual</w:t>
-      </w:r>
-    </w:p>
-    <w:p>
-      <w:pPr>
-        <w:numPr>
-          <w:ilvl w:val="2"/>
-          <w:numId w:val="1"/>
-        </w:numPr>
+          <w:highlight w:val="darkGray"/>
+        </w:rPr>
+      </w:pPr>
+      <w:r>
         <w:rPr>
           <w:b/>
           <w:bCs/>
-        </w:rPr>
-      </w:pPr>
-      <w:r>
+          <w:highlight w:val="darkGray"/>
+        </w:rPr>
+        <w:t>Hostigamiento sexual</w:t>
+      </w:r>
+    </w:p>
+    <w:p>
+      <w:pPr>
+        <w:numPr>
+          <w:ilvl w:val="1"/>
+          <w:numId w:val="1"/>
+        </w:numPr>
         <w:rPr>
           <w:b/>
           <w:bCs/>
-        </w:rPr>
-        <w:t>Hostigamiento sexual</w:t>
-      </w:r>
-    </w:p>
-    <w:p>
-      <w:pPr>
-        <w:numPr>
-          <w:ilvl w:val="1"/>
-          <w:numId w:val="1"/>
-        </w:numPr>
-        <w:rPr>
+          <w:highlight w:val="darkGray"/>
+        </w:rPr>
+      </w:pPr>
+      <w:r>
+        <w:rPr>
+          <w:rFonts w:ascii="Segoe UI Symbol" w:hAnsi="Segoe UI Symbol" w:cs="Segoe UI Symbol"/>
           <w:b/>
           <w:bCs/>
-        </w:rPr>
-      </w:pPr>
+          <w:highlight w:val="darkGray"/>
+        </w:rPr>
+        <w:t>I</w:t>
+      </w:r>
       <w:r>
         <w:rPr>
           <w:b/>
           <w:bCs/>
-        </w:rPr>
-        <w:t>Incesto</w:t>
+          <w:highlight w:val="darkGray"/>
+        </w:rPr>
+        <w:t>ncesto</w:t>
       </w:r>
     </w:p>
     <w:p>
@@ -415,13 +433,14 @@
         <w:rPr>
           <w:b/>
           <w:bCs/>
+          <w:highlight w:val="darkGray"/>
         </w:rPr>
       </w:pPr>
       <w:r>
         <w:rPr>
           <w:b/>
           <w:bCs/>
-          <w:highlight w:val="yellow"/>
+          <w:highlight w:val="darkGray"/>
         </w:rPr>
         <w:t>Otros delitos sexuales</w:t>
       </w:r>
@@ -435,69 +454,76 @@
         <w:rPr>
           <w:b/>
           <w:bCs/>
+          <w:highlight w:val="darkGray"/>
         </w:rPr>
       </w:pPr>
       <w:r>
         <w:rPr>
           <w:b/>
           <w:bCs/>
-        </w:rPr>
-        <w:t>Cont</w:t>
-      </w:r>
-      <w:r>
+          <w:highlight w:val="darkGray"/>
+        </w:rPr>
+        <w:t>Contra la Libertad y el Normal Desarrollo Psicosexual</w:t>
+      </w:r>
+    </w:p>
+    <w:p>
+      <w:pPr>
+        <w:numPr>
+          <w:ilvl w:val="2"/>
+          <w:numId w:val="1"/>
+        </w:numPr>
         <w:rPr>
           <w:b/>
           <w:bCs/>
-        </w:rPr>
-        <w:t>ra la Libertad y el Normal Desarrollo Psicosexual</w:t>
-      </w:r>
-    </w:p>
-    <w:p>
-      <w:pPr>
-        <w:numPr>
-          <w:ilvl w:val="2"/>
-          <w:numId w:val="1"/>
-        </w:numPr>
+          <w:highlight w:val="darkGray"/>
+        </w:rPr>
+      </w:pPr>
+      <w:r>
         <w:rPr>
           <w:b/>
           <w:bCs/>
-        </w:rPr>
-      </w:pPr>
-      <w:r>
+          <w:highlight w:val="darkGray"/>
+        </w:rPr>
+        <w:t>Delitos Contra la Libertad y el Normal Desarrollo Psicosexual</w:t>
+      </w:r>
+    </w:p>
+    <w:p>
+      <w:pPr>
+        <w:numPr>
+          <w:ilvl w:val="2"/>
+          <w:numId w:val="1"/>
+        </w:numPr>
         <w:rPr>
           <w:b/>
           <w:bCs/>
-        </w:rPr>
-        <w:t>Delitos Contra la Libertad y el Normal Desarrollo Psicosexual</w:t>
-      </w:r>
-    </w:p>
-    <w:p>
-      <w:pPr>
-        <w:numPr>
-          <w:ilvl w:val="2"/>
-          <w:numId w:val="1"/>
-        </w:numPr>
+          <w:highlight w:val="darkGray"/>
+        </w:rPr>
+      </w:pPr>
+      <w:r>
         <w:rPr>
           <w:b/>
           <w:bCs/>
-        </w:rPr>
-      </w:pPr>
-      <w:r>
+          <w:highlight w:val="darkGray"/>
+        </w:rPr>
+        <w:t>La libertad y la seguridad sexual</w:t>
+      </w:r>
+    </w:p>
+    <w:p>
+      <w:pPr>
+        <w:numPr>
+          <w:ilvl w:val="1"/>
+          <w:numId w:val="1"/>
+        </w:numPr>
         <w:rPr>
           <w:b/>
           <w:bCs/>
         </w:rPr>
-        <w:t>La libertad y la seguridad sexual</w:t>
-      </w:r>
-    </w:p>
-    <w:p>
-      <w:pPr>
-        <w:numPr>
-          <w:ilvl w:val="1"/>
-          <w:numId w:val="1"/>
-        </w:numPr>
-      </w:pPr>
-      <w:r>
+      </w:pPr>
+      <w:r>
+        <w:rPr>
+          <w:b/>
+          <w:bCs/>
+        </w:rPr>
         <w:t>Turismo sexual</w:t>
       </w:r>
     </w:p>
@@ -531,10 +557,7 @@
         </w:numPr>
       </w:pPr>
       <w:r>
-        <w:t>Violación</w:t>
-      </w:r>
-      <w:r>
-        <w:t>, estupro, pederastia y rapto</w:t>
+        <w:t>Violación, estupro, pederastia y rapto</w:t>
       </w:r>
     </w:p>
     <w:p>
@@ -545,6 +568,7 @@
         </w:numPr>
       </w:pPr>
       <w:r>
+        <w:lastRenderedPageBreak/>
         <w:t>Delitos contra el libre desarrollo de la personalidad - Pederastia</w:t>
       </w:r>
     </w:p>
@@ -556,7 +580,6 @@
         </w:numPr>
       </w:pPr>
       <w:r>
-        <w:lastRenderedPageBreak/>
         <w:t>Estupro</w:t>
       </w:r>
     </w:p>
@@ -597,8 +620,18 @@
           <w:ilvl w:val="1"/>
           <w:numId w:val="1"/>
         </w:numPr>
-      </w:pPr>
-      <w:r>
+        <w:rPr>
+          <w:b/>
+          <w:bCs/>
+          <w:highlight w:val="darkGray"/>
+        </w:rPr>
+      </w:pPr>
+      <w:r>
+        <w:rPr>
+          <w:b/>
+          <w:bCs/>
+          <w:highlight w:val="darkGray"/>
+        </w:rPr>
         <w:t>Actos de terrorismo</w:t>
       </w:r>
     </w:p>
@@ -608,8 +641,18 @@
           <w:ilvl w:val="2"/>
           <w:numId w:val="1"/>
         </w:numPr>
-      </w:pPr>
-      <w:r>
+        <w:rPr>
+          <w:b/>
+          <w:bCs/>
+          <w:highlight w:val="darkGray"/>
+        </w:rPr>
+      </w:pPr>
+      <w:r>
+        <w:rPr>
+          <w:b/>
+          <w:bCs/>
+          <w:highlight w:val="darkGray"/>
+        </w:rPr>
         <w:t>Terrorismo</w:t>
       </w:r>
     </w:p>
@@ -619,12 +662,18 @@
           <w:ilvl w:val="1"/>
           <w:numId w:val="1"/>
         </w:numPr>
-      </w:pPr>
-      <w:r>
-        <w:t>Contrabando de bienes o</w:t>
-      </w:r>
-      <w:r>
-        <w:t xml:space="preserve"> servicios diversos</w:t>
+        <w:rPr>
+          <w:b/>
+          <w:bCs/>
+        </w:rPr>
+      </w:pPr>
+      <w:r>
+        <w:rPr>
+          <w:b/>
+          <w:bCs/>
+          <w:highlight w:val="darkGray"/>
+        </w:rPr>
+        <w:t>Contrabando de bienes o servicios diversos</w:t>
       </w:r>
     </w:p>
     <w:p>
@@ -633,8 +682,18 @@
           <w:ilvl w:val="2"/>
           <w:numId w:val="1"/>
         </w:numPr>
-      </w:pPr>
-      <w:r>
+        <w:rPr>
+          <w:b/>
+          <w:bCs/>
+          <w:highlight w:val="darkGray"/>
+        </w:rPr>
+      </w:pPr>
+      <w:r>
+        <w:rPr>
+          <w:b/>
+          <w:bCs/>
+          <w:highlight w:val="darkGray"/>
+        </w:rPr>
         <w:t>Comercialización y tráfico de flora o fauna silvestres en peligro de extinción, amenazadas o sujetas a protección</w:t>
       </w:r>
     </w:p>
@@ -644,8 +703,18 @@
           <w:ilvl w:val="3"/>
           <w:numId w:val="1"/>
         </w:numPr>
-      </w:pPr>
-      <w:r>
+        <w:rPr>
+          <w:b/>
+          <w:bCs/>
+          <w:highlight w:val="darkGray"/>
+        </w:rPr>
+      </w:pPr>
+      <w:r>
+        <w:rPr>
+          <w:b/>
+          <w:bCs/>
+          <w:highlight w:val="darkGray"/>
+        </w:rPr>
         <w:t>Comercialización de flora o fauna silvestres en peligro de extinción, amenazadas o sujetas a protección</w:t>
       </w:r>
     </w:p>
@@ -655,36 +724,72 @@
           <w:ilvl w:val="3"/>
           <w:numId w:val="1"/>
         </w:numPr>
-      </w:pPr>
-      <w:r>
-        <w:t xml:space="preserve">Delitos contra el </w:t>
-      </w:r>
-      <w:r>
-        <w:t>medio ambiente, el equilibrio ecológico y la gestión ambiental - Comercialización de flora o fauna silvestres en peligro de extinción, amenazadas o sujetas a protección</w:t>
-      </w:r>
-    </w:p>
-    <w:p>
-      <w:pPr>
-        <w:numPr>
-          <w:ilvl w:val="3"/>
-          <w:numId w:val="1"/>
-        </w:numPr>
-      </w:pPr>
-      <w:r>
-        <w:t xml:space="preserve">Delitos contra el medio ambiente, el equilibrio ecológico y la gestión </w:t>
-      </w:r>
-      <w:r>
-        <w:t>ambiental - Tráfico de flora o fauna silvestres en peligro de extinción, amenazadas o sujetas a protección</w:t>
-      </w:r>
-    </w:p>
-    <w:p>
-      <w:pPr>
-        <w:numPr>
-          <w:ilvl w:val="3"/>
-          <w:numId w:val="1"/>
-        </w:numPr>
-      </w:pPr>
-      <w:r>
+        <w:rPr>
+          <w:highlight w:val="darkGray"/>
+        </w:rPr>
+      </w:pPr>
+      <w:r>
+        <w:rPr>
+          <w:b/>
+          <w:bCs/>
+          <w:highlight w:val="darkGray"/>
+        </w:rPr>
+        <w:t>Delitos contra el medio ambiente, el equilibrio ecológico y la gestión ambiental - Comercialización de flora o fauna</w:t>
+      </w:r>
+      <w:r>
+        <w:rPr>
+          <w:highlight w:val="darkGray"/>
+        </w:rPr>
+        <w:t xml:space="preserve"> </w:t>
+      </w:r>
+      <w:r>
+        <w:rPr>
+          <w:b/>
+          <w:bCs/>
+          <w:highlight w:val="darkGray"/>
+        </w:rPr>
+        <w:t>silvestres en peligro de extinción, amenazadas o sujetas a protección</w:t>
+      </w:r>
+    </w:p>
+    <w:p>
+      <w:pPr>
+        <w:numPr>
+          <w:ilvl w:val="3"/>
+          <w:numId w:val="1"/>
+        </w:numPr>
+        <w:rPr>
+          <w:b/>
+          <w:bCs/>
+          <w:highlight w:val="darkGray"/>
+        </w:rPr>
+      </w:pPr>
+      <w:r>
+        <w:rPr>
+          <w:b/>
+          <w:bCs/>
+          <w:highlight w:val="darkGray"/>
+        </w:rPr>
+        <w:t>Delitos contra el medio ambiente, el equilibrio ecológico y la gestión ambiental - Tráfico de flora o fauna silvestres en peligro de extinción, amenazadas o sujetas a protección</w:t>
+      </w:r>
+    </w:p>
+    <w:p>
+      <w:pPr>
+        <w:numPr>
+          <w:ilvl w:val="3"/>
+          <w:numId w:val="1"/>
+        </w:numPr>
+        <w:rPr>
+          <w:b/>
+          <w:bCs/>
+          <w:highlight w:val="darkGray"/>
+        </w:rPr>
+      </w:pPr>
+      <w:r>
+        <w:rPr>
+          <w:b/>
+          <w:bCs/>
+          <w:highlight w:val="darkGray"/>
+        </w:rPr>
         <w:t>Tráfico de flora o fauna silvestres en peligro de extinción, amenazadas o sujetas a protección</w:t>
       </w:r>
     </w:p>
@@ -694,22 +799,39 @@
           <w:ilvl w:val="2"/>
           <w:numId w:val="1"/>
         </w:numPr>
-      </w:pPr>
-      <w:r>
-        <w:t xml:space="preserve">Delitos en materia de hidrocarburos y sus </w:t>
-      </w:r>
-      <w:r>
-        <w:t>derivados (excluyendo posesión ilícita de hidrocarburos y sus derivados)</w:t>
-      </w:r>
-    </w:p>
-    <w:p>
-      <w:pPr>
-        <w:numPr>
-          <w:ilvl w:val="3"/>
-          <w:numId w:val="1"/>
-        </w:numPr>
-      </w:pPr>
-      <w:r>
+        <w:rPr>
+          <w:b/>
+          <w:bCs/>
+          <w:highlight w:val="darkGray"/>
+        </w:rPr>
+      </w:pPr>
+      <w:r>
+        <w:rPr>
+          <w:b/>
+          <w:bCs/>
+          <w:highlight w:val="darkGray"/>
+        </w:rPr>
+        <w:t>Delitos en materia de hidrocarburos y sus derivados (excluyendo posesión ilícita de hidrocarburos y sus derivados)</w:t>
+      </w:r>
+    </w:p>
+    <w:p>
+      <w:pPr>
+        <w:numPr>
+          <w:ilvl w:val="3"/>
+          <w:numId w:val="1"/>
+        </w:numPr>
+        <w:rPr>
+          <w:b/>
+          <w:bCs/>
+          <w:highlight w:val="darkGray"/>
+        </w:rPr>
+      </w:pPr>
+      <w:r>
+        <w:rPr>
+          <w:b/>
+          <w:bCs/>
+          <w:highlight w:val="darkGray"/>
+        </w:rPr>
         <w:t>Aprovechamiento de hidrocarburos y sus derivados</w:t>
       </w:r>
     </w:p>
@@ -719,8 +841,18 @@
           <w:ilvl w:val="3"/>
           <w:numId w:val="1"/>
         </w:numPr>
-      </w:pPr>
-      <w:r>
+        <w:rPr>
+          <w:b/>
+          <w:bCs/>
+          <w:highlight w:val="darkGray"/>
+        </w:rPr>
+      </w:pPr>
+      <w:r>
+        <w:rPr>
+          <w:b/>
+          <w:bCs/>
+          <w:highlight w:val="darkGray"/>
+        </w:rPr>
         <w:t>Delitos en materia de hidrocarburos y sus derivados</w:t>
       </w:r>
     </w:p>
@@ -730,22 +862,39 @@
           <w:ilvl w:val="3"/>
           <w:numId w:val="1"/>
         </w:numPr>
-      </w:pPr>
-      <w:r>
-        <w:t>Delitos en materia de hidrocarburos y sus derivados - Aprovechamiento de hidrocarb</w:t>
-      </w:r>
-      <w:r>
-        <w:t>uros y sus derivados</w:t>
-      </w:r>
-    </w:p>
-    <w:p>
-      <w:pPr>
-        <w:numPr>
-          <w:ilvl w:val="3"/>
-          <w:numId w:val="1"/>
-        </w:numPr>
-      </w:pPr>
-      <w:r>
+        <w:rPr>
+          <w:b/>
+          <w:bCs/>
+          <w:highlight w:val="darkGray"/>
+        </w:rPr>
+      </w:pPr>
+      <w:r>
+        <w:rPr>
+          <w:b/>
+          <w:bCs/>
+          <w:highlight w:val="darkGray"/>
+        </w:rPr>
+        <w:t>Delitos en materia de hidrocarburos y sus derivados - Aprovechamiento de hidrocarburos y sus derivados</w:t>
+      </w:r>
+    </w:p>
+    <w:p>
+      <w:pPr>
+        <w:numPr>
+          <w:ilvl w:val="3"/>
+          <w:numId w:val="1"/>
+        </w:numPr>
+        <w:rPr>
+          <w:b/>
+          <w:bCs/>
+          <w:highlight w:val="darkGray"/>
+        </w:rPr>
+      </w:pPr>
+      <w:r>
+        <w:rPr>
+          <w:b/>
+          <w:bCs/>
+          <w:highlight w:val="darkGray"/>
+        </w:rPr>
         <w:t>Delitos en materia de hidrocarburos y sus derivados - No especificado</w:t>
       </w:r>
     </w:p>
@@ -755,8 +904,18 @@
           <w:ilvl w:val="3"/>
           <w:numId w:val="1"/>
         </w:numPr>
-      </w:pPr>
-      <w:r>
+        <w:rPr>
+          <w:b/>
+          <w:bCs/>
+          <w:highlight w:val="darkGray"/>
+        </w:rPr>
+      </w:pPr>
+      <w:r>
+        <w:rPr>
+          <w:b/>
+          <w:bCs/>
+          <w:highlight w:val="darkGray"/>
+        </w:rPr>
         <w:t>Delitos en materia de hidrocarburos y sus derivados - No identificado</w:t>
       </w:r>
     </w:p>
@@ -768,10 +927,7 @@
         </w:numPr>
       </w:pPr>
       <w:r>
-        <w:t>Delitos en materia de hidrocarburos y sus derivados - Otros delitos en materia de hidrocarburos</w:t>
-      </w:r>
-      <w:r>
-        <w:t xml:space="preserve"> y sus derivados</w:t>
+        <w:t>Delitos en materia de hidrocarburos y sus derivados - Otros delitos en materia de hidrocarburos y sus derivados</w:t>
       </w:r>
     </w:p>
     <w:p>
@@ -826,10 +982,7 @@
         </w:numPr>
       </w:pPr>
       <w:r>
-        <w:t xml:space="preserve">Delitos </w:t>
-      </w:r>
-      <w:r>
-        <w:t>de delincuencia organizada</w:t>
+        <w:t>Delitos de delincuencia organizada</w:t>
       </w:r>
     </w:p>
     <w:p>
@@ -884,10 +1037,7 @@
         </w:numPr>
       </w:pPr>
       <w:r>
-        <w:t xml:space="preserve">Delitos Previstos en la Ley </w:t>
-      </w:r>
-      <w:r>
-        <w:t>Federal Contra la Delincuencia Organizada</w:t>
+        <w:t>Delitos Previstos en la Ley Federal Contra la Delincuencia Organizada</w:t>
       </w:r>
     </w:p>
     <w:p>
@@ -965,10 +1115,7 @@
         </w:numPr>
       </w:pPr>
       <w:r>
-        <w:t>Extorsi</w:t>
-      </w:r>
-      <w:r>
-        <w:t>ón - No identificado</w:t>
+        <w:t>Extorsión - No identificado</w:t>
       </w:r>
     </w:p>
     <w:p>
@@ -1144,10 +1291,7 @@
         </w:numPr>
       </w:pPr>
       <w:r>
-        <w:t>Delitos p</w:t>
-      </w:r>
-      <w:r>
-        <w:t>or hechos de corrupción - Peculado</w:t>
+        <w:t>Delitos por hechos de corrupción - Peculado</w:t>
       </w:r>
     </w:p>
     <w:p>
@@ -1213,10 +1357,7 @@
         </w:numPr>
       </w:pPr>
       <w:r>
-        <w:t>Operaciones con recursos de procedencia ilícit</w:t>
-      </w:r>
-      <w:r>
-        <w:t>a</w:t>
+        <w:t>Operaciones con recursos de procedencia ilícita</w:t>
       </w:r>
     </w:p>
     <w:p>
@@ -1348,10 +1489,7 @@
         </w:numPr>
       </w:pPr>
       <w:r>
-        <w:t xml:space="preserve">Tortura y otros tratos o </w:t>
-      </w:r>
-      <w:r>
-        <w:t>penas crueles inhumanos o degradantes</w:t>
+        <w:t>Tortura y otros tratos o penas crueles inhumanos o degradantes</w:t>
       </w:r>
     </w:p>
     <w:p>
@@ -1395,10 +1533,7 @@
         </w:numPr>
       </w:pPr>
       <w:r>
-        <w:t>De los Delitos en Materia de Derechos de</w:t>
-      </w:r>
-      <w:r>
-        <w:t xml:space="preserve"> Autor</w:t>
+        <w:t>De los Delitos en Materia de Derechos de Autor</w:t>
       </w:r>
     </w:p>
     <w:p>
@@ -1420,29 +1555,29 @@
         </w:numPr>
       </w:pPr>
       <w:r>
+        <w:t>Delitos en materia de propiedad industrial</w:t>
+      </w:r>
+    </w:p>
+    <w:p>
+      <w:pPr>
+        <w:numPr>
+          <w:ilvl w:val="3"/>
+          <w:numId w:val="1"/>
+        </w:numPr>
+      </w:pPr>
+      <w:r>
+        <w:t>Delitos previstos en la Ley Federal del Derecho de Autor</w:t>
+      </w:r>
+    </w:p>
+    <w:p>
+      <w:pPr>
+        <w:numPr>
+          <w:ilvl w:val="3"/>
+          <w:numId w:val="1"/>
+        </w:numPr>
+      </w:pPr>
+      <w:r>
         <w:lastRenderedPageBreak/>
-        <w:t>Delitos en materia de propiedad industrial</w:t>
-      </w:r>
-    </w:p>
-    <w:p>
-      <w:pPr>
-        <w:numPr>
-          <w:ilvl w:val="3"/>
-          <w:numId w:val="1"/>
-        </w:numPr>
-      </w:pPr>
-      <w:r>
-        <w:t>Delitos previstos en la Ley Federal del Derecho de Autor</w:t>
-      </w:r>
-    </w:p>
-    <w:p>
-      <w:pPr>
-        <w:numPr>
-          <w:ilvl w:val="3"/>
-          <w:numId w:val="1"/>
-        </w:numPr>
-      </w:pPr>
-      <w:r>
         <w:t>Delitos Previstos en las Leyes en materia de invenciones y marcas</w:t>
       </w:r>
     </w:p>
@@ -1454,10 +1589,7 @@
         </w:numPr>
       </w:pPr>
       <w:r>
-        <w:t>Delitos Previstos en las Leyes en materia d</w:t>
-      </w:r>
-      <w:r>
-        <w:t>e propiedad intelectual</w:t>
+        <w:t>Delitos Previstos en las Leyes en materia de propiedad intelectual</w:t>
       </w:r>
     </w:p>
     <w:p>
@@ -1545,10 +1677,7 @@
         </w:numPr>
       </w:pPr>
       <w:r>
-        <w:t>Robo de ve</w:t>
-      </w:r>
-      <w:r>
-        <w:t>hículo</w:t>
+        <w:t>Robo de vehículo</w:t>
       </w:r>
     </w:p>
     <w:p>
@@ -1669,10 +1798,7 @@
         </w:numPr>
       </w:pPr>
       <w:r>
-        <w:t xml:space="preserve">Secuestro - No </w:t>
-      </w:r>
-      <w:r>
-        <w:t>especificado</w:t>
+        <w:t>Secuestro - No especificado</w:t>
       </w:r>
     </w:p>
     <w:p>
@@ -1760,10 +1886,7 @@
         </w:numPr>
       </w:pPr>
       <w:r>
-        <w:t>Secuest</w:t>
-      </w:r>
-      <w:r>
-        <w:t>ro en calidad de rehén</w:t>
+        <w:t>Secuestro en calidad de rehén</w:t>
       </w:r>
     </w:p>
     <w:p>
@@ -1856,10 +1979,7 @@
         </w:numPr>
       </w:pPr>
       <w:r>
-        <w:t xml:space="preserve">Delitos en materia de armas, </w:t>
-      </w:r>
-      <w:r>
-        <w:t>explosivos y otros materiales destructivos - Tráfico ilícito de armas, explosivos y otros materiales destructivos</w:t>
+        <w:t>Delitos en materia de armas, explosivos y otros materiales destructivos - Tráfico ilícito de armas, explosivos y otros materiales destructivos</w:t>
       </w:r>
     </w:p>
     <w:p>
@@ -1892,69 +2012,63 @@
         </w:numPr>
       </w:pPr>
       <w:r>
+        <w:t>Delitos contra la salud relacionados con narcóticos (excluyendo posesión sin fines de comercio o suministro)</w:t>
+      </w:r>
+    </w:p>
+    <w:p>
+      <w:pPr>
+        <w:numPr>
+          <w:ilvl w:val="3"/>
+          <w:numId w:val="1"/>
+        </w:numPr>
+      </w:pPr>
+      <w:r>
+        <w:t>Comercio de narcóticos</w:t>
+      </w:r>
+    </w:p>
+    <w:p>
+      <w:pPr>
+        <w:numPr>
+          <w:ilvl w:val="3"/>
+          <w:numId w:val="1"/>
+        </w:numPr>
+      </w:pPr>
+      <w:r>
+        <w:t>Comercio de Narcóticos</w:t>
+      </w:r>
+    </w:p>
+    <w:p>
+      <w:pPr>
+        <w:numPr>
+          <w:ilvl w:val="3"/>
+          <w:numId w:val="1"/>
+        </w:numPr>
+      </w:pPr>
+      <w:r>
+        <w:t>Comercio de narcóticos 1</w:t>
+      </w:r>
+    </w:p>
+    <w:p>
+      <w:pPr>
+        <w:numPr>
+          <w:ilvl w:val="3"/>
+          <w:numId w:val="1"/>
+        </w:numPr>
+      </w:pPr>
+      <w:r>
+        <w:t>Delitos federales contra la salud relacionados con narcóticos</w:t>
+      </w:r>
+    </w:p>
+    <w:p>
+      <w:pPr>
+        <w:numPr>
+          <w:ilvl w:val="3"/>
+          <w:numId w:val="1"/>
+        </w:numPr>
+      </w:pPr>
+      <w:r>
         <w:lastRenderedPageBreak/>
-        <w:t>Delitos contra la salud relacionados con narcó</w:t>
-      </w:r>
-      <w:r>
-        <w:t>ticos (excluyendo posesión sin fines de comercio o suministro)</w:t>
-      </w:r>
-    </w:p>
-    <w:p>
-      <w:pPr>
-        <w:numPr>
-          <w:ilvl w:val="3"/>
-          <w:numId w:val="1"/>
-        </w:numPr>
-      </w:pPr>
-      <w:r>
-        <w:t>Comercio de narcóticos</w:t>
-      </w:r>
-    </w:p>
-    <w:p>
-      <w:pPr>
-        <w:numPr>
-          <w:ilvl w:val="3"/>
-          <w:numId w:val="1"/>
-        </w:numPr>
-      </w:pPr>
-      <w:r>
-        <w:t>Comercio de Narcóticos</w:t>
-      </w:r>
-    </w:p>
-    <w:p>
-      <w:pPr>
-        <w:numPr>
-          <w:ilvl w:val="3"/>
-          <w:numId w:val="1"/>
-        </w:numPr>
-      </w:pPr>
-      <w:r>
-        <w:t>Comercio de narcóticos 1</w:t>
-      </w:r>
-    </w:p>
-    <w:p>
-      <w:pPr>
-        <w:numPr>
-          <w:ilvl w:val="3"/>
-          <w:numId w:val="1"/>
-        </w:numPr>
-      </w:pPr>
-      <w:r>
-        <w:t>Delitos federales contra la salud relacionados con narcóticos</w:t>
-      </w:r>
-    </w:p>
-    <w:p>
-      <w:pPr>
-        <w:numPr>
-          <w:ilvl w:val="3"/>
-          <w:numId w:val="1"/>
-        </w:numPr>
-      </w:pPr>
-      <w:r>
-        <w:t>Delitos federales contra la salud relacionados con narcótico</w:t>
-      </w:r>
-      <w:r>
-        <w:t>s - Comercio de narcóticos</w:t>
+        <w:t>Delitos federales contra la salud relacionados con narcóticos - Comercio de narcóticos</w:t>
       </w:r>
     </w:p>
     <w:p>
@@ -1987,10 +2101,7 @@
         </w:numPr>
       </w:pPr>
       <w:r>
-        <w:t xml:space="preserve">Delitos federales contra la salud relacionados con </w:t>
-      </w:r>
-      <w:r>
-        <w:t>narcóticos - Otros</w:t>
+        <w:t>Delitos federales contra la salud relacionados con narcóticos - Otros</w:t>
       </w:r>
     </w:p>
     <w:p>
@@ -2023,10 +2134,7 @@
         </w:numPr>
       </w:pPr>
       <w:r>
-        <w:t>Delitos federale</w:t>
-      </w:r>
-      <w:r>
-        <w:t>s contra la salud relacionados con narcóticos - Suministro de narcóticos</w:t>
+        <w:t>Delitos federales contra la salud relacionados con narcóticos - Suministro de narcóticos</w:t>
       </w:r>
     </w:p>
     <w:p>
@@ -2059,10 +2167,7 @@
         </w:numPr>
       </w:pPr>
       <w:r>
-        <w:t>Otras Mo</w:t>
-      </w:r>
-      <w:r>
-        <w:t>dalidades distintas a las anteriores relacionadas con Narcóticos</w:t>
+        <w:t>Otras Modalidades distintas a las anteriores relacionadas con Narcóticos</w:t>
       </w:r>
     </w:p>
     <w:p>
@@ -2111,10 +2216,7 @@
         </w:numPr>
       </w:pPr>
       <w:r>
-        <w:t>Producción de narcót</w:t>
-      </w:r>
-      <w:r>
-        <w:t>icos</w:t>
+        <w:t>Producción de narcóticos</w:t>
       </w:r>
     </w:p>
     <w:p>
@@ -2213,10 +2315,7 @@
         </w:numPr>
       </w:pPr>
       <w:r>
-        <w:t xml:space="preserve">Delitos contra la salud relacionados con narcóticos en </w:t>
-      </w:r>
-      <w:r>
-        <w:t>su modalidad de narcomenudeo (excluyendo posesión sin fines de comercio o suministro)</w:t>
+        <w:t>Delitos contra la salud relacionados con narcóticos en su modalidad de narcomenudeo (excluyendo posesión sin fines de comercio o suministro)</w:t>
       </w:r>
     </w:p>
     <w:p>
@@ -2249,10 +2348,51 @@
         </w:numPr>
       </w:pPr>
       <w:r>
-        <w:t>Delitos contra la salud relacionados c</w:t>
-      </w:r>
-      <w:r>
-        <w:t>on narcóticos en su modalidad de narcomenudeo - Comercio de narcóticos</w:t>
+        <w:t>Delitos contra la salud relacionados con narcóticos en su modalidad de narcomenudeo - Comercio de narcóticos</w:t>
+      </w:r>
+    </w:p>
+    <w:p>
+      <w:pPr>
+        <w:numPr>
+          <w:ilvl w:val="3"/>
+          <w:numId w:val="1"/>
+        </w:numPr>
+      </w:pPr>
+      <w:r>
+        <w:t>Delitos contra la salud relacionados con narcóticos en su modalidad de narcomenudeo - No especificado</w:t>
+      </w:r>
+    </w:p>
+    <w:p>
+      <w:pPr>
+        <w:numPr>
+          <w:ilvl w:val="3"/>
+          <w:numId w:val="1"/>
+        </w:numPr>
+      </w:pPr>
+      <w:r>
+        <w:t>Delitos contra la salud relacionados con narcóticos en su modalidad de narcomenudeo - No identificado</w:t>
+      </w:r>
+    </w:p>
+    <w:p>
+      <w:pPr>
+        <w:numPr>
+          <w:ilvl w:val="3"/>
+          <w:numId w:val="1"/>
+        </w:numPr>
+      </w:pPr>
+      <w:r>
+        <w:t>Delitos contra la salud relacionados con narcóticos en su modalidad de narcomenudeo - Otros</w:t>
+      </w:r>
+    </w:p>
+    <w:p>
+      <w:pPr>
+        <w:numPr>
+          <w:ilvl w:val="3"/>
+          <w:numId w:val="1"/>
+        </w:numPr>
+      </w:pPr>
+      <w:r>
+        <w:t>Delitos contra la salud relacionados con narcóticos en su modalidad de narcomenudeo - Otros delitos contra la salud relacionados con narcóticos en su modalidad de narcomenudeo</w:t>
       </w:r>
     </w:p>
     <w:p>
@@ -2264,56 +2404,6 @@
       </w:pPr>
       <w:r>
         <w:lastRenderedPageBreak/>
-        <w:t>Delitos contra la salud relacionados con narcóticos en su modalidad de narcomenudeo - No especificado</w:t>
-      </w:r>
-    </w:p>
-    <w:p>
-      <w:pPr>
-        <w:numPr>
-          <w:ilvl w:val="3"/>
-          <w:numId w:val="1"/>
-        </w:numPr>
-      </w:pPr>
-      <w:r>
-        <w:t>Delitos contra la salud relacionados con narcóticos en su modalidad de narcomenudeo</w:t>
-      </w:r>
-      <w:r>
-        <w:t xml:space="preserve"> - No identificado</w:t>
-      </w:r>
-    </w:p>
-    <w:p>
-      <w:pPr>
-        <w:numPr>
-          <w:ilvl w:val="3"/>
-          <w:numId w:val="1"/>
-        </w:numPr>
-      </w:pPr>
-      <w:r>
-        <w:t>Delitos contra la salud relacionados con narcóticos en su modalidad de narcomenudeo - Otros</w:t>
-      </w:r>
-    </w:p>
-    <w:p>
-      <w:pPr>
-        <w:numPr>
-          <w:ilvl w:val="3"/>
-          <w:numId w:val="1"/>
-        </w:numPr>
-      </w:pPr>
-      <w:r>
-        <w:t>Delitos contra la salud relacionados con narcóticos en su modalidad de narcomenudeo - Otros delitos contra la salud relacionados con narcóticos e</w:t>
-      </w:r>
-      <w:r>
-        <w:t>n su modalidad de narcomenudeo</w:t>
-      </w:r>
-    </w:p>
-    <w:p>
-      <w:pPr>
-        <w:numPr>
-          <w:ilvl w:val="3"/>
-          <w:numId w:val="1"/>
-        </w:numPr>
-      </w:pPr>
-      <w:r>
         <w:t xml:space="preserve">Delitos contra la salud relacionados con narcóticos en su modalidad de narcomenudeo - Posesión con fines de comercio o </w:t>
       </w:r>
       <w:proofErr w:type="spellStart"/>
@@ -2330,10 +2420,7 @@
         </w:numPr>
       </w:pPr>
       <w:r>
-        <w:t>Delitos contra la salud relacionados con narcóticos en su modalidad de narcomenudeo - Posesión con fines de comercio o suministr</w:t>
-      </w:r>
-      <w:r>
-        <w:t>o de narcóticos</w:t>
+        <w:t>Delitos contra la salud relacionados con narcóticos en su modalidad de narcomenudeo - Posesión con fines de comercio o suministro de narcóticos</w:t>
       </w:r>
     </w:p>
     <w:p>
@@ -2388,10 +2475,7 @@
         </w:numPr>
       </w:pPr>
       <w:r>
-        <w:t>Narcomenudeo en</w:t>
-      </w:r>
-      <w:r>
-        <w:t xml:space="preserve"> modalidad de venta o suministro</w:t>
+        <w:t>Narcomenudeo en modalidad de venta o suministro</w:t>
       </w:r>
     </w:p>
     <w:p>
@@ -2550,10 +2634,7 @@
         </w:numPr>
       </w:pPr>
       <w:r>
-        <w:t xml:space="preserve">Trata de </w:t>
-      </w:r>
-      <w:r>
-        <w:t>personas</w:t>
+        <w:t>Trata de personas</w:t>
       </w:r>
     </w:p>
     <w:p>
@@ -2619,10 +2700,7 @@
         </w:numPr>
       </w:pPr>
       <w:r>
-        <w:t>Trata de personas con fines de explota</w:t>
-      </w:r>
-      <w:r>
-        <w:t>ción sexual</w:t>
+        <w:t>Trata de personas con fines de explotación sexual</w:t>
       </w:r>
     </w:p>
     <w:p>
@@ -2666,11 +2744,7 @@
         </w:numPr>
       </w:pPr>
       <w:r>
-        <w:lastRenderedPageBreak/>
-        <w:t xml:space="preserve">Trata de personas - Trata de personas con fines de </w:t>
-      </w:r>
-      <w:r>
-        <w:t>trabajo o servicios forzados</w:t>
+        <w:t>Trata de personas - Trata de personas con fines de trabajo o servicios forzados</w:t>
       </w:r>
     </w:p>
     <w:p>
@@ -2722,10 +2796,7 @@
         </w:numPr>
       </w:pPr>
       <w:r>
-        <w:t>Trata de personas - Trata de personas con fines de tráfi</w:t>
-      </w:r>
-      <w:r>
-        <w:t>co de órganos</w:t>
+        <w:t>Trata de personas - Trata de personas con fines de tráfico de órganos</w:t>
       </w:r>
     </w:p>
     <w:p>
@@ -2748,12 +2819,14 @@
         <w:rPr>
           <w:b/>
           <w:bCs/>
+          <w:highlight w:val="darkGray"/>
         </w:rPr>
       </w:pPr>
       <w:r>
         <w:rPr>
           <w:b/>
           <w:bCs/>
+          <w:highlight w:val="darkGray"/>
         </w:rPr>
         <w:t>Allanamiento de morada</w:t>
       </w:r>
@@ -2767,12 +2840,14 @@
         <w:rPr>
           <w:b/>
           <w:bCs/>
+          <w:highlight w:val="darkGray"/>
         </w:rPr>
       </w:pPr>
       <w:r>
         <w:rPr>
           <w:b/>
           <w:bCs/>
+          <w:highlight w:val="darkGray"/>
         </w:rPr>
         <w:t>Amenazas</w:t>
       </w:r>
@@ -2788,23 +2863,29 @@
         <w:rPr>
           <w:b/>
           <w:bCs/>
+          <w:highlight w:val="darkGray"/>
+        </w:rPr>
+        <w:t>Otros delitos asociados a la delincuencia organizada</w:t>
+      </w:r>
+      <w:r>
+        <w:rPr>
+          <w:highlight w:val="darkGray"/>
+        </w:rPr>
+        <w:t xml:space="preserve"> </w:t>
+      </w:r>
+      <w:r>
+        <w:rPr>
           <w:highlight w:val="green"/>
         </w:rPr>
-        <w:t>Otros delitos asociados a la delincuencia organizada</w:t>
+        <w:t>(excluyendo los contenidos</w:t>
+      </w:r>
+      <w:r>
+        <w:t xml:space="preserve"> </w:t>
       </w:r>
       <w:r>
         <w:rPr>
           <w:highlight w:val="green"/>
         </w:rPr>
-        <w:t xml:space="preserve"> (excluyendo los contenidos</w:t>
-      </w:r>
-      <w:r>
-        <w:t xml:space="preserve"> </w:t>
-      </w:r>
-      <w:r>
-        <w:rPr>
-          <w:highlight w:val="green"/>
-        </w:rPr>
         <w:t>en la Convención de Palermo y de delincuencia organizada)</w:t>
       </w:r>
     </w:p>
@@ -2816,6 +2897,7 @@
         </w:numPr>
       </w:pPr>
       <w:r>
+        <w:lastRenderedPageBreak/>
         <w:t>Asociación delictuosa</w:t>
       </w:r>
     </w:p>
@@ -2860,10 +2942,7 @@
         </w:numPr>
       </w:pPr>
       <w:r>
-        <w:t>Delitos en materia de armas de fuego, explosivos y otros materiales destr</w:t>
-      </w:r>
-      <w:r>
-        <w:t>uctivos</w:t>
+        <w:t>Delitos en materia de armas de fuego, explosivos y otros materiales destructivos</w:t>
       </w:r>
     </w:p>
     <w:p>
@@ -2907,10 +2986,7 @@
         </w:numPr>
       </w:pPr>
       <w:r>
-        <w:t>Delitos en materia de armas, explosiv</w:t>
-      </w:r>
-      <w:r>
-        <w:t>os y otros materiales destructivos - No identificado</w:t>
+        <w:t>Delitos en materia de armas, explosivos y otros materiales destructivos - No identificado</w:t>
       </w:r>
     </w:p>
     <w:p>
@@ -2940,10 +3016,7 @@
       </w:r>
       <w:proofErr w:type="gramEnd"/>
       <w:r>
-        <w:t xml:space="preserve"> la Ley Federal de Armas de Fu</w:t>
-      </w:r>
-      <w:r>
-        <w:t>ego y Explosivos</w:t>
+        <w:t xml:space="preserve"> la Ley Federal de Armas de Fuego y Explosivos</w:t>
       </w:r>
     </w:p>
     <w:p>
@@ -2987,10 +3060,7 @@
         </w:numPr>
       </w:pPr>
       <w:r>
-        <w:t>Otros delitos en materia de armas, explosivos y otros material</w:t>
-      </w:r>
-      <w:r>
-        <w:t>es destructivos</w:t>
+        <w:t>Otros delitos en materia de armas, explosivos y otros materiales destructivos</w:t>
       </w:r>
     </w:p>
     <w:p>
@@ -3034,10 +3104,7 @@
         </w:numPr>
       </w:pPr>
       <w:r>
-        <w:t xml:space="preserve">Delitos en materia de armas, </w:t>
-      </w:r>
-      <w:r>
-        <w:t>explosivos y otros materiales destructivos - Portación ilícita de armas</w:t>
+        <w:t>Delitos en materia de armas, explosivos y otros materiales destructivos - Portación ilícita de armas</w:t>
       </w:r>
     </w:p>
     <w:p>
@@ -3070,10 +3137,7 @@
         </w:numPr>
       </w:pPr>
       <w:r>
-        <w:t>Posesión ilícita de armas, cartuc</w:t>
-      </w:r>
-      <w:r>
-        <w:t>hos y cargadores</w:t>
+        <w:t>Posesión ilícita de armas, cartuchos y cargadores</w:t>
       </w:r>
     </w:p>
     <w:p>
@@ -3117,7 +3181,6 @@
         </w:numPr>
       </w:pPr>
       <w:r>
-        <w:lastRenderedPageBreak/>
         <w:t>Privación Ilegal de la Libertad y de otras Garantías</w:t>
       </w:r>
     </w:p>
@@ -3130,12 +3193,14 @@
         <w:rPr>
           <w:b/>
           <w:bCs/>
+          <w:highlight w:val="darkGray"/>
         </w:rPr>
       </w:pPr>
       <w:r>
         <w:rPr>
           <w:b/>
           <w:bCs/>
+          <w:highlight w:val="darkGray"/>
         </w:rPr>
         <w:t>Corrupción de niñez, adolescencia y personas con discapacidad</w:t>
       </w:r>
@@ -3159,10 +3224,7 @@
         </w:numPr>
       </w:pPr>
       <w:r>
-        <w:t>Corrupción de me</w:t>
-      </w:r>
-      <w:r>
-        <w:t>nores e incapaces</w:t>
+        <w:t>Corrupción de menores e incapaces</w:t>
       </w:r>
     </w:p>
     <w:p>
@@ -3193,8 +3255,18 @@
           <w:ilvl w:val="0"/>
           <w:numId w:val="1"/>
         </w:numPr>
-      </w:pPr>
-      <w:r>
+        <w:rPr>
+          <w:b/>
+          <w:bCs/>
+          <w:highlight w:val="darkGray"/>
+        </w:rPr>
+      </w:pPr>
+      <w:r>
+        <w:rPr>
+          <w:b/>
+          <w:bCs/>
+          <w:highlight w:val="darkGray"/>
+        </w:rPr>
         <w:t>Delitos bancarios y financieros</w:t>
       </w:r>
     </w:p>
@@ -3217,10 +3289,7 @@
         </w:numPr>
       </w:pPr>
       <w:r>
-        <w:t>Delitos</w:t>
-      </w:r>
-      <w:r>
-        <w:t xml:space="preserve"> en materia de Instituciones de crédito, inversión, fianzas y seguros</w:t>
+        <w:t>Delitos en materia de Instituciones de crédito, inversión, fianzas y seguros</w:t>
       </w:r>
     </w:p>
     <w:p>
@@ -3251,12 +3320,19 @@
           <w:ilvl w:val="0"/>
           <w:numId w:val="1"/>
         </w:numPr>
-      </w:pPr>
-      <w:r>
-        <w:t>Delitos contra el libre desarrollo de l</w:t>
-      </w:r>
-      <w:r>
-        <w:t>a personalidad y la libertad personal</w:t>
+        <w:rPr>
+          <w:b/>
+          <w:bCs/>
+          <w:highlight w:val="darkGray"/>
+        </w:rPr>
+      </w:pPr>
+      <w:r>
+        <w:rPr>
+          <w:b/>
+          <w:bCs/>
+          <w:highlight w:val="darkGray"/>
+        </w:rPr>
+        <w:t>Delitos contra el libre desarrollo de la personalidad y la libertad personal</w:t>
       </w:r>
     </w:p>
     <w:p>
@@ -3289,6 +3365,7 @@
         </w:numPr>
       </w:pPr>
       <w:r>
+        <w:lastRenderedPageBreak/>
         <w:t>Delitos contra el libre desarrollo de la personalidad</w:t>
       </w:r>
     </w:p>
@@ -3333,10 +3410,7 @@
         </w:numPr>
       </w:pPr>
       <w:r>
-        <w:t>Delitos contra el libre desarrollo de la personalidad - Otros delitos contra el libre desarrollo de la personali</w:t>
-      </w:r>
-      <w:r>
-        <w:t>dad</w:t>
+        <w:t>Delitos contra el libre desarrollo de la personalidad - Otros delitos contra el libre desarrollo de la personalidad</w:t>
       </w:r>
     </w:p>
     <w:p>
@@ -3402,10 +3476,7 @@
         </w:numPr>
       </w:pPr>
       <w:r>
-        <w:t xml:space="preserve">Otros delitos que </w:t>
-      </w:r>
-      <w:r>
-        <w:t>atentan contra la libertad personal con fines de lucro</w:t>
+        <w:t>Otros delitos que atentan contra la libertad personal con fines de lucro</w:t>
       </w:r>
     </w:p>
     <w:p>
@@ -3425,8 +3496,17 @@
           <w:ilvl w:val="0"/>
           <w:numId w:val="1"/>
         </w:numPr>
-      </w:pPr>
-      <w:r>
+        <w:rPr>
+          <w:b/>
+          <w:bCs/>
+        </w:rPr>
+      </w:pPr>
+      <w:r>
+        <w:rPr>
+          <w:b/>
+          <w:bCs/>
+          <w:highlight w:val="darkGray"/>
+        </w:rPr>
         <w:t>Delitos contra el patrimonio y daño a la propiedad</w:t>
       </w:r>
     </w:p>
@@ -3460,10 +3540,7 @@
         </w:numPr>
       </w:pPr>
       <w:r>
-        <w:t>Daño en la propie</w:t>
-      </w:r>
-      <w:r>
-        <w:t>dad</w:t>
+        <w:t>Daño en la propiedad</w:t>
       </w:r>
     </w:p>
     <w:p>
@@ -3540,10 +3617,7 @@
         </w:numPr>
       </w:pPr>
       <w:r>
-        <w:t>Otros delitos que a</w:t>
-      </w:r>
-      <w:r>
-        <w:t>tenten contra el patrimonio</w:t>
+        <w:t>Otros delitos que atenten contra el patrimonio</w:t>
       </w:r>
     </w:p>
     <w:p>
@@ -3598,10 +3672,7 @@
         </w:numPr>
       </w:pPr>
       <w:r>
-        <w:t xml:space="preserve">Delitos contra la </w:t>
-      </w:r>
-      <w:r>
-        <w:t>administración de justicia - En materia de amparo</w:t>
+        <w:t>Delitos contra la administración de justicia - En materia de amparo</w:t>
       </w:r>
     </w:p>
     <w:p>
@@ -3634,10 +3705,150 @@
         </w:numPr>
       </w:pPr>
       <w:r>
-        <w:t>Delitos contra la administración de justicia - Otros delitos contra la administr</w:t>
-      </w:r>
-      <w:r>
-        <w:t>ación de justicia</w:t>
+        <w:t>Delitos contra la administración de justicia - Otros delitos contra la administración de justicia</w:t>
+      </w:r>
+    </w:p>
+    <w:p>
+      <w:pPr>
+        <w:numPr>
+          <w:ilvl w:val="1"/>
+          <w:numId w:val="1"/>
+        </w:numPr>
+      </w:pPr>
+      <w:r>
+        <w:t>Otros delitos contra la administración de justicia</w:t>
+      </w:r>
+    </w:p>
+    <w:p>
+      <w:pPr>
+        <w:numPr>
+          <w:ilvl w:val="0"/>
+          <w:numId w:val="1"/>
+        </w:numPr>
+      </w:pPr>
+      <w:r>
+        <w:t>Delitos contra la autoridad y servidores públicos</w:t>
+      </w:r>
+    </w:p>
+    <w:p>
+      <w:pPr>
+        <w:numPr>
+          <w:ilvl w:val="1"/>
+          <w:numId w:val="1"/>
+        </w:numPr>
+      </w:pPr>
+      <w:r>
+        <w:t>Cometidos contra servidores públicos</w:t>
+      </w:r>
+    </w:p>
+    <w:p>
+      <w:pPr>
+        <w:numPr>
+          <w:ilvl w:val="1"/>
+          <w:numId w:val="1"/>
+        </w:numPr>
+      </w:pPr>
+      <w:r>
+        <w:t>Contra el servicio público - No especificado</w:t>
+      </w:r>
+    </w:p>
+    <w:p>
+      <w:pPr>
+        <w:numPr>
+          <w:ilvl w:val="1"/>
+          <w:numId w:val="1"/>
+        </w:numPr>
+      </w:pPr>
+      <w:r>
+        <w:t>Contra la Autoridad</w:t>
+      </w:r>
+    </w:p>
+    <w:p>
+      <w:pPr>
+        <w:numPr>
+          <w:ilvl w:val="1"/>
+          <w:numId w:val="1"/>
+        </w:numPr>
+      </w:pPr>
+      <w:r>
+        <w:t>Delitos contra la autoridad</w:t>
+      </w:r>
+    </w:p>
+    <w:p>
+      <w:pPr>
+        <w:numPr>
+          <w:ilvl w:val="1"/>
+          <w:numId w:val="1"/>
+        </w:numPr>
+      </w:pPr>
+      <w:r>
+        <w:t>Delitos Contra la Autoridad</w:t>
+      </w:r>
+    </w:p>
+    <w:p>
+      <w:pPr>
+        <w:numPr>
+          <w:ilvl w:val="0"/>
+          <w:numId w:val="1"/>
+        </w:numPr>
+      </w:pPr>
+      <w:r>
+        <w:t>Delitos contra la seguridad de los datos y/o sistemas o equipos informáticos</w:t>
+      </w:r>
+    </w:p>
+    <w:p>
+      <w:pPr>
+        <w:numPr>
+          <w:ilvl w:val="1"/>
+          <w:numId w:val="1"/>
+        </w:numPr>
+      </w:pPr>
+      <w:r>
+        <w:t>Acceso ilícito a sistemas o equipos informáticos</w:t>
+      </w:r>
+    </w:p>
+    <w:p>
+      <w:pPr>
+        <w:numPr>
+          <w:ilvl w:val="1"/>
+          <w:numId w:val="1"/>
+        </w:numPr>
+      </w:pPr>
+      <w:r>
+        <w:t>Daños a datos informáticos</w:t>
+      </w:r>
+    </w:p>
+    <w:p>
+      <w:pPr>
+        <w:numPr>
+          <w:ilvl w:val="1"/>
+          <w:numId w:val="1"/>
+        </w:numPr>
+      </w:pPr>
+      <w:r>
+        <w:t>Delitos contra la seguridad de los datos y/o sistemas o equipos informáticos</w:t>
+      </w:r>
+    </w:p>
+    <w:p>
+      <w:pPr>
+        <w:numPr>
+          <w:ilvl w:val="1"/>
+          <w:numId w:val="1"/>
+        </w:numPr>
+      </w:pPr>
+      <w:r>
+        <w:t>Delitos contra la seguridad de los datos y/o sistemas o equipos informáticos - Acceso ilícito a sistemas o equipos informáticos</w:t>
+      </w:r>
+    </w:p>
+    <w:p>
+      <w:pPr>
+        <w:numPr>
+          <w:ilvl w:val="1"/>
+          <w:numId w:val="1"/>
+        </w:numPr>
+      </w:pPr>
+      <w:r>
+        <w:t>Delitos contra la seguridad de los datos y/o sistemas o equipos informáticos - Daños a datos informáticos</w:t>
       </w:r>
     </w:p>
     <w:p>
@@ -3649,7 +3860,84 @@
       </w:pPr>
       <w:r>
         <w:lastRenderedPageBreak/>
-        <w:t>Otros delitos contra la administración de justicia</w:t>
+        <w:t>Delitos contra la seguridad de los datos y/o sistemas o equipos informáticos - Interferir en el buen funcionamiento de sistemas o equipos informáticos</w:t>
+      </w:r>
+    </w:p>
+    <w:p>
+      <w:pPr>
+        <w:numPr>
+          <w:ilvl w:val="1"/>
+          <w:numId w:val="1"/>
+        </w:numPr>
+      </w:pPr>
+      <w:r>
+        <w:t>Delitos contra la seguridad de los datos y/o sistemas o equipos informáticos - No especificado</w:t>
+      </w:r>
+    </w:p>
+    <w:p>
+      <w:pPr>
+        <w:numPr>
+          <w:ilvl w:val="1"/>
+          <w:numId w:val="1"/>
+        </w:numPr>
+      </w:pPr>
+      <w:r>
+        <w:t>Delitos contra la seguridad de los datos y/o sistemas o equipos informáticos - No identificado</w:t>
+      </w:r>
+    </w:p>
+    <w:p>
+      <w:pPr>
+        <w:numPr>
+          <w:ilvl w:val="1"/>
+          <w:numId w:val="1"/>
+        </w:numPr>
+      </w:pPr>
+      <w:r>
+        <w:t>Delitos contra la seguridad de los datos y/o sistemas o equipos informáticos - Otros delitos contra la seguridad de los datos y/o sistemas o equipos informáticos</w:t>
+      </w:r>
+    </w:p>
+    <w:p>
+      <w:pPr>
+        <w:numPr>
+          <w:ilvl w:val="1"/>
+          <w:numId w:val="1"/>
+        </w:numPr>
+      </w:pPr>
+      <w:r>
+        <w:t>Delitos contra la seguridad de los sistemas y/o equipos informáticos</w:t>
+      </w:r>
+    </w:p>
+    <w:p>
+      <w:pPr>
+        <w:numPr>
+          <w:ilvl w:val="1"/>
+          <w:numId w:val="1"/>
+        </w:numPr>
+      </w:pPr>
+      <w:r>
+        <w:t>Interferir en el buen funcionamiento de sistemas o equipos informáticos</w:t>
+      </w:r>
+    </w:p>
+    <w:p>
+      <w:pPr>
+        <w:numPr>
+          <w:ilvl w:val="1"/>
+          <w:numId w:val="1"/>
+        </w:numPr>
+      </w:pPr>
+      <w:r>
+        <w:t>Otros delitos contra la seguridad de los datos y/o sistemas o equipos informáticos</w:t>
+      </w:r>
+    </w:p>
+    <w:p>
+      <w:pPr>
+        <w:numPr>
+          <w:ilvl w:val="1"/>
+          <w:numId w:val="1"/>
+        </w:numPr>
+      </w:pPr>
+      <w:r>
+        <w:t>Revelación de secretos y acceso ilícito a sistemas y equipos de informática</w:t>
       </w:r>
     </w:p>
     <w:p>
@@ -3660,65 +3948,117 @@
         </w:numPr>
       </w:pPr>
       <w:r>
-        <w:t>Delitos contra la autoridad y servidores públicos</w:t>
-      </w:r>
-    </w:p>
-    <w:p>
-      <w:pPr>
-        <w:numPr>
-          <w:ilvl w:val="1"/>
-          <w:numId w:val="1"/>
-        </w:numPr>
-      </w:pPr>
-      <w:r>
-        <w:t>Cometidos contra servidores públicos</w:t>
-      </w:r>
-    </w:p>
-    <w:p>
-      <w:pPr>
-        <w:numPr>
-          <w:ilvl w:val="1"/>
-          <w:numId w:val="1"/>
-        </w:numPr>
-      </w:pPr>
-      <w:r>
-        <w:t>Contra el servicio público - No especificado</w:t>
-      </w:r>
-    </w:p>
-    <w:p>
-      <w:pPr>
-        <w:numPr>
-          <w:ilvl w:val="1"/>
-          <w:numId w:val="1"/>
-        </w:numPr>
-      </w:pPr>
-      <w:r>
-        <w:t>Contra la Autoridad</w:t>
-      </w:r>
-    </w:p>
-    <w:p>
-      <w:pPr>
-        <w:numPr>
-          <w:ilvl w:val="1"/>
-          <w:numId w:val="1"/>
-        </w:numPr>
-      </w:pPr>
-      <w:r>
-        <w:t xml:space="preserve">Delitos contra la </w:t>
-      </w:r>
-      <w:r>
-        <w:t>autoridad</w:t>
-      </w:r>
-    </w:p>
-    <w:p>
-      <w:pPr>
-        <w:numPr>
-          <w:ilvl w:val="1"/>
-          <w:numId w:val="1"/>
-        </w:numPr>
-      </w:pPr>
-      <w:r>
-        <w:t>Delitos Contra la Autoridad</w:t>
+        <w:t>Delitos contra la seguridad pública, de la nación o del Estado</w:t>
+      </w:r>
+    </w:p>
+    <w:p>
+      <w:pPr>
+        <w:numPr>
+          <w:ilvl w:val="1"/>
+          <w:numId w:val="1"/>
+        </w:numPr>
+      </w:pPr>
+      <w:r>
+        <w:t>Contra la Seguridad de la Nación</w:t>
+      </w:r>
+    </w:p>
+    <w:p>
+      <w:pPr>
+        <w:numPr>
+          <w:ilvl w:val="1"/>
+          <w:numId w:val="1"/>
+        </w:numPr>
+      </w:pPr>
+      <w:r>
+        <w:t>Contra la Seguridad Pública</w:t>
+      </w:r>
+    </w:p>
+    <w:p>
+      <w:pPr>
+        <w:numPr>
+          <w:ilvl w:val="1"/>
+          <w:numId w:val="1"/>
+        </w:numPr>
+      </w:pPr>
+      <w:r>
+        <w:t>Delitos contra la seguridad de la nación</w:t>
+      </w:r>
+    </w:p>
+    <w:p>
+      <w:pPr>
+        <w:numPr>
+          <w:ilvl w:val="1"/>
+          <w:numId w:val="1"/>
+        </w:numPr>
+      </w:pPr>
+      <w:r>
+        <w:t>Delitos contra la Seguridad de la Nación</w:t>
+      </w:r>
+    </w:p>
+    <w:p>
+      <w:pPr>
+        <w:numPr>
+          <w:ilvl w:val="1"/>
+          <w:numId w:val="1"/>
+        </w:numPr>
+      </w:pPr>
+      <w:r>
+        <w:t>Delitos Contra la Seguridad Pública</w:t>
+      </w:r>
+    </w:p>
+    <w:p>
+      <w:pPr>
+        <w:numPr>
+          <w:ilvl w:val="1"/>
+          <w:numId w:val="1"/>
+        </w:numPr>
+      </w:pPr>
+      <w:r>
+        <w:t>La seguridad pública y la seguridad del Estado</w:t>
+      </w:r>
+    </w:p>
+    <w:p>
+      <w:pPr>
+        <w:numPr>
+          <w:ilvl w:val="1"/>
+          <w:numId w:val="1"/>
+        </w:numPr>
+      </w:pPr>
+      <w:r>
+        <w:t>Otros delitos contra la seguridad pública</w:t>
+      </w:r>
+    </w:p>
+    <w:p>
+      <w:pPr>
+        <w:numPr>
+          <w:ilvl w:val="1"/>
+          <w:numId w:val="1"/>
+        </w:numPr>
+      </w:pPr>
+      <w:r>
+        <w:t>Otros delitos contra la seguridad pública y la seguridad del Estado</w:t>
+      </w:r>
+    </w:p>
+    <w:p>
+      <w:pPr>
+        <w:numPr>
+          <w:ilvl w:val="1"/>
+          <w:numId w:val="1"/>
+        </w:numPr>
+      </w:pPr>
+      <w:r>
+        <w:t>Otros delitos que atentan contra la seguridad pública</w:t>
+      </w:r>
+    </w:p>
+    <w:p>
+      <w:pPr>
+        <w:numPr>
+          <w:ilvl w:val="1"/>
+          <w:numId w:val="1"/>
+        </w:numPr>
+      </w:pPr>
+      <w:r>
+        <w:t>Otros delitos que atenten contra la Seguridad Pública</w:t>
       </w:r>
     </w:p>
     <w:p>
@@ -3729,165 +4069,106 @@
         </w:numPr>
       </w:pPr>
       <w:r>
-        <w:t>Delitos contra la seguridad de los datos y/o sistemas o equipos informáticos</w:t>
-      </w:r>
-    </w:p>
-    <w:p>
-      <w:pPr>
-        <w:numPr>
-          <w:ilvl w:val="1"/>
-          <w:numId w:val="1"/>
-        </w:numPr>
-      </w:pPr>
-      <w:r>
-        <w:t>Acceso ilícito a sistemas o equipos informáticos</w:t>
-      </w:r>
-    </w:p>
-    <w:p>
-      <w:pPr>
-        <w:numPr>
-          <w:ilvl w:val="1"/>
-          <w:numId w:val="1"/>
-        </w:numPr>
-      </w:pPr>
-      <w:r>
-        <w:t>Daños a datos informáticos</w:t>
-      </w:r>
-    </w:p>
-    <w:p>
-      <w:pPr>
-        <w:numPr>
-          <w:ilvl w:val="1"/>
-          <w:numId w:val="1"/>
-        </w:numPr>
-      </w:pPr>
-      <w:r>
-        <w:t>Delitos contra la seguridad de los datos y/o sistemas o equipos i</w:t>
-      </w:r>
-      <w:r>
-        <w:t>nformáticos</w:t>
-      </w:r>
-    </w:p>
-    <w:p>
-      <w:pPr>
-        <w:numPr>
-          <w:ilvl w:val="1"/>
-          <w:numId w:val="1"/>
-        </w:numPr>
-      </w:pPr>
-      <w:r>
-        <w:t>Delitos contra la seguridad de los datos y/o sistemas o equipos informáticos - Acceso ilícito a sistemas o equipos informáticos</w:t>
-      </w:r>
-    </w:p>
-    <w:p>
-      <w:pPr>
-        <w:numPr>
-          <w:ilvl w:val="1"/>
-          <w:numId w:val="1"/>
-        </w:numPr>
-      </w:pPr>
-      <w:r>
-        <w:t>Delitos contra la seguridad de los datos y/o sistemas o equipos informáticos - Daños a datos informáticos</w:t>
-      </w:r>
-    </w:p>
-    <w:p>
-      <w:pPr>
-        <w:numPr>
-          <w:ilvl w:val="1"/>
-          <w:numId w:val="1"/>
-        </w:numPr>
-      </w:pPr>
-      <w:r>
-        <w:t>Delitos co</w:t>
-      </w:r>
-      <w:r>
-        <w:t>ntra la seguridad de los datos y/o sistemas o equipos informáticos - Interferir en el buen funcionamiento de sistemas o equipos informáticos</w:t>
-      </w:r>
-    </w:p>
-    <w:p>
-      <w:pPr>
-        <w:numPr>
-          <w:ilvl w:val="1"/>
-          <w:numId w:val="1"/>
-        </w:numPr>
-      </w:pPr>
-      <w:r>
-        <w:t>Delitos contra la seguridad de los datos y/o sistemas o equipos informáticos - No especificado</w:t>
-      </w:r>
-    </w:p>
-    <w:p>
-      <w:pPr>
-        <w:numPr>
-          <w:ilvl w:val="1"/>
-          <w:numId w:val="1"/>
-        </w:numPr>
-      </w:pPr>
-      <w:r>
-        <w:t>Delitos contra la se</w:t>
-      </w:r>
-      <w:r>
-        <w:t>guridad de los datos y/o sistemas o equipos informáticos - No identificado</w:t>
-      </w:r>
-    </w:p>
-    <w:p>
-      <w:pPr>
-        <w:numPr>
-          <w:ilvl w:val="1"/>
-          <w:numId w:val="1"/>
-        </w:numPr>
-      </w:pPr>
-      <w:r>
-        <w:t>Delitos contra la seguridad de los datos y/o sistemas o equipos informáticos - Otros delitos contra la seguridad de los datos y/o sistemas o equipos informáticos</w:t>
-      </w:r>
-    </w:p>
-    <w:p>
-      <w:pPr>
-        <w:numPr>
-          <w:ilvl w:val="1"/>
-          <w:numId w:val="1"/>
-        </w:numPr>
-      </w:pPr>
-      <w:r>
-        <w:t>Delitos contra la s</w:t>
-      </w:r>
-      <w:r>
-        <w:t>eguridad de los sistemas y/o equipos informáticos</w:t>
-      </w:r>
-    </w:p>
-    <w:p>
-      <w:pPr>
-        <w:numPr>
-          <w:ilvl w:val="1"/>
-          <w:numId w:val="1"/>
-        </w:numPr>
-      </w:pPr>
-      <w:r>
-        <w:t>Interferir en el buen funcionamiento de sistemas o equipos informáticos</w:t>
-      </w:r>
-    </w:p>
-    <w:p>
-      <w:pPr>
-        <w:numPr>
-          <w:ilvl w:val="1"/>
-          <w:numId w:val="1"/>
-        </w:numPr>
-      </w:pPr>
-      <w:r>
-        <w:t>Otros delitos contra la seguridad de los datos y/o sistemas o equipos informáticos</w:t>
-      </w:r>
-    </w:p>
-    <w:p>
-      <w:pPr>
-        <w:numPr>
-          <w:ilvl w:val="1"/>
-          <w:numId w:val="1"/>
-        </w:numPr>
-      </w:pPr>
-      <w:r>
-        <w:t xml:space="preserve">Revelación de secretos y acceso ilícito a sistemas </w:t>
-      </w:r>
-      <w:r>
-        <w:t>y equipos de informática</w:t>
+        <w:t>Delitos contra la vida, integridad corporal y seguridad de las personas</w:t>
+      </w:r>
+    </w:p>
+    <w:p>
+      <w:pPr>
+        <w:numPr>
+          <w:ilvl w:val="1"/>
+          <w:numId w:val="1"/>
+        </w:numPr>
+      </w:pPr>
+      <w:r>
+        <w:t>Contra la Paz y Seguridad de las Personas</w:t>
+      </w:r>
+    </w:p>
+    <w:p>
+      <w:pPr>
+        <w:numPr>
+          <w:ilvl w:val="1"/>
+          <w:numId w:val="1"/>
+        </w:numPr>
+      </w:pPr>
+      <w:r>
+        <w:t>Contra la Vida y la Integridad Corporal</w:t>
+      </w:r>
+    </w:p>
+    <w:p>
+      <w:pPr>
+        <w:numPr>
+          <w:ilvl w:val="1"/>
+          <w:numId w:val="1"/>
+        </w:numPr>
+      </w:pPr>
+      <w:r>
+        <w:t>Delitos Contra la Paz y Seguridad de las Personas</w:t>
+      </w:r>
+    </w:p>
+    <w:p>
+      <w:pPr>
+        <w:numPr>
+          <w:ilvl w:val="1"/>
+          <w:numId w:val="1"/>
+        </w:numPr>
+      </w:pPr>
+      <w:r>
+        <w:t>Delitos contra la vida y la integridad corporal</w:t>
+      </w:r>
+    </w:p>
+    <w:p>
+      <w:pPr>
+        <w:numPr>
+          <w:ilvl w:val="1"/>
+          <w:numId w:val="1"/>
+        </w:numPr>
+      </w:pPr>
+      <w:r>
+        <w:t>Delitos Contra la Vida y la Integridad Corporal</w:t>
+      </w:r>
+    </w:p>
+    <w:p>
+      <w:pPr>
+        <w:numPr>
+          <w:ilvl w:val="1"/>
+          <w:numId w:val="1"/>
+        </w:numPr>
+      </w:pPr>
+      <w:r>
+        <w:t>La vida y la integridad corporal</w:t>
+      </w:r>
+    </w:p>
+    <w:p>
+      <w:pPr>
+        <w:numPr>
+          <w:ilvl w:val="1"/>
+          <w:numId w:val="1"/>
+        </w:numPr>
+      </w:pPr>
+      <w:r>
+        <w:t>Otros delitos que atentan contra la integridad corporal</w:t>
+      </w:r>
+    </w:p>
+    <w:p>
+      <w:pPr>
+        <w:numPr>
+          <w:ilvl w:val="1"/>
+          <w:numId w:val="1"/>
+        </w:numPr>
+      </w:pPr>
+      <w:r>
+        <w:t>Otros delitos que atentan contra la vida y la integridad corporal</w:t>
+      </w:r>
+    </w:p>
+    <w:p>
+      <w:pPr>
+        <w:numPr>
+          <w:ilvl w:val="1"/>
+          <w:numId w:val="1"/>
+        </w:numPr>
+      </w:pPr>
+      <w:r>
+        <w:t>Otros Delitos que atentan contra la vida y la integridad corporal</w:t>
       </w:r>
     </w:p>
     <w:p>
@@ -3898,123 +4179,62 @@
         </w:numPr>
       </w:pPr>
       <w:r>
-        <w:t>Delitos contra la seguridad pública, de la nación o del Estado</w:t>
-      </w:r>
-    </w:p>
-    <w:p>
-      <w:pPr>
-        <w:numPr>
-          <w:ilvl w:val="1"/>
-          <w:numId w:val="1"/>
-        </w:numPr>
-      </w:pPr>
-      <w:r>
-        <w:t>Contra la Seguridad de la Nación</w:t>
-      </w:r>
-    </w:p>
-    <w:p>
-      <w:pPr>
-        <w:numPr>
-          <w:ilvl w:val="1"/>
-          <w:numId w:val="1"/>
-        </w:numPr>
-      </w:pPr>
-      <w:r>
-        <w:t>Contra la Seguridad Pública</w:t>
-      </w:r>
-    </w:p>
-    <w:p>
-      <w:pPr>
-        <w:numPr>
-          <w:ilvl w:val="1"/>
-          <w:numId w:val="1"/>
-        </w:numPr>
-      </w:pPr>
-      <w:r>
-        <w:t>Delitos contra la seguridad de la nación</w:t>
-      </w:r>
-    </w:p>
-    <w:p>
-      <w:pPr>
-        <w:numPr>
-          <w:ilvl w:val="1"/>
-          <w:numId w:val="1"/>
-        </w:numPr>
-      </w:pPr>
-      <w:r>
-        <w:t>Delitos contra la Seguridad de la Nación</w:t>
-      </w:r>
-    </w:p>
-    <w:p>
-      <w:pPr>
-        <w:numPr>
-          <w:ilvl w:val="1"/>
-          <w:numId w:val="1"/>
-        </w:numPr>
-      </w:pPr>
-      <w:r>
-        <w:t>Delitos Contra la Segurid</w:t>
-      </w:r>
-      <w:r>
-        <w:t>ad Pública</w:t>
-      </w:r>
-    </w:p>
-    <w:p>
-      <w:pPr>
-        <w:numPr>
-          <w:ilvl w:val="1"/>
-          <w:numId w:val="1"/>
-        </w:numPr>
-      </w:pPr>
-      <w:r>
-        <w:t>La seguridad pública y la seguridad del Estado</w:t>
-      </w:r>
-    </w:p>
-    <w:p>
-      <w:pPr>
-        <w:numPr>
-          <w:ilvl w:val="1"/>
-          <w:numId w:val="1"/>
-        </w:numPr>
-      </w:pPr>
-      <w:r>
-        <w:t>Otros delitos contra la seguridad pública</w:t>
-      </w:r>
-    </w:p>
-    <w:p>
-      <w:pPr>
-        <w:numPr>
-          <w:ilvl w:val="1"/>
-          <w:numId w:val="1"/>
-        </w:numPr>
-      </w:pPr>
-      <w:r>
-        <w:t>Otros delitos contra la seguridad pública y la seguridad del Estado</w:t>
-      </w:r>
-    </w:p>
-    <w:p>
-      <w:pPr>
-        <w:numPr>
-          <w:ilvl w:val="1"/>
-          <w:numId w:val="1"/>
-        </w:numPr>
-      </w:pPr>
-      <w:r>
-        <w:t>Otros delitos que atentan contra la seguridad pública</w:t>
-      </w:r>
-    </w:p>
-    <w:p>
-      <w:pPr>
-        <w:numPr>
-          <w:ilvl w:val="1"/>
-          <w:numId w:val="1"/>
-        </w:numPr>
-      </w:pPr>
-      <w:r>
-        <w:t xml:space="preserve">Otros delitos que atenten </w:t>
-      </w:r>
-      <w:r>
-        <w:t>contra la Seguridad Pública</w:t>
+        <w:t>Delitos electorales</w:t>
+      </w:r>
+    </w:p>
+    <w:p>
+      <w:pPr>
+        <w:numPr>
+          <w:ilvl w:val="1"/>
+          <w:numId w:val="1"/>
+        </w:numPr>
+      </w:pPr>
+      <w:r>
+        <w:t>Delitos electorales</w:t>
+      </w:r>
+    </w:p>
+    <w:p>
+      <w:pPr>
+        <w:numPr>
+          <w:ilvl w:val="1"/>
+          <w:numId w:val="1"/>
+        </w:numPr>
+      </w:pPr>
+      <w:r>
+        <w:t>Delitos electorales (Previstos en el Código Penal Federal y en el Código Federal de Instituciones y Procedimientos Electorales</w:t>
+      </w:r>
+    </w:p>
+    <w:p>
+      <w:pPr>
+        <w:numPr>
+          <w:ilvl w:val="1"/>
+          <w:numId w:val="1"/>
+        </w:numPr>
+      </w:pPr>
+      <w:r>
+        <w:t>Delitos Electorales y en Materia de Registro Nacional de Ciudadanos</w:t>
+      </w:r>
+    </w:p>
+    <w:p>
+      <w:pPr>
+        <w:numPr>
+          <w:ilvl w:val="1"/>
+          <w:numId w:val="1"/>
+        </w:numPr>
+      </w:pPr>
+      <w:r>
+        <w:t>Electorales</w:t>
+      </w:r>
+    </w:p>
+    <w:p>
+      <w:pPr>
+        <w:numPr>
+          <w:ilvl w:val="1"/>
+          <w:numId w:val="1"/>
+        </w:numPr>
+      </w:pPr>
+      <w:r>
+        <w:t>Electorales y en Materia de Registro Nacional de Ciudadanos</w:t>
       </w:r>
     </w:p>
     <w:p>
@@ -4025,113 +4245,137 @@
         </w:numPr>
       </w:pPr>
       <w:r>
-        <w:t>Delitos contra la vida, integridad corporal y seguridad de las personas</w:t>
-      </w:r>
-    </w:p>
-    <w:p>
-      <w:pPr>
-        <w:numPr>
-          <w:ilvl w:val="1"/>
-          <w:numId w:val="1"/>
-        </w:numPr>
-      </w:pPr>
-      <w:r>
-        <w:t>Contra la Paz y Seguridad de las Personas</w:t>
-      </w:r>
-    </w:p>
-    <w:p>
-      <w:pPr>
-        <w:numPr>
-          <w:ilvl w:val="1"/>
-          <w:numId w:val="1"/>
-        </w:numPr>
-      </w:pPr>
-      <w:r>
-        <w:t>Contra la Vida y la Integridad Corporal</w:t>
-      </w:r>
-    </w:p>
-    <w:p>
-      <w:pPr>
-        <w:numPr>
-          <w:ilvl w:val="1"/>
-          <w:numId w:val="1"/>
-        </w:numPr>
-      </w:pPr>
-      <w:r>
-        <w:t>Delitos Contra la Paz y Seguridad de las Personas</w:t>
-      </w:r>
-    </w:p>
-    <w:p>
-      <w:pPr>
-        <w:numPr>
-          <w:ilvl w:val="1"/>
-          <w:numId w:val="1"/>
-        </w:numPr>
-      </w:pPr>
-      <w:r>
-        <w:t>Delitos contra la vida y</w:t>
-      </w:r>
-      <w:r>
-        <w:t xml:space="preserve"> la integridad corporal</w:t>
-      </w:r>
-    </w:p>
-    <w:p>
-      <w:pPr>
-        <w:numPr>
-          <w:ilvl w:val="1"/>
-          <w:numId w:val="1"/>
-        </w:numPr>
-      </w:pPr>
-      <w:r>
-        <w:t>Delitos Contra la Vida y la Integridad Corporal</w:t>
-      </w:r>
-    </w:p>
-    <w:p>
-      <w:pPr>
-        <w:numPr>
-          <w:ilvl w:val="1"/>
-          <w:numId w:val="1"/>
-        </w:numPr>
-      </w:pPr>
-      <w:r>
-        <w:t>La vida y la integridad corporal</w:t>
-      </w:r>
-    </w:p>
-    <w:p>
-      <w:pPr>
-        <w:numPr>
-          <w:ilvl w:val="1"/>
-          <w:numId w:val="1"/>
-        </w:numPr>
-      </w:pPr>
-      <w:r>
-        <w:t>Otros delitos que atentan contra la integridad corporal</w:t>
-      </w:r>
-    </w:p>
-    <w:p>
-      <w:pPr>
-        <w:numPr>
-          <w:ilvl w:val="1"/>
+        <w:t>Delitos en materia de vías de comunicación y correspondencia</w:t>
+      </w:r>
+    </w:p>
+    <w:p>
+      <w:pPr>
+        <w:numPr>
+          <w:ilvl w:val="1"/>
+          <w:numId w:val="1"/>
+        </w:numPr>
+      </w:pPr>
+      <w:r>
+        <w:t xml:space="preserve">Ataque </w:t>
+      </w:r>
+      <w:proofErr w:type="gramStart"/>
+      <w:r>
+        <w:t>a  las</w:t>
+      </w:r>
+      <w:proofErr w:type="gramEnd"/>
+      <w:r>
+        <w:t xml:space="preserve"> vías de comunicación</w:t>
+      </w:r>
+    </w:p>
+    <w:p>
+      <w:pPr>
+        <w:numPr>
+          <w:ilvl w:val="1"/>
+          <w:numId w:val="1"/>
+        </w:numPr>
+      </w:pPr>
+      <w:r>
+        <w:t>Ataque a las vías de comunicación</w:t>
+      </w:r>
+    </w:p>
+    <w:p>
+      <w:pPr>
+        <w:numPr>
+          <w:ilvl w:val="1"/>
+          <w:numId w:val="1"/>
+        </w:numPr>
+      </w:pPr>
+      <w:r>
+        <w:t>Delitos en materia de vías de comunicación y correspondencia</w:t>
+      </w:r>
+    </w:p>
+    <w:p>
+      <w:pPr>
+        <w:numPr>
+          <w:ilvl w:val="1"/>
+          <w:numId w:val="1"/>
+        </w:numPr>
+      </w:pPr>
+      <w:r>
+        <w:t>Delitos en Materia de Vías de Comunicación y Correspondencia</w:t>
+      </w:r>
+    </w:p>
+    <w:p>
+      <w:pPr>
+        <w:numPr>
+          <w:ilvl w:val="1"/>
+          <w:numId w:val="1"/>
+        </w:numPr>
+      </w:pPr>
+      <w:r>
+        <w:t>En Materia de Vías de Comunicación y Correspondencia</w:t>
+      </w:r>
+    </w:p>
+    <w:p>
+      <w:pPr>
+        <w:numPr>
+          <w:ilvl w:val="1"/>
+          <w:numId w:val="1"/>
+        </w:numPr>
+      </w:pPr>
+      <w:r>
+        <w:t>Ley de Vías Generales de Comunicación</w:t>
+      </w:r>
+    </w:p>
+    <w:p>
+      <w:pPr>
+        <w:numPr>
+          <w:ilvl w:val="0"/>
           <w:numId w:val="1"/>
         </w:numPr>
       </w:pPr>
       <w:r>
         <w:lastRenderedPageBreak/>
-        <w:t>Otros delitos que atentan contra la vida y la integridad corporal</w:t>
-      </w:r>
-    </w:p>
-    <w:p>
-      <w:pPr>
-        <w:numPr>
-          <w:ilvl w:val="1"/>
-          <w:numId w:val="1"/>
-        </w:numPr>
-      </w:pPr>
-      <w:r>
-        <w:t>Otros Delitos que atentan con</w:t>
-      </w:r>
-      <w:r>
-        <w:t>tra la vida y la integridad corporal</w:t>
+        <w:t>Delitos en materia fiscal</w:t>
+      </w:r>
+    </w:p>
+    <w:p>
+      <w:pPr>
+        <w:numPr>
+          <w:ilvl w:val="1"/>
+          <w:numId w:val="1"/>
+        </w:numPr>
+      </w:pPr>
+      <w:r>
+        <w:t>Código Fiscal de la Federación</w:t>
+      </w:r>
+    </w:p>
+    <w:p>
+      <w:pPr>
+        <w:numPr>
+          <w:ilvl w:val="1"/>
+          <w:numId w:val="1"/>
+        </w:numPr>
+      </w:pPr>
+      <w:r>
+        <w:t>Delitos en materia fiscal</w:t>
+      </w:r>
+    </w:p>
+    <w:p>
+      <w:pPr>
+        <w:numPr>
+          <w:ilvl w:val="1"/>
+          <w:numId w:val="1"/>
+        </w:numPr>
+      </w:pPr>
+      <w:r>
+        <w:t>Delitos previstos en el Código Fiscal de la Federación</w:t>
+      </w:r>
+    </w:p>
+    <w:p>
+      <w:pPr>
+        <w:numPr>
+          <w:ilvl w:val="1"/>
+          <w:numId w:val="1"/>
+        </w:numPr>
+      </w:pPr>
+      <w:r>
+        <w:t>Delitos Previstos en el Código Fiscal de la Federación</w:t>
       </w:r>
     </w:p>
     <w:p>
@@ -4142,65 +4386,7 @@
         </w:numPr>
       </w:pPr>
       <w:r>
-        <w:t>Delitos electorales</w:t>
-      </w:r>
-    </w:p>
-    <w:p>
-      <w:pPr>
-        <w:numPr>
-          <w:ilvl w:val="1"/>
-          <w:numId w:val="1"/>
-        </w:numPr>
-      </w:pPr>
-      <w:r>
-        <w:t>Delitos electorales</w:t>
-      </w:r>
-    </w:p>
-    <w:p>
-      <w:pPr>
-        <w:numPr>
-          <w:ilvl w:val="1"/>
-          <w:numId w:val="1"/>
-        </w:numPr>
-      </w:pPr>
-      <w:r>
-        <w:t>Delitos electorales (Previstos en el Código Penal Federal y en el Código Federal de Instituciones y Procedimientos Electorales</w:t>
-      </w:r>
-    </w:p>
-    <w:p>
-      <w:pPr>
-        <w:numPr>
-          <w:ilvl w:val="1"/>
-          <w:numId w:val="1"/>
-        </w:numPr>
-      </w:pPr>
-      <w:r>
-        <w:t xml:space="preserve">Delitos Electorales y en Materia de Registro </w:t>
-      </w:r>
-      <w:r>
-        <w:t>Nacional de Ciudadanos</w:t>
-      </w:r>
-    </w:p>
-    <w:p>
-      <w:pPr>
-        <w:numPr>
-          <w:ilvl w:val="1"/>
-          <w:numId w:val="1"/>
-        </w:numPr>
-      </w:pPr>
-      <w:r>
-        <w:t>Electorales</w:t>
-      </w:r>
-    </w:p>
-    <w:p>
-      <w:pPr>
-        <w:numPr>
-          <w:ilvl w:val="1"/>
-          <w:numId w:val="1"/>
-        </w:numPr>
-      </w:pPr>
-      <w:r>
-        <w:t>Electorales y en Materia de Registro Nacional de Ciudadanos</w:t>
+        <w:t>Despojo</w:t>
       </w:r>
     </w:p>
     <w:p>
@@ -4211,84 +4397,877 @@
         </w:numPr>
       </w:pPr>
       <w:r>
-        <w:t>Delitos en materia de vías de comunicación y correspondencia</w:t>
-      </w:r>
-    </w:p>
-    <w:p>
-      <w:pPr>
-        <w:numPr>
-          <w:ilvl w:val="1"/>
-          <w:numId w:val="1"/>
-        </w:numPr>
-      </w:pPr>
-      <w:r>
-        <w:t xml:space="preserve">Ataque </w:t>
+        <w:t>Discriminación</w:t>
+      </w:r>
+    </w:p>
+    <w:p>
+      <w:pPr>
+        <w:numPr>
+          <w:ilvl w:val="1"/>
+          <w:numId w:val="1"/>
+        </w:numPr>
+      </w:pPr>
+      <w:r>
+        <w:t>Delitos Contra la Dignidad de las Personas (Capítulo Único, Discriminación)</w:t>
+      </w:r>
+    </w:p>
+    <w:p>
+      <w:pPr>
+        <w:numPr>
+          <w:ilvl w:val="1"/>
+          <w:numId w:val="1"/>
+        </w:numPr>
+      </w:pPr>
+      <w:r>
+        <w:t>Discriminación</w:t>
+      </w:r>
+    </w:p>
+    <w:p>
+      <w:pPr>
+        <w:numPr>
+          <w:ilvl w:val="0"/>
+          <w:numId w:val="1"/>
+        </w:numPr>
+      </w:pPr>
+      <w:r>
+        <w:t>Evasión de presos</w:t>
+      </w:r>
+    </w:p>
+    <w:p>
+      <w:pPr>
+        <w:numPr>
+          <w:ilvl w:val="0"/>
+          <w:numId w:val="1"/>
+        </w:numPr>
+      </w:pPr>
+      <w:r>
+        <w:t>Incumplimiento de obligaciones familiares</w:t>
+      </w:r>
+    </w:p>
+    <w:p>
+      <w:pPr>
+        <w:numPr>
+          <w:ilvl w:val="1"/>
+          <w:numId w:val="1"/>
+        </w:numPr>
+      </w:pPr>
+      <w:r>
+        <w:t>Incumplimiento de obligaciones de asistencia familiar</w:t>
+      </w:r>
+    </w:p>
+    <w:p>
+      <w:pPr>
+        <w:numPr>
+          <w:ilvl w:val="1"/>
+          <w:numId w:val="1"/>
+        </w:numPr>
+      </w:pPr>
+      <w:r>
+        <w:t>Incumplimiento de obligaciones familiares</w:t>
+      </w:r>
+    </w:p>
+    <w:p>
+      <w:pPr>
+        <w:numPr>
+          <w:ilvl w:val="0"/>
+          <w:numId w:val="1"/>
+        </w:numPr>
+      </w:pPr>
+      <w:r>
+        <w:t>Otras lesiones (culposas)</w:t>
+      </w:r>
+    </w:p>
+    <w:p>
+      <w:pPr>
+        <w:numPr>
+          <w:ilvl w:val="1"/>
+          <w:numId w:val="1"/>
+        </w:numPr>
+      </w:pPr>
+      <w:r>
+        <w:t>Lesiones culposas</w:t>
+      </w:r>
+    </w:p>
+    <w:p>
+      <w:pPr>
+        <w:numPr>
+          <w:ilvl w:val="0"/>
+          <w:numId w:val="1"/>
+        </w:numPr>
+      </w:pPr>
+      <w:r>
+        <w:t>Otros delitos</w:t>
+      </w:r>
+    </w:p>
+    <w:p>
+      <w:pPr>
+        <w:numPr>
+          <w:ilvl w:val="1"/>
+          <w:numId w:val="1"/>
+        </w:numPr>
+      </w:pPr>
+      <w:r>
+        <w:t>Conductas antisociales del fuero federal</w:t>
+      </w:r>
+    </w:p>
+    <w:p>
+      <w:pPr>
+        <w:numPr>
+          <w:ilvl w:val="1"/>
+          <w:numId w:val="1"/>
+        </w:numPr>
+      </w:pPr>
+      <w:r>
+        <w:t>Conductas antisociales del Fuero Federal</w:t>
+      </w:r>
+    </w:p>
+    <w:p>
+      <w:pPr>
+        <w:numPr>
+          <w:ilvl w:val="1"/>
+          <w:numId w:val="1"/>
+        </w:numPr>
+      </w:pPr>
+      <w:r>
+        <w:t>Contra el Derecho Internacional</w:t>
+      </w:r>
+    </w:p>
+    <w:p>
+      <w:pPr>
+        <w:numPr>
+          <w:ilvl w:val="1"/>
+          <w:numId w:val="1"/>
+        </w:numPr>
+      </w:pPr>
+      <w:r>
+        <w:t>Contra la Economía Pública</w:t>
+      </w:r>
+    </w:p>
+    <w:p>
+      <w:pPr>
+        <w:numPr>
+          <w:ilvl w:val="1"/>
+          <w:numId w:val="1"/>
+        </w:numPr>
+      </w:pPr>
+      <w:r>
+        <w:t>Contra la Humanidad</w:t>
+      </w:r>
+    </w:p>
+    <w:p>
+      <w:pPr>
+        <w:numPr>
+          <w:ilvl w:val="1"/>
+          <w:numId w:val="1"/>
+        </w:numPr>
+      </w:pPr>
+      <w:r>
+        <w:t>Delitos Contra el Derecho Internacional</w:t>
+      </w:r>
+    </w:p>
+    <w:p>
+      <w:pPr>
+        <w:numPr>
+          <w:ilvl w:val="1"/>
+          <w:numId w:val="1"/>
+        </w:numPr>
+      </w:pPr>
+      <w:r>
+        <w:t>Delitos Contra el Estado Civil y Bigamia</w:t>
+      </w:r>
+    </w:p>
+    <w:p>
+      <w:pPr>
+        <w:numPr>
+          <w:ilvl w:val="1"/>
+          <w:numId w:val="1"/>
+        </w:numPr>
+      </w:pPr>
+      <w:r>
+        <w:t>Delitos Contra el Honor</w:t>
+      </w:r>
+    </w:p>
+    <w:p>
+      <w:pPr>
+        <w:numPr>
+          <w:ilvl w:val="1"/>
+          <w:numId w:val="1"/>
+        </w:numPr>
+      </w:pPr>
+      <w:r>
+        <w:t>Delitos Contra la Economía Pública</w:t>
+      </w:r>
+    </w:p>
+    <w:p>
+      <w:pPr>
+        <w:numPr>
+          <w:ilvl w:val="1"/>
+          <w:numId w:val="1"/>
+        </w:numPr>
+      </w:pPr>
+      <w:r>
+        <w:t>Delitos Contra la Humanidad</w:t>
+      </w:r>
+    </w:p>
+    <w:p>
+      <w:pPr>
+        <w:numPr>
+          <w:ilvl w:val="1"/>
+          <w:numId w:val="1"/>
+        </w:numPr>
+      </w:pPr>
+      <w:r>
+        <w:t>Delitos en Materia de Inhumaciones y Exhumaciones</w:t>
+      </w:r>
+    </w:p>
+    <w:p>
+      <w:pPr>
+        <w:numPr>
+          <w:ilvl w:val="1"/>
+          <w:numId w:val="1"/>
+        </w:numPr>
+      </w:pPr>
+      <w:r>
+        <w:t>Delitos Previstos en la Ley de Concursos Mercantiles</w:t>
+      </w:r>
+    </w:p>
+    <w:p>
+      <w:pPr>
+        <w:numPr>
+          <w:ilvl w:val="1"/>
+          <w:numId w:val="1"/>
+        </w:numPr>
+      </w:pPr>
+      <w:r>
+        <w:t>Delitos Previstos en la Ley Federal sobre Monumentos y Zonas Arqueológicos, Artísticos e Históricos</w:t>
+      </w:r>
+    </w:p>
+    <w:p>
+      <w:pPr>
+        <w:numPr>
+          <w:ilvl w:val="1"/>
+          <w:numId w:val="1"/>
+        </w:numPr>
+      </w:pPr>
+      <w:r>
+        <w:t>Delitos previstos en la Ley General de Población</w:t>
+      </w:r>
+    </w:p>
+    <w:p>
+      <w:pPr>
+        <w:numPr>
+          <w:ilvl w:val="1"/>
+          <w:numId w:val="1"/>
+        </w:numPr>
+      </w:pPr>
+      <w:r>
+        <w:t>Delitos Previstos en la Ley General de Población</w:t>
+      </w:r>
+    </w:p>
+    <w:p>
+      <w:pPr>
+        <w:numPr>
+          <w:ilvl w:val="1"/>
+          <w:numId w:val="1"/>
+        </w:numPr>
+      </w:pPr>
+      <w:r>
+        <w:t>Delitos Previstos en la Ley sobre Delitos de Imprenta</w:t>
+      </w:r>
+    </w:p>
+    <w:p>
+      <w:pPr>
+        <w:numPr>
+          <w:ilvl w:val="1"/>
+          <w:numId w:val="1"/>
+        </w:numPr>
+      </w:pPr>
+      <w:r>
+        <w:t>En materia de amparo</w:t>
+      </w:r>
+    </w:p>
+    <w:p>
+      <w:pPr>
+        <w:numPr>
+          <w:ilvl w:val="1"/>
+          <w:numId w:val="1"/>
+        </w:numPr>
+      </w:pPr>
+      <w:r>
+        <w:t>En Materia de Inhumaciones y Exhumaciones</w:t>
+      </w:r>
+    </w:p>
+    <w:p>
+      <w:pPr>
+        <w:numPr>
+          <w:ilvl w:val="1"/>
+          <w:numId w:val="1"/>
+        </w:numPr>
+      </w:pPr>
+      <w:r>
+        <w:t>La administración del Estado</w:t>
+      </w:r>
+    </w:p>
+    <w:p>
+      <w:pPr>
+        <w:numPr>
+          <w:ilvl w:val="1"/>
+          <w:numId w:val="1"/>
+        </w:numPr>
+      </w:pPr>
+      <w:r>
+        <w:t>La familia</w:t>
+      </w:r>
+    </w:p>
+    <w:p>
+      <w:pPr>
+        <w:numPr>
+          <w:ilvl w:val="1"/>
+          <w:numId w:val="1"/>
+        </w:numPr>
+      </w:pPr>
+      <w:r>
+        <w:t>La sociedad</w:t>
+      </w:r>
+    </w:p>
+    <w:p>
+      <w:pPr>
+        <w:numPr>
+          <w:ilvl w:val="1"/>
+          <w:numId w:val="1"/>
+        </w:numPr>
+      </w:pPr>
+      <w:r>
+        <w:t>Ley Federal sobre Monumentos y Zonas Arqueológicos, Artísticos e Históricos</w:t>
+      </w:r>
+    </w:p>
+    <w:p>
+      <w:pPr>
+        <w:numPr>
+          <w:ilvl w:val="1"/>
+          <w:numId w:val="1"/>
+        </w:numPr>
+      </w:pPr>
+      <w:r>
+        <w:t>Ley sobre Delitos de Imprenta</w:t>
+      </w:r>
+    </w:p>
+    <w:p>
+      <w:pPr>
+        <w:numPr>
+          <w:ilvl w:val="1"/>
+          <w:numId w:val="1"/>
+        </w:numPr>
+      </w:pPr>
+      <w:r>
+        <w:t>Ninguno</w:t>
+      </w:r>
+    </w:p>
+    <w:p>
+      <w:pPr>
+        <w:numPr>
+          <w:ilvl w:val="1"/>
+          <w:numId w:val="1"/>
+        </w:numPr>
+      </w:pPr>
+      <w:r>
+        <w:t>No especificado</w:t>
+      </w:r>
+    </w:p>
+    <w:p>
+      <w:pPr>
+        <w:numPr>
+          <w:ilvl w:val="1"/>
+          <w:numId w:val="1"/>
+        </w:numPr>
+      </w:pPr>
+      <w:r>
+        <w:t>No especificado delito del fuero común</w:t>
+      </w:r>
+    </w:p>
+    <w:p>
+      <w:pPr>
+        <w:numPr>
+          <w:ilvl w:val="1"/>
+          <w:numId w:val="1"/>
+        </w:numPr>
+      </w:pPr>
+      <w:r>
+        <w:t>No identificado</w:t>
+      </w:r>
+    </w:p>
+    <w:p>
+      <w:pPr>
+        <w:numPr>
+          <w:ilvl w:val="1"/>
+          <w:numId w:val="1"/>
+        </w:numPr>
+      </w:pPr>
+      <w:r>
+        <w:t>Otro</w:t>
+      </w:r>
+    </w:p>
+    <w:p>
+      <w:pPr>
+        <w:numPr>
+          <w:ilvl w:val="1"/>
+          <w:numId w:val="1"/>
+        </w:numPr>
+      </w:pPr>
+      <w:r>
+        <w:t>Otros (bienes jurídicos)</w:t>
+      </w:r>
+    </w:p>
+    <w:p>
+      <w:pPr>
+        <w:numPr>
+          <w:ilvl w:val="1"/>
+          <w:numId w:val="1"/>
+        </w:numPr>
+      </w:pPr>
+      <w:r>
+        <w:t>Otros delitos</w:t>
+      </w:r>
+    </w:p>
+    <w:p>
+      <w:pPr>
+        <w:numPr>
+          <w:ilvl w:val="1"/>
+          <w:numId w:val="1"/>
+        </w:numPr>
+      </w:pPr>
+      <w:r>
+        <w:lastRenderedPageBreak/>
+        <w:t>Otros delitos cometidos contra el servicio público</w:t>
+      </w:r>
+    </w:p>
+    <w:p>
+      <w:pPr>
+        <w:numPr>
+          <w:ilvl w:val="1"/>
+          <w:numId w:val="1"/>
+        </w:numPr>
+      </w:pPr>
+      <w:r>
+        <w:t>Otros Delitos contenidos en el Código Penal Federal</w:t>
+      </w:r>
+    </w:p>
+    <w:p>
+      <w:pPr>
+        <w:numPr>
+          <w:ilvl w:val="1"/>
+          <w:numId w:val="1"/>
+        </w:numPr>
+      </w:pPr>
+      <w:r>
+        <w:t>Otros delitos contra la administración del Estado</w:t>
+      </w:r>
+    </w:p>
+    <w:p>
+      <w:pPr>
+        <w:numPr>
+          <w:ilvl w:val="1"/>
+          <w:numId w:val="1"/>
+        </w:numPr>
+      </w:pPr>
+      <w:r>
+        <w:t>Otros delitos contra la familia</w:t>
+      </w:r>
+    </w:p>
+    <w:p>
+      <w:pPr>
+        <w:numPr>
+          <w:ilvl w:val="1"/>
+          <w:numId w:val="1"/>
+        </w:numPr>
+      </w:pPr>
+      <w:r>
+        <w:t>Otros Delitos contra la familia</w:t>
+      </w:r>
+    </w:p>
+    <w:p>
+      <w:pPr>
+        <w:numPr>
+          <w:ilvl w:val="1"/>
+          <w:numId w:val="1"/>
+        </w:numPr>
+      </w:pPr>
+      <w:r>
+        <w:t>Otros delitos contra la libertad personal</w:t>
+      </w:r>
+    </w:p>
+    <w:p>
+      <w:pPr>
+        <w:numPr>
+          <w:ilvl w:val="1"/>
+          <w:numId w:val="1"/>
+        </w:numPr>
+      </w:pPr>
+      <w:r>
+        <w:t>Otros delitos contra la sociedad</w:t>
+      </w:r>
+    </w:p>
+    <w:p>
+      <w:pPr>
+        <w:numPr>
+          <w:ilvl w:val="1"/>
+          <w:numId w:val="1"/>
+        </w:numPr>
+      </w:pPr>
+      <w:r>
+        <w:t>Otros Delitos contra la sociedad</w:t>
+      </w:r>
+    </w:p>
+    <w:p>
+      <w:pPr>
+        <w:numPr>
+          <w:ilvl w:val="1"/>
+          <w:numId w:val="1"/>
+        </w:numPr>
+      </w:pPr>
+      <w:r>
+        <w:t>Otros delitos del fuero común</w:t>
+      </w:r>
+    </w:p>
+    <w:p>
+      <w:pPr>
+        <w:numPr>
+          <w:ilvl w:val="1"/>
+          <w:numId w:val="1"/>
+        </w:numPr>
+      </w:pPr>
+      <w:r>
+        <w:t>Otros delitos del Fuero Común</w:t>
+      </w:r>
+    </w:p>
+    <w:p>
+      <w:pPr>
+        <w:numPr>
+          <w:ilvl w:val="1"/>
+          <w:numId w:val="1"/>
+        </w:numPr>
+      </w:pPr>
+      <w:r>
+        <w:t>Otros Delitos del Fuero Común</w:t>
+      </w:r>
+    </w:p>
+    <w:p>
+      <w:pPr>
+        <w:numPr>
+          <w:ilvl w:val="1"/>
+          <w:numId w:val="1"/>
+        </w:numPr>
+      </w:pPr>
+      <w:r>
+        <w:t>Responsabilidad Profesional</w:t>
+      </w:r>
+    </w:p>
+    <w:p>
+      <w:pPr>
+        <w:numPr>
+          <w:ilvl w:val="0"/>
+          <w:numId w:val="1"/>
+        </w:numPr>
+      </w:pPr>
+      <w:r>
+        <w:t>Otros delitos cometidos por servidores públicos (</w:t>
+      </w:r>
+      <w:proofErr w:type="spellStart"/>
+      <w:r>
+        <w:t>exluyendo</w:t>
+      </w:r>
+      <w:proofErr w:type="spellEnd"/>
+      <w:r>
+        <w:t xml:space="preserve"> hechos de corrupción, ejercicio abusivo o indebido y tráfico de influencias)</w:t>
+      </w:r>
+    </w:p>
+    <w:p>
+      <w:pPr>
+        <w:numPr>
+          <w:ilvl w:val="1"/>
+          <w:numId w:val="1"/>
+        </w:numPr>
+      </w:pPr>
+      <w:r>
+        <w:t>Código de Justicia Militar</w:t>
+      </w:r>
+    </w:p>
+    <w:p>
+      <w:pPr>
+        <w:numPr>
+          <w:ilvl w:val="1"/>
+          <w:numId w:val="1"/>
+        </w:numPr>
+      </w:pPr>
+      <w:r>
+        <w:t>Cometidos por servidores públicos</w:t>
+      </w:r>
+    </w:p>
+    <w:p>
+      <w:pPr>
+        <w:numPr>
+          <w:ilvl w:val="1"/>
+          <w:numId w:val="1"/>
+        </w:numPr>
+      </w:pPr>
+      <w:r>
+        <w:t>Cometidos por Servidores Públicos</w:t>
+      </w:r>
+    </w:p>
+    <w:p>
+      <w:pPr>
+        <w:numPr>
+          <w:ilvl w:val="1"/>
+          <w:numId w:val="1"/>
+        </w:numPr>
+      </w:pPr>
+      <w:r>
+        <w:t>Delitos cometidos por servidores públicos</w:t>
+      </w:r>
+    </w:p>
+    <w:p>
+      <w:pPr>
+        <w:numPr>
+          <w:ilvl w:val="1"/>
+          <w:numId w:val="1"/>
+        </w:numPr>
+      </w:pPr>
+      <w:r>
+        <w:t>Delitos Cometidos por Servidores Públicos</w:t>
+      </w:r>
+    </w:p>
+    <w:p>
+      <w:pPr>
+        <w:numPr>
+          <w:ilvl w:val="1"/>
+          <w:numId w:val="1"/>
+        </w:numPr>
+      </w:pPr>
+      <w:r>
+        <w:t>Responsabilidad de servidores públicos</w:t>
+      </w:r>
+    </w:p>
+    <w:p>
+      <w:pPr>
+        <w:numPr>
+          <w:ilvl w:val="0"/>
+          <w:numId w:val="1"/>
+        </w:numPr>
+      </w:pPr>
+      <w:r>
+        <w:t>Otros delitos contra el medio ambiente, el equilibrio ecológico y la gestión ambiental (excluyendo comercialización y tráfico de flora o fauna silvestres sujetas de protección)</w:t>
+      </w:r>
+    </w:p>
+    <w:p>
+      <w:pPr>
+        <w:numPr>
+          <w:ilvl w:val="1"/>
+          <w:numId w:val="1"/>
+        </w:numPr>
+      </w:pPr>
+      <w:r>
+        <w:t>Caza, pesca o tala ilegal de flora o fauna silvestres</w:t>
+      </w:r>
+    </w:p>
+    <w:p>
+      <w:pPr>
+        <w:numPr>
+          <w:ilvl w:val="1"/>
+          <w:numId w:val="1"/>
+        </w:numPr>
+      </w:pPr>
+      <w:r>
+        <w:t>Caza, pesca o tala ilegal de flora o fauna silvestres en peligro de extinción, amenazadas o sujetas a protección</w:t>
+      </w:r>
+    </w:p>
+    <w:p>
+      <w:pPr>
+        <w:numPr>
+          <w:ilvl w:val="1"/>
+          <w:numId w:val="1"/>
+        </w:numPr>
+      </w:pPr>
+      <w:r>
+        <w:t>Contra el Ambiente y la Gestión Ambiental</w:t>
+      </w:r>
+    </w:p>
+    <w:p>
+      <w:pPr>
+        <w:numPr>
+          <w:ilvl w:val="1"/>
+          <w:numId w:val="1"/>
+        </w:numPr>
+      </w:pPr>
+      <w:r>
+        <w:t>Contra el medio ambiente y equilibrio ecológico</w:t>
+      </w:r>
+    </w:p>
+    <w:p>
+      <w:pPr>
+        <w:numPr>
+          <w:ilvl w:val="1"/>
+          <w:numId w:val="1"/>
+        </w:numPr>
+      </w:pPr>
+      <w:r>
+        <w:t>Daños a los ecosistemas o sus elementos</w:t>
+      </w:r>
+    </w:p>
+    <w:p>
+      <w:pPr>
+        <w:numPr>
+          <w:ilvl w:val="1"/>
+          <w:numId w:val="1"/>
+        </w:numPr>
+      </w:pPr>
+      <w:r>
+        <w:t>Delitos ambientales</w:t>
+      </w:r>
+    </w:p>
+    <w:p>
+      <w:pPr>
+        <w:numPr>
+          <w:ilvl w:val="1"/>
+          <w:numId w:val="1"/>
+        </w:numPr>
+      </w:pPr>
+      <w:r>
+        <w:t xml:space="preserve">Delitos ambientales (Previstos en el Código Penal Federal y en la Ley General del Equilibrio Ecológico y la Protección al </w:t>
+      </w:r>
+      <w:proofErr w:type="spellStart"/>
+      <w:r>
+        <w:t>Ambie</w:t>
+      </w:r>
+      <w:proofErr w:type="spellEnd"/>
+    </w:p>
+    <w:p>
+      <w:pPr>
+        <w:numPr>
+          <w:ilvl w:val="1"/>
+          <w:numId w:val="1"/>
+        </w:numPr>
+      </w:pPr>
+      <w:r>
+        <w:t>Delitos Contra el Ambiente y la Gestión Ambiental</w:t>
+      </w:r>
+    </w:p>
+    <w:p>
+      <w:pPr>
+        <w:numPr>
+          <w:ilvl w:val="1"/>
+          <w:numId w:val="1"/>
+        </w:numPr>
+      </w:pPr>
+      <w:r>
+        <w:t>Delitos contra el medio ambiente, el equilibrio ecológico y la gestión ambiental</w:t>
+      </w:r>
+    </w:p>
+    <w:p>
+      <w:pPr>
+        <w:numPr>
+          <w:ilvl w:val="1"/>
+          <w:numId w:val="1"/>
+        </w:numPr>
+      </w:pPr>
+      <w:r>
+        <w:t>Delitos contra el medio ambiente, el equilibrio ecológico y la gestión ambiental - Caza, pesca o tala ilegal de flora o fauna silvestres en peligro de extinción, amenazadas o sujetas a protección</w:t>
+      </w:r>
+    </w:p>
+    <w:p>
+      <w:pPr>
+        <w:numPr>
+          <w:ilvl w:val="1"/>
+          <w:numId w:val="1"/>
+        </w:numPr>
+      </w:pPr>
+      <w:r>
+        <w:t>Delitos contra el medio ambiente, el equilibrio ecológico y la gestión ambiental - Daños a los ecosistemas o sus elementos</w:t>
+      </w:r>
+    </w:p>
+    <w:p>
+      <w:pPr>
+        <w:numPr>
+          <w:ilvl w:val="1"/>
+          <w:numId w:val="1"/>
+        </w:numPr>
+      </w:pPr>
+      <w:r>
+        <w:t>Delitos contra el medio ambiente, el equilibrio ecológico y la gestión ambiental - No especificado</w:t>
+      </w:r>
+    </w:p>
+    <w:p>
+      <w:pPr>
+        <w:numPr>
+          <w:ilvl w:val="1"/>
+          <w:numId w:val="1"/>
+        </w:numPr>
+      </w:pPr>
+      <w:r>
+        <w:t>Delitos contra el medio ambiente, el equilibrio ecológico y la gestión ambiental - No identificado</w:t>
+      </w:r>
+    </w:p>
+    <w:p>
+      <w:pPr>
+        <w:numPr>
+          <w:ilvl w:val="1"/>
+          <w:numId w:val="1"/>
+        </w:numPr>
+      </w:pPr>
+      <w:r>
+        <w:t>Delitos contra el medio ambiente, el equilibrio ecológico y la gestión ambiental - Otros delitos contra el medio ambiente, el equilibrio ecológico y la gestión ambiental</w:t>
+      </w:r>
+    </w:p>
+    <w:p>
+      <w:pPr>
+        <w:numPr>
+          <w:ilvl w:val="1"/>
+          <w:numId w:val="1"/>
+        </w:numPr>
+      </w:pPr>
+      <w:r>
+        <w:t>Delitos contra el medio ambiente, el equilibrio ecológico y la gestión ambiental - Transporte o manejo de residuos peligrosos</w:t>
+      </w:r>
+    </w:p>
+    <w:p>
+      <w:pPr>
+        <w:numPr>
+          <w:ilvl w:val="1"/>
+          <w:numId w:val="1"/>
+        </w:numPr>
+      </w:pPr>
+      <w:r>
+        <w:lastRenderedPageBreak/>
+        <w:t xml:space="preserve">Otros delitos contra el medio </w:t>
       </w:r>
       <w:proofErr w:type="gramStart"/>
       <w:r>
-        <w:t>a  las</w:t>
+        <w:t>ambiente,  el</w:t>
       </w:r>
       <w:proofErr w:type="gramEnd"/>
       <w:r>
-        <w:t xml:space="preserve"> vías de comunicación</w:t>
-      </w:r>
-    </w:p>
-    <w:p>
-      <w:pPr>
-        <w:numPr>
-          <w:ilvl w:val="1"/>
-          <w:numId w:val="1"/>
-        </w:numPr>
-      </w:pPr>
-      <w:r>
-        <w:t>Ataque a las vías de comunicación</w:t>
-      </w:r>
-    </w:p>
-    <w:p>
-      <w:pPr>
-        <w:numPr>
-          <w:ilvl w:val="1"/>
-          <w:numId w:val="1"/>
-        </w:numPr>
-      </w:pPr>
-      <w:r>
-        <w:t>Delitos en materia de vías de c</w:t>
-      </w:r>
-      <w:r>
-        <w:t>omunicación y correspondencia</w:t>
-      </w:r>
-    </w:p>
-    <w:p>
-      <w:pPr>
-        <w:numPr>
-          <w:ilvl w:val="1"/>
-          <w:numId w:val="1"/>
-        </w:numPr>
-      </w:pPr>
-      <w:r>
-        <w:t>Delitos en Materia de Vías de Comunicación y Correspondencia</w:t>
-      </w:r>
-    </w:p>
-    <w:p>
-      <w:pPr>
-        <w:numPr>
-          <w:ilvl w:val="1"/>
-          <w:numId w:val="1"/>
-        </w:numPr>
-      </w:pPr>
-      <w:r>
-        <w:t>En Materia de Vías de Comunicación y Correspondencia</w:t>
-      </w:r>
-    </w:p>
-    <w:p>
-      <w:pPr>
-        <w:numPr>
-          <w:ilvl w:val="1"/>
-          <w:numId w:val="1"/>
-        </w:numPr>
-      </w:pPr>
-      <w:r>
-        <w:t>Ley de Vías Generales de Comunicación</w:t>
+        <w:t xml:space="preserve"> equilibrio ecológico y la gestión ambiental</w:t>
+      </w:r>
+    </w:p>
+    <w:p>
+      <w:pPr>
+        <w:numPr>
+          <w:ilvl w:val="1"/>
+          <w:numId w:val="1"/>
+        </w:numPr>
+      </w:pPr>
+      <w:r>
+        <w:t>Otros delitos contra el medio ambiente, el equilibrio ecológico y la gestión ambiental</w:t>
+      </w:r>
+    </w:p>
+    <w:p>
+      <w:pPr>
+        <w:numPr>
+          <w:ilvl w:val="1"/>
+          <w:numId w:val="1"/>
+        </w:numPr>
+      </w:pPr>
+      <w:r>
+        <w:t>Transporte o manejo de residuos peligrosos</w:t>
       </w:r>
     </w:p>
     <w:p>
@@ -4299,54 +5278,84 @@
         </w:numPr>
       </w:pPr>
       <w:r>
-        <w:t>Delitos en materia fiscal</w:t>
-      </w:r>
-    </w:p>
-    <w:p>
-      <w:pPr>
-        <w:numPr>
-          <w:ilvl w:val="1"/>
-          <w:numId w:val="1"/>
-        </w:numPr>
-      </w:pPr>
-      <w:r>
-        <w:t>Código Fiscal de la Federación</w:t>
-      </w:r>
-    </w:p>
-    <w:p>
-      <w:pPr>
-        <w:numPr>
-          <w:ilvl w:val="1"/>
-          <w:numId w:val="1"/>
-        </w:numPr>
-      </w:pPr>
-      <w:r>
-        <w:t>Delitos en materi</w:t>
-      </w:r>
-      <w:r>
-        <w:t>a fiscal</w:t>
-      </w:r>
-    </w:p>
-    <w:p>
-      <w:pPr>
-        <w:numPr>
-          <w:ilvl w:val="1"/>
-          <w:numId w:val="1"/>
-        </w:numPr>
-      </w:pPr>
-      <w:r>
-        <w:t>Delitos previstos en el Código Fiscal de la Federación</w:t>
-      </w:r>
-    </w:p>
-    <w:p>
-      <w:pPr>
-        <w:numPr>
-          <w:ilvl w:val="1"/>
-          <w:numId w:val="1"/>
-        </w:numPr>
-      </w:pPr>
-      <w:r>
-        <w:t>Delitos Previstos en el Código Fiscal de la Federación</w:t>
+        <w:t>Otros delitos contra la salud</w:t>
+      </w:r>
+    </w:p>
+    <w:p>
+      <w:pPr>
+        <w:numPr>
+          <w:ilvl w:val="1"/>
+          <w:numId w:val="1"/>
+        </w:numPr>
+      </w:pPr>
+      <w:r>
+        <w:t>Contra la Salud - No especificado</w:t>
+      </w:r>
+    </w:p>
+    <w:p>
+      <w:pPr>
+        <w:numPr>
+          <w:ilvl w:val="1"/>
+          <w:numId w:val="1"/>
+        </w:numPr>
+      </w:pPr>
+      <w:r>
+        <w:t>Delitos Contra la Salud</w:t>
+      </w:r>
+    </w:p>
+    <w:p>
+      <w:pPr>
+        <w:numPr>
+          <w:ilvl w:val="1"/>
+          <w:numId w:val="1"/>
+        </w:numPr>
+      </w:pPr>
+      <w:r>
+        <w:t>Delitos contra la salud en todas sus modalidades (Previstos en el Código Penal Federal y en la Ley General de Salud)</w:t>
+      </w:r>
+    </w:p>
+    <w:p>
+      <w:pPr>
+        <w:numPr>
+          <w:ilvl w:val="1"/>
+          <w:numId w:val="1"/>
+        </w:numPr>
+      </w:pPr>
+      <w:r>
+        <w:t>Delitos contra la salud no relacionados con narcóticos</w:t>
+      </w:r>
+    </w:p>
+    <w:p>
+      <w:pPr>
+        <w:numPr>
+          <w:ilvl w:val="1"/>
+          <w:numId w:val="1"/>
+        </w:numPr>
+      </w:pPr>
+      <w:r>
+        <w:t>Delitos en contra de la salud en todas sus modalidades</w:t>
+      </w:r>
+    </w:p>
+    <w:p>
+      <w:pPr>
+        <w:numPr>
+          <w:ilvl w:val="1"/>
+          <w:numId w:val="1"/>
+        </w:numPr>
+      </w:pPr>
+      <w:r>
+        <w:t>Otros delitos contra la salud</w:t>
+      </w:r>
+    </w:p>
+    <w:p>
+      <w:pPr>
+        <w:numPr>
+          <w:ilvl w:val="1"/>
+          <w:numId w:val="1"/>
+        </w:numPr>
+      </w:pPr>
+      <w:r>
+        <w:t>Otros delitos previstos en la Ley General de Salud</w:t>
       </w:r>
     </w:p>
     <w:p>
@@ -4357,7 +5366,84 @@
         </w:numPr>
       </w:pPr>
       <w:r>
-        <w:t>Despojo</w:t>
+        <w:t>Otros delitos en materia de migración (excluyendo tráfico de personas indocumentadas)</w:t>
+      </w:r>
+    </w:p>
+    <w:p>
+      <w:pPr>
+        <w:numPr>
+          <w:ilvl w:val="1"/>
+          <w:numId w:val="1"/>
+        </w:numPr>
+      </w:pPr>
+      <w:r>
+        <w:t>Delitos en materia de migración</w:t>
+      </w:r>
+    </w:p>
+    <w:p>
+      <w:pPr>
+        <w:numPr>
+          <w:ilvl w:val="1"/>
+          <w:numId w:val="1"/>
+        </w:numPr>
+      </w:pPr>
+      <w:r>
+        <w:t>Delitos en materia de migración - No especificado</w:t>
+      </w:r>
+    </w:p>
+    <w:p>
+      <w:pPr>
+        <w:numPr>
+          <w:ilvl w:val="1"/>
+          <w:numId w:val="1"/>
+        </w:numPr>
+      </w:pPr>
+      <w:r>
+        <w:t>Delitos en materia de migración - No identificado</w:t>
+      </w:r>
+    </w:p>
+    <w:p>
+      <w:pPr>
+        <w:numPr>
+          <w:ilvl w:val="1"/>
+          <w:numId w:val="1"/>
+        </w:numPr>
+      </w:pPr>
+      <w:r>
+        <w:t>Delitos en materia de migración - Otros delitos en materia de migración</w:t>
+      </w:r>
+    </w:p>
+    <w:p>
+      <w:pPr>
+        <w:numPr>
+          <w:ilvl w:val="1"/>
+          <w:numId w:val="1"/>
+        </w:numPr>
+      </w:pPr>
+      <w:r>
+        <w:t>Delitos Previstos en la Ley de Migración</w:t>
+      </w:r>
+    </w:p>
+    <w:p>
+      <w:pPr>
+        <w:numPr>
+          <w:ilvl w:val="1"/>
+          <w:numId w:val="1"/>
+        </w:numPr>
+      </w:pPr>
+      <w:r>
+        <w:t>Ley de Migración</w:t>
+      </w:r>
+    </w:p>
+    <w:p>
+      <w:pPr>
+        <w:numPr>
+          <w:ilvl w:val="1"/>
+          <w:numId w:val="1"/>
+        </w:numPr>
+      </w:pPr>
+      <w:r>
+        <w:t>Otros delitos en materia de migración</w:t>
       </w:r>
     </w:p>
     <w:p>
@@ -4368,29 +5454,183 @@
         </w:numPr>
       </w:pPr>
       <w:r>
-        <w:t>Discriminación</w:t>
-      </w:r>
-    </w:p>
-    <w:p>
-      <w:pPr>
-        <w:numPr>
-          <w:ilvl w:val="1"/>
-          <w:numId w:val="1"/>
-        </w:numPr>
-      </w:pPr>
-      <w:r>
-        <w:t>Delitos Contra la Dignidad de las Personas (Capítulo Único, Discriminación)</w:t>
-      </w:r>
-    </w:p>
-    <w:p>
-      <w:pPr>
-        <w:numPr>
-          <w:ilvl w:val="1"/>
-          <w:numId w:val="1"/>
-        </w:numPr>
-      </w:pPr>
-      <w:r>
-        <w:t>Discriminación</w:t>
+        <w:t>Otros delitos por hechos de corrupción (excluyendo enriquecimiento ilícito y peculado)</w:t>
+      </w:r>
+    </w:p>
+    <w:p>
+      <w:pPr>
+        <w:numPr>
+          <w:ilvl w:val="1"/>
+          <w:numId w:val="1"/>
+        </w:numPr>
+      </w:pPr>
+      <w:r>
+        <w:t>Abuso de autoridad</w:t>
+      </w:r>
+    </w:p>
+    <w:p>
+      <w:pPr>
+        <w:numPr>
+          <w:ilvl w:val="1"/>
+          <w:numId w:val="1"/>
+        </w:numPr>
+      </w:pPr>
+      <w:r>
+        <w:t>Cohecho</w:t>
+      </w:r>
+    </w:p>
+    <w:p>
+      <w:pPr>
+        <w:numPr>
+          <w:ilvl w:val="1"/>
+          <w:numId w:val="1"/>
+        </w:numPr>
+      </w:pPr>
+      <w:r>
+        <w:t>Delitos por hechos de corrupción</w:t>
+      </w:r>
+    </w:p>
+    <w:p>
+      <w:pPr>
+        <w:numPr>
+          <w:ilvl w:val="1"/>
+          <w:numId w:val="1"/>
+        </w:numPr>
+      </w:pPr>
+      <w:r>
+        <w:t>Delitos por hechos de corrupción - Abuso de autoridad</w:t>
+      </w:r>
+    </w:p>
+    <w:p>
+      <w:pPr>
+        <w:numPr>
+          <w:ilvl w:val="1"/>
+          <w:numId w:val="1"/>
+        </w:numPr>
+      </w:pPr>
+      <w:r>
+        <w:t>Delitos por hechos de corrupción - Cohecho</w:t>
+      </w:r>
+    </w:p>
+    <w:p>
+      <w:pPr>
+        <w:numPr>
+          <w:ilvl w:val="1"/>
+          <w:numId w:val="1"/>
+        </w:numPr>
+      </w:pPr>
+      <w:r>
+        <w:t>Delitos por hechos de corrupción - Ejercicio abusivo de funciones</w:t>
+      </w:r>
+    </w:p>
+    <w:p>
+      <w:pPr>
+        <w:numPr>
+          <w:ilvl w:val="1"/>
+          <w:numId w:val="1"/>
+        </w:numPr>
+      </w:pPr>
+      <w:r>
+        <w:t>Delitos por hechos de corrupción - Ejercicio indebido del servicio público</w:t>
+      </w:r>
+    </w:p>
+    <w:p>
+      <w:pPr>
+        <w:numPr>
+          <w:ilvl w:val="1"/>
+          <w:numId w:val="1"/>
+        </w:numPr>
+      </w:pPr>
+      <w:r>
+        <w:t>Delitos por hechos de corrupción - No especificado</w:t>
+      </w:r>
+    </w:p>
+    <w:p>
+      <w:pPr>
+        <w:numPr>
+          <w:ilvl w:val="1"/>
+          <w:numId w:val="1"/>
+        </w:numPr>
+      </w:pPr>
+      <w:r>
+        <w:t>Delitos por hechos de corrupción - No identificado</w:t>
+      </w:r>
+    </w:p>
+    <w:p>
+      <w:pPr>
+        <w:numPr>
+          <w:ilvl w:val="1"/>
+          <w:numId w:val="1"/>
+        </w:numPr>
+      </w:pPr>
+      <w:r>
+        <w:t>Delitos por hechos de corrupción - Otros delitos por hechos de corrupción</w:t>
+      </w:r>
+    </w:p>
+    <w:p>
+      <w:pPr>
+        <w:numPr>
+          <w:ilvl w:val="1"/>
+          <w:numId w:val="1"/>
+        </w:numPr>
+      </w:pPr>
+      <w:r>
+        <w:t>Delitos por hechos de corrupción - Tráfico de influencias</w:t>
+      </w:r>
+    </w:p>
+    <w:p>
+      <w:pPr>
+        <w:numPr>
+          <w:ilvl w:val="1"/>
+          <w:numId w:val="1"/>
+        </w:numPr>
+      </w:pPr>
+      <w:r>
+        <w:t>Ejercicio abusivo de funciones</w:t>
+      </w:r>
+    </w:p>
+    <w:p>
+      <w:pPr>
+        <w:numPr>
+          <w:ilvl w:val="1"/>
+          <w:numId w:val="1"/>
+        </w:numPr>
+      </w:pPr>
+      <w:r>
+        <w:t>Ejercicio indebido del servicio público</w:t>
+      </w:r>
+    </w:p>
+    <w:p>
+      <w:pPr>
+        <w:numPr>
+          <w:ilvl w:val="1"/>
+          <w:numId w:val="1"/>
+        </w:numPr>
+      </w:pPr>
+      <w:r>
+        <w:t>Otros delitos por hechos de corrupción</w:t>
+      </w:r>
+    </w:p>
+    <w:p>
+      <w:pPr>
+        <w:numPr>
+          <w:ilvl w:val="1"/>
+          <w:numId w:val="1"/>
+        </w:numPr>
+      </w:pPr>
+      <w:r>
+        <w:t>Tráfico de influencia</w:t>
+      </w:r>
+    </w:p>
+    <w:p>
+      <w:pPr>
+        <w:numPr>
+          <w:ilvl w:val="1"/>
+          <w:numId w:val="1"/>
+        </w:numPr>
+      </w:pPr>
+      <w:r>
+        <w:t>Tráfico de influencias</w:t>
       </w:r>
     </w:p>
     <w:p>
@@ -4401,7 +5641,18 @@
         </w:numPr>
       </w:pPr>
       <w:r>
-        <w:t>Evasión de presos</w:t>
+        <w:t>Otros homicidios (culposos)</w:t>
+      </w:r>
+    </w:p>
+    <w:p>
+      <w:pPr>
+        <w:numPr>
+          <w:ilvl w:val="1"/>
+          <w:numId w:val="1"/>
+        </w:numPr>
+      </w:pPr>
+      <w:r>
+        <w:t>Homicidio culposo</w:t>
       </w:r>
     </w:p>
     <w:p>
@@ -4412,29 +5663,470 @@
         </w:numPr>
       </w:pPr>
       <w:r>
-        <w:t>Incumplimiento de obligaciones familiares</w:t>
-      </w:r>
-    </w:p>
-    <w:p>
-      <w:pPr>
-        <w:numPr>
-          <w:ilvl w:val="1"/>
-          <w:numId w:val="1"/>
-        </w:numPr>
-      </w:pPr>
-      <w:r>
-        <w:t>Incumplimiento de obligaciones de asistencia familiar</w:t>
-      </w:r>
-    </w:p>
-    <w:p>
-      <w:pPr>
-        <w:numPr>
-          <w:ilvl w:val="1"/>
-          <w:numId w:val="1"/>
-        </w:numPr>
-      </w:pPr>
-      <w:r>
-        <w:t>Incumplimiento de obligaciones familiares</w:t>
+        <w:t>Otros robos (excluyendo robo de vehículo)</w:t>
+      </w:r>
+    </w:p>
+    <w:p>
+      <w:pPr>
+        <w:numPr>
+          <w:ilvl w:val="1"/>
+          <w:numId w:val="1"/>
+        </w:numPr>
+      </w:pPr>
+      <w:r>
+        <w:t>Otros robos</w:t>
+      </w:r>
+    </w:p>
+    <w:p>
+      <w:pPr>
+        <w:numPr>
+          <w:ilvl w:val="1"/>
+          <w:numId w:val="1"/>
+        </w:numPr>
+      </w:pPr>
+      <w:r>
+        <w:t>Robo</w:t>
+      </w:r>
+    </w:p>
+    <w:p>
+      <w:pPr>
+        <w:numPr>
+          <w:ilvl w:val="1"/>
+          <w:numId w:val="1"/>
+        </w:numPr>
+      </w:pPr>
+      <w:r>
+        <w:t>Robo - No especificado</w:t>
+      </w:r>
+    </w:p>
+    <w:p>
+      <w:pPr>
+        <w:numPr>
+          <w:ilvl w:val="1"/>
+          <w:numId w:val="1"/>
+        </w:numPr>
+      </w:pPr>
+      <w:r>
+        <w:t>Robo - No identificado</w:t>
+      </w:r>
+    </w:p>
+    <w:p>
+      <w:pPr>
+        <w:numPr>
+          <w:ilvl w:val="1"/>
+          <w:numId w:val="1"/>
+        </w:numPr>
+      </w:pPr>
+      <w:r>
+        <w:t>Robo - Otros robos</w:t>
+      </w:r>
+    </w:p>
+    <w:p>
+      <w:pPr>
+        <w:numPr>
+          <w:ilvl w:val="1"/>
+          <w:numId w:val="1"/>
+        </w:numPr>
+      </w:pPr>
+      <w:r>
+        <w:t>Robo - Robo a casa habitación</w:t>
+      </w:r>
+    </w:p>
+    <w:p>
+      <w:pPr>
+        <w:numPr>
+          <w:ilvl w:val="1"/>
+          <w:numId w:val="1"/>
+        </w:numPr>
+      </w:pPr>
+      <w:r>
+        <w:lastRenderedPageBreak/>
+        <w:t>Robo - Robo a institución bancaria</w:t>
+      </w:r>
+    </w:p>
+    <w:p>
+      <w:pPr>
+        <w:numPr>
+          <w:ilvl w:val="1"/>
+          <w:numId w:val="1"/>
+        </w:numPr>
+      </w:pPr>
+      <w:r>
+        <w:t>Robo - Robo a negocio</w:t>
+      </w:r>
+    </w:p>
+    <w:p>
+      <w:pPr>
+        <w:numPr>
+          <w:ilvl w:val="1"/>
+          <w:numId w:val="1"/>
+        </w:numPr>
+      </w:pPr>
+      <w:r>
+        <w:t>Robo - Robo a persona en un lugar privado</w:t>
+      </w:r>
+    </w:p>
+    <w:p>
+      <w:pPr>
+        <w:numPr>
+          <w:ilvl w:val="1"/>
+          <w:numId w:val="1"/>
+        </w:numPr>
+      </w:pPr>
+      <w:r>
+        <w:t>Robo - Robo a transeúnte en espacio abierto al público</w:t>
+      </w:r>
+    </w:p>
+    <w:p>
+      <w:pPr>
+        <w:numPr>
+          <w:ilvl w:val="1"/>
+          <w:numId w:val="1"/>
+        </w:numPr>
+      </w:pPr>
+      <w:r>
+        <w:t>Robo - Robo a transeúnte en vía pública</w:t>
+      </w:r>
+    </w:p>
+    <w:p>
+      <w:pPr>
+        <w:numPr>
+          <w:ilvl w:val="1"/>
+          <w:numId w:val="1"/>
+        </w:numPr>
+      </w:pPr>
+      <w:r>
+        <w:t>Robo - Robo a transportista</w:t>
+      </w:r>
+    </w:p>
+    <w:p>
+      <w:pPr>
+        <w:numPr>
+          <w:ilvl w:val="1"/>
+          <w:numId w:val="1"/>
+        </w:numPr>
+      </w:pPr>
+      <w:r>
+        <w:t>Robo - Robo de autopartes</w:t>
+      </w:r>
+    </w:p>
+    <w:p>
+      <w:pPr>
+        <w:numPr>
+          <w:ilvl w:val="1"/>
+          <w:numId w:val="1"/>
+        </w:numPr>
+      </w:pPr>
+      <w:r>
+        <w:t>Robo - Robo de energía eléctrica</w:t>
+      </w:r>
+    </w:p>
+    <w:p>
+      <w:pPr>
+        <w:numPr>
+          <w:ilvl w:val="1"/>
+          <w:numId w:val="1"/>
+        </w:numPr>
+      </w:pPr>
+      <w:r>
+        <w:t>Robo - Robo de ganado</w:t>
+      </w:r>
+    </w:p>
+    <w:p>
+      <w:pPr>
+        <w:numPr>
+          <w:ilvl w:val="1"/>
+          <w:numId w:val="1"/>
+        </w:numPr>
+      </w:pPr>
+      <w:r>
+        <w:t>Robo - Robo de maquinaria</w:t>
+      </w:r>
+    </w:p>
+    <w:p>
+      <w:pPr>
+        <w:numPr>
+          <w:ilvl w:val="1"/>
+          <w:numId w:val="1"/>
+        </w:numPr>
+      </w:pPr>
+      <w:r>
+        <w:t>Robo - Robo en transporte individual</w:t>
+      </w:r>
+    </w:p>
+    <w:p>
+      <w:pPr>
+        <w:numPr>
+          <w:ilvl w:val="1"/>
+          <w:numId w:val="1"/>
+        </w:numPr>
+      </w:pPr>
+      <w:r>
+        <w:t>Robo - Robo en transporte público colectivo</w:t>
+      </w:r>
+    </w:p>
+    <w:p>
+      <w:pPr>
+        <w:numPr>
+          <w:ilvl w:val="1"/>
+          <w:numId w:val="1"/>
+        </w:numPr>
+      </w:pPr>
+      <w:r>
+        <w:t>Robo - Robo en transporte público individual</w:t>
+      </w:r>
+    </w:p>
+    <w:p>
+      <w:pPr>
+        <w:numPr>
+          <w:ilvl w:val="1"/>
+          <w:numId w:val="1"/>
+        </w:numPr>
+      </w:pPr>
+      <w:r>
+        <w:t>Robo - Robo simple</w:t>
+      </w:r>
+    </w:p>
+    <w:p>
+      <w:pPr>
+        <w:numPr>
+          <w:ilvl w:val="1"/>
+          <w:numId w:val="1"/>
+        </w:numPr>
+      </w:pPr>
+      <w:r>
+        <w:t>Robo a casa habitación</w:t>
+      </w:r>
+    </w:p>
+    <w:p>
+      <w:pPr>
+        <w:numPr>
+          <w:ilvl w:val="1"/>
+          <w:numId w:val="1"/>
+        </w:numPr>
+      </w:pPr>
+      <w:r>
+        <w:t>Robo a institución bancaria</w:t>
+      </w:r>
+    </w:p>
+    <w:p>
+      <w:pPr>
+        <w:numPr>
+          <w:ilvl w:val="1"/>
+          <w:numId w:val="1"/>
+        </w:numPr>
+      </w:pPr>
+      <w:r>
+        <w:t>Robo a instituciones bancarias</w:t>
+      </w:r>
+    </w:p>
+    <w:p>
+      <w:pPr>
+        <w:numPr>
+          <w:ilvl w:val="1"/>
+          <w:numId w:val="1"/>
+        </w:numPr>
+      </w:pPr>
+      <w:r>
+        <w:t>Robo a negocio</w:t>
+      </w:r>
+    </w:p>
+    <w:p>
+      <w:pPr>
+        <w:numPr>
+          <w:ilvl w:val="1"/>
+          <w:numId w:val="1"/>
+        </w:numPr>
+      </w:pPr>
+      <w:r>
+        <w:t>Robo a persona en un lugar privado</w:t>
+      </w:r>
+    </w:p>
+    <w:p>
+      <w:pPr>
+        <w:numPr>
+          <w:ilvl w:val="1"/>
+          <w:numId w:val="1"/>
+        </w:numPr>
+      </w:pPr>
+      <w:r>
+        <w:t>Robo a transeúnte</w:t>
+      </w:r>
+    </w:p>
+    <w:p>
+      <w:pPr>
+        <w:numPr>
+          <w:ilvl w:val="1"/>
+          <w:numId w:val="1"/>
+        </w:numPr>
+      </w:pPr>
+      <w:r>
+        <w:t>Robo a transeúnte en espacio abierto al público</w:t>
+      </w:r>
+    </w:p>
+    <w:p>
+      <w:pPr>
+        <w:numPr>
+          <w:ilvl w:val="1"/>
+          <w:numId w:val="1"/>
+        </w:numPr>
+      </w:pPr>
+      <w:r>
+        <w:t>Robo a transeúnte en un lugar privado</w:t>
+      </w:r>
+    </w:p>
+    <w:p>
+      <w:pPr>
+        <w:numPr>
+          <w:ilvl w:val="1"/>
+          <w:numId w:val="1"/>
+        </w:numPr>
+      </w:pPr>
+      <w:r>
+        <w:t>Robo a transeúnte en vía pública</w:t>
+      </w:r>
+    </w:p>
+    <w:p>
+      <w:pPr>
+        <w:numPr>
+          <w:ilvl w:val="1"/>
+          <w:numId w:val="1"/>
+        </w:numPr>
+      </w:pPr>
+      <w:r>
+        <w:t>Robo a transportista</w:t>
+      </w:r>
+    </w:p>
+    <w:p>
+      <w:pPr>
+        <w:numPr>
+          <w:ilvl w:val="1"/>
+          <w:numId w:val="1"/>
+        </w:numPr>
+      </w:pPr>
+      <w:r>
+        <w:t>Robo de autopartes</w:t>
+      </w:r>
+    </w:p>
+    <w:p>
+      <w:pPr>
+        <w:numPr>
+          <w:ilvl w:val="1"/>
+          <w:numId w:val="1"/>
+        </w:numPr>
+      </w:pPr>
+      <w:r>
+        <w:t>Robo de energía eléctrica</w:t>
+      </w:r>
+    </w:p>
+    <w:p>
+      <w:pPr>
+        <w:numPr>
+          <w:ilvl w:val="1"/>
+          <w:numId w:val="1"/>
+        </w:numPr>
+      </w:pPr>
+      <w:r>
+        <w:t>Robo de ganado</w:t>
+      </w:r>
+    </w:p>
+    <w:p>
+      <w:pPr>
+        <w:numPr>
+          <w:ilvl w:val="1"/>
+          <w:numId w:val="1"/>
+        </w:numPr>
+      </w:pPr>
+      <w:r>
+        <w:t>Robo de maquinaria</w:t>
+      </w:r>
+    </w:p>
+    <w:p>
+      <w:pPr>
+        <w:numPr>
+          <w:ilvl w:val="1"/>
+          <w:numId w:val="1"/>
+        </w:numPr>
+      </w:pPr>
+      <w:r>
+        <w:t>Robo de menor</w:t>
+      </w:r>
+    </w:p>
+    <w:p>
+      <w:pPr>
+        <w:numPr>
+          <w:ilvl w:val="1"/>
+          <w:numId w:val="1"/>
+        </w:numPr>
+      </w:pPr>
+      <w:r>
+        <w:t>Robo en carretera</w:t>
+      </w:r>
+    </w:p>
+    <w:p>
+      <w:pPr>
+        <w:numPr>
+          <w:ilvl w:val="1"/>
+          <w:numId w:val="1"/>
+        </w:numPr>
+      </w:pPr>
+      <w:r>
+        <w:t>Robo en transporte individual</w:t>
+      </w:r>
+    </w:p>
+    <w:p>
+      <w:pPr>
+        <w:numPr>
+          <w:ilvl w:val="1"/>
+          <w:numId w:val="1"/>
+        </w:numPr>
+      </w:pPr>
+      <w:r>
+        <w:t>Robo en transporte publico colectivo</w:t>
+      </w:r>
+    </w:p>
+    <w:p>
+      <w:pPr>
+        <w:numPr>
+          <w:ilvl w:val="1"/>
+          <w:numId w:val="1"/>
+        </w:numPr>
+      </w:pPr>
+      <w:r>
+        <w:t>Robo en transporte público colectivo</w:t>
+      </w:r>
+    </w:p>
+    <w:p>
+      <w:pPr>
+        <w:numPr>
+          <w:ilvl w:val="1"/>
+          <w:numId w:val="1"/>
+        </w:numPr>
+      </w:pPr>
+      <w:r>
+        <w:t>Robo en transporte publico individual</w:t>
+      </w:r>
+    </w:p>
+    <w:p>
+      <w:pPr>
+        <w:numPr>
+          <w:ilvl w:val="1"/>
+          <w:numId w:val="1"/>
+        </w:numPr>
+      </w:pPr>
+      <w:r>
+        <w:t>Robo en transporte público individual</w:t>
+      </w:r>
+    </w:p>
+    <w:p>
+      <w:pPr>
+        <w:numPr>
+          <w:ilvl w:val="1"/>
+          <w:numId w:val="1"/>
+        </w:numPr>
+      </w:pPr>
+      <w:r>
+        <w:t>Robo simple</w:t>
       </w:r>
     </w:p>
     <w:p>
@@ -4445,18 +6137,29 @@
         </w:numPr>
       </w:pPr>
       <w:r>
-        <w:t>Otras lesiones (culposas)</w:t>
-      </w:r>
-    </w:p>
-    <w:p>
-      <w:pPr>
-        <w:numPr>
-          <w:ilvl w:val="1"/>
-          <w:numId w:val="1"/>
-        </w:numPr>
-      </w:pPr>
-      <w:r>
-        <w:t>Lesiones culposas</w:t>
+        <w:t>Posesión ilícita de hidrocarburos y sus derivados</w:t>
+      </w:r>
+    </w:p>
+    <w:p>
+      <w:pPr>
+        <w:numPr>
+          <w:ilvl w:val="1"/>
+          <w:numId w:val="1"/>
+        </w:numPr>
+      </w:pPr>
+      <w:r>
+        <w:t>Delitos en materia de hidrocarburos y sus derivados - Posesión ilícita de hidrocarburos y sus derivados</w:t>
+      </w:r>
+    </w:p>
+    <w:p>
+      <w:pPr>
+        <w:numPr>
+          <w:ilvl w:val="1"/>
+          <w:numId w:val="1"/>
+        </w:numPr>
+      </w:pPr>
+      <w:r>
+        <w:t>Posesión ilícita de hidrocarburos y sus derivados</w:t>
       </w:r>
     </w:p>
     <w:p>
@@ -4467,181 +6170,62 @@
         </w:numPr>
       </w:pPr>
       <w:r>
-        <w:t>Otros delitos</w:t>
-      </w:r>
-    </w:p>
-    <w:p>
-      <w:pPr>
-        <w:numPr>
-          <w:ilvl w:val="1"/>
-          <w:numId w:val="1"/>
-        </w:numPr>
-      </w:pPr>
-      <w:r>
-        <w:t>Conductas antisociales del fuero federal</w:t>
-      </w:r>
-    </w:p>
-    <w:p>
-      <w:pPr>
-        <w:numPr>
-          <w:ilvl w:val="1"/>
-          <w:numId w:val="1"/>
-        </w:numPr>
-      </w:pPr>
-      <w:r>
-        <w:t>Conductas antisocia</w:t>
-      </w:r>
-      <w:r>
-        <w:t>les del Fuero Federal</w:t>
-      </w:r>
-    </w:p>
-    <w:p>
-      <w:pPr>
-        <w:numPr>
-          <w:ilvl w:val="1"/>
-          <w:numId w:val="1"/>
-        </w:numPr>
-      </w:pPr>
-      <w:r>
-        <w:t>Contra el Derecho Internacional</w:t>
-      </w:r>
-    </w:p>
-    <w:p>
-      <w:pPr>
-        <w:numPr>
-          <w:ilvl w:val="1"/>
-          <w:numId w:val="1"/>
-        </w:numPr>
-      </w:pPr>
-      <w:r>
-        <w:t>Contra la Economía Pública</w:t>
-      </w:r>
-    </w:p>
-    <w:p>
-      <w:pPr>
-        <w:numPr>
-          <w:ilvl w:val="1"/>
-          <w:numId w:val="1"/>
-        </w:numPr>
-      </w:pPr>
-      <w:r>
-        <w:t>Contra la Humanidad</w:t>
-      </w:r>
-    </w:p>
-    <w:p>
-      <w:pPr>
-        <w:numPr>
-          <w:ilvl w:val="1"/>
-          <w:numId w:val="1"/>
-        </w:numPr>
-      </w:pPr>
-      <w:r>
-        <w:t>Delitos Contra el Derecho Internacional</w:t>
-      </w:r>
-    </w:p>
-    <w:p>
-      <w:pPr>
-        <w:numPr>
-          <w:ilvl w:val="1"/>
-          <w:numId w:val="1"/>
-        </w:numPr>
-      </w:pPr>
-      <w:r>
-        <w:t>Delitos Contra el Estado Civil y Bigamia</w:t>
-      </w:r>
-    </w:p>
-    <w:p>
-      <w:pPr>
-        <w:numPr>
-          <w:ilvl w:val="1"/>
-          <w:numId w:val="1"/>
-        </w:numPr>
-      </w:pPr>
-      <w:r>
-        <w:t>Delitos Contra el Honor</w:t>
-      </w:r>
-    </w:p>
-    <w:p>
-      <w:pPr>
-        <w:numPr>
-          <w:ilvl w:val="1"/>
-          <w:numId w:val="1"/>
-        </w:numPr>
-      </w:pPr>
-      <w:r>
-        <w:t>Delitos Contra la Economía Pública</w:t>
-      </w:r>
-    </w:p>
-    <w:p>
-      <w:pPr>
-        <w:numPr>
-          <w:ilvl w:val="1"/>
-          <w:numId w:val="1"/>
-        </w:numPr>
-      </w:pPr>
-      <w:r>
-        <w:t xml:space="preserve">Delitos Contra </w:t>
-      </w:r>
-      <w:r>
-        <w:t>la Humanidad</w:t>
-      </w:r>
-    </w:p>
-    <w:p>
-      <w:pPr>
-        <w:numPr>
-          <w:ilvl w:val="1"/>
-          <w:numId w:val="1"/>
-        </w:numPr>
-      </w:pPr>
-      <w:r>
-        <w:t>Delitos en Materia de Inhumaciones y Exhumaciones</w:t>
-      </w:r>
-    </w:p>
-    <w:p>
-      <w:pPr>
-        <w:numPr>
-          <w:ilvl w:val="1"/>
-          <w:numId w:val="1"/>
-        </w:numPr>
-      </w:pPr>
-      <w:r>
-        <w:t>Delitos Previstos en la Ley de Concursos Mercantiles</w:t>
-      </w:r>
-    </w:p>
-    <w:p>
-      <w:pPr>
-        <w:numPr>
-          <w:ilvl w:val="1"/>
-          <w:numId w:val="1"/>
-        </w:numPr>
-      </w:pPr>
-      <w:r>
-        <w:t>Delitos Previstos en la Ley Federal sobre Monumentos y Zonas Arqueológicos, Artísticos e Históricos</w:t>
-      </w:r>
-    </w:p>
-    <w:p>
-      <w:pPr>
-        <w:numPr>
-          <w:ilvl w:val="1"/>
-          <w:numId w:val="1"/>
-        </w:numPr>
-      </w:pPr>
-      <w:r>
-        <w:t>Delitos previstos en la Ley General de P</w:t>
-      </w:r>
-      <w:r>
-        <w:t>oblación</w:t>
-      </w:r>
-    </w:p>
-    <w:p>
-      <w:pPr>
-        <w:numPr>
-          <w:ilvl w:val="1"/>
-          <w:numId w:val="1"/>
-        </w:numPr>
-      </w:pPr>
-      <w:r>
-        <w:t>Delitos Previstos en la Ley General de Población</w:t>
+        <w:t>Posesión y posesión simple de narcóticos</w:t>
+      </w:r>
+    </w:p>
+    <w:p>
+      <w:pPr>
+        <w:numPr>
+          <w:ilvl w:val="1"/>
+          <w:numId w:val="1"/>
+        </w:numPr>
+      </w:pPr>
+      <w:r>
+        <w:t>Delitos contra la salud relacionados con narcóticos en su modalidad de narcomenudeo - Posesión simple de narcóticos</w:t>
+      </w:r>
+    </w:p>
+    <w:p>
+      <w:pPr>
+        <w:numPr>
+          <w:ilvl w:val="1"/>
+          <w:numId w:val="1"/>
+        </w:numPr>
+      </w:pPr>
+      <w:r>
+        <w:t>Delitos federales contra la salud relacionados con narcóticos - Posesión de narcóticos</w:t>
+      </w:r>
+    </w:p>
+    <w:p>
+      <w:pPr>
+        <w:numPr>
+          <w:ilvl w:val="1"/>
+          <w:numId w:val="1"/>
+        </w:numPr>
+      </w:pPr>
+      <w:r>
+        <w:t>Narcomenudeo en modalidad de posesión simple</w:t>
+      </w:r>
+    </w:p>
+    <w:p>
+      <w:pPr>
+        <w:numPr>
+          <w:ilvl w:val="1"/>
+          <w:numId w:val="1"/>
+        </w:numPr>
+      </w:pPr>
+      <w:r>
+        <w:t>Posesión de narcóticos</w:t>
+      </w:r>
+    </w:p>
+    <w:p>
+      <w:pPr>
+        <w:numPr>
+          <w:ilvl w:val="1"/>
+          <w:numId w:val="1"/>
+        </w:numPr>
+      </w:pPr>
+      <w:r>
+        <w:t>Posesión de Narcóticos</w:t>
       </w:r>
     </w:p>
     <w:p>
@@ -4653,1636 +6237,6 @@
       </w:pPr>
       <w:r>
         <w:lastRenderedPageBreak/>
-        <w:t>Delitos Previstos en la Ley sobre Delitos de Imprenta</w:t>
-      </w:r>
-    </w:p>
-    <w:p>
-      <w:pPr>
-        <w:numPr>
-          <w:ilvl w:val="1"/>
-          <w:numId w:val="1"/>
-        </w:numPr>
-      </w:pPr>
-      <w:r>
-        <w:t>En materia de amparo</w:t>
-      </w:r>
-    </w:p>
-    <w:p>
-      <w:pPr>
-        <w:numPr>
-          <w:ilvl w:val="1"/>
-          <w:numId w:val="1"/>
-        </w:numPr>
-      </w:pPr>
-      <w:r>
-        <w:t>En Materia de Inhumaciones y Exhumaciones</w:t>
-      </w:r>
-    </w:p>
-    <w:p>
-      <w:pPr>
-        <w:numPr>
-          <w:ilvl w:val="1"/>
-          <w:numId w:val="1"/>
-        </w:numPr>
-      </w:pPr>
-      <w:r>
-        <w:t>La administración del Estado</w:t>
-      </w:r>
-    </w:p>
-    <w:p>
-      <w:pPr>
-        <w:numPr>
-          <w:ilvl w:val="1"/>
-          <w:numId w:val="1"/>
-        </w:numPr>
-      </w:pPr>
-      <w:r>
-        <w:t>La familia</w:t>
-      </w:r>
-    </w:p>
-    <w:p>
-      <w:pPr>
-        <w:numPr>
-          <w:ilvl w:val="1"/>
-          <w:numId w:val="1"/>
-        </w:numPr>
-      </w:pPr>
-      <w:r>
-        <w:t>La sociedad</w:t>
-      </w:r>
-    </w:p>
-    <w:p>
-      <w:pPr>
-        <w:numPr>
-          <w:ilvl w:val="1"/>
-          <w:numId w:val="1"/>
-        </w:numPr>
-      </w:pPr>
-      <w:r>
-        <w:t xml:space="preserve">Ley Federal sobre </w:t>
-      </w:r>
-      <w:r>
-        <w:t>Monumentos y Zonas Arqueológicos, Artísticos e Históricos</w:t>
-      </w:r>
-    </w:p>
-    <w:p>
-      <w:pPr>
-        <w:numPr>
-          <w:ilvl w:val="1"/>
-          <w:numId w:val="1"/>
-        </w:numPr>
-      </w:pPr>
-      <w:r>
-        <w:t>Ley sobre Delitos de Imprenta</w:t>
-      </w:r>
-    </w:p>
-    <w:p>
-      <w:pPr>
-        <w:numPr>
-          <w:ilvl w:val="1"/>
-          <w:numId w:val="1"/>
-        </w:numPr>
-      </w:pPr>
-      <w:r>
-        <w:t>Ninguno</w:t>
-      </w:r>
-    </w:p>
-    <w:p>
-      <w:pPr>
-        <w:numPr>
-          <w:ilvl w:val="1"/>
-          <w:numId w:val="1"/>
-        </w:numPr>
-      </w:pPr>
-      <w:r>
-        <w:t>No especificado</w:t>
-      </w:r>
-    </w:p>
-    <w:p>
-      <w:pPr>
-        <w:numPr>
-          <w:ilvl w:val="1"/>
-          <w:numId w:val="1"/>
-        </w:numPr>
-      </w:pPr>
-      <w:r>
-        <w:t>No especificado delito del fuero común</w:t>
-      </w:r>
-    </w:p>
-    <w:p>
-      <w:pPr>
-        <w:numPr>
-          <w:ilvl w:val="1"/>
-          <w:numId w:val="1"/>
-        </w:numPr>
-      </w:pPr>
-      <w:r>
-        <w:t>No identificado</w:t>
-      </w:r>
-    </w:p>
-    <w:p>
-      <w:pPr>
-        <w:numPr>
-          <w:ilvl w:val="1"/>
-          <w:numId w:val="1"/>
-        </w:numPr>
-      </w:pPr>
-      <w:r>
-        <w:t>Otro</w:t>
-      </w:r>
-    </w:p>
-    <w:p>
-      <w:pPr>
-        <w:numPr>
-          <w:ilvl w:val="1"/>
-          <w:numId w:val="1"/>
-        </w:numPr>
-      </w:pPr>
-      <w:r>
-        <w:t>Otros (bienes jurídicos)</w:t>
-      </w:r>
-    </w:p>
-    <w:p>
-      <w:pPr>
-        <w:numPr>
-          <w:ilvl w:val="1"/>
-          <w:numId w:val="1"/>
-        </w:numPr>
-      </w:pPr>
-      <w:r>
-        <w:t>Otros delitos</w:t>
-      </w:r>
-    </w:p>
-    <w:p>
-      <w:pPr>
-        <w:numPr>
-          <w:ilvl w:val="1"/>
-          <w:numId w:val="1"/>
-        </w:numPr>
-      </w:pPr>
-      <w:r>
-        <w:t xml:space="preserve">Otros delitos cometidos contra el </w:t>
-      </w:r>
-      <w:r>
-        <w:t>servicio público</w:t>
-      </w:r>
-    </w:p>
-    <w:p>
-      <w:pPr>
-        <w:numPr>
-          <w:ilvl w:val="1"/>
-          <w:numId w:val="1"/>
-        </w:numPr>
-      </w:pPr>
-      <w:r>
-        <w:t>Otros Delitos contenidos en el Código Penal Federal</w:t>
-      </w:r>
-    </w:p>
-    <w:p>
-      <w:pPr>
-        <w:numPr>
-          <w:ilvl w:val="1"/>
-          <w:numId w:val="1"/>
-        </w:numPr>
-      </w:pPr>
-      <w:r>
-        <w:t>Otros delitos contra la administración del Estado</w:t>
-      </w:r>
-    </w:p>
-    <w:p>
-      <w:pPr>
-        <w:numPr>
-          <w:ilvl w:val="1"/>
-          <w:numId w:val="1"/>
-        </w:numPr>
-      </w:pPr>
-      <w:r>
-        <w:t>Otros delitos contra la familia</w:t>
-      </w:r>
-    </w:p>
-    <w:p>
-      <w:pPr>
-        <w:numPr>
-          <w:ilvl w:val="1"/>
-          <w:numId w:val="1"/>
-        </w:numPr>
-      </w:pPr>
-      <w:r>
-        <w:t>Otros Delitos contra la familia</w:t>
-      </w:r>
-    </w:p>
-    <w:p>
-      <w:pPr>
-        <w:numPr>
-          <w:ilvl w:val="1"/>
-          <w:numId w:val="1"/>
-        </w:numPr>
-      </w:pPr>
-      <w:r>
-        <w:t>Otros delitos contra la libertad personal</w:t>
-      </w:r>
-    </w:p>
-    <w:p>
-      <w:pPr>
-        <w:numPr>
-          <w:ilvl w:val="1"/>
-          <w:numId w:val="1"/>
-        </w:numPr>
-      </w:pPr>
-      <w:r>
-        <w:t>Otros delitos contra la socieda</w:t>
-      </w:r>
-      <w:r>
-        <w:t>d</w:t>
-      </w:r>
-    </w:p>
-    <w:p>
-      <w:pPr>
-        <w:numPr>
-          <w:ilvl w:val="1"/>
-          <w:numId w:val="1"/>
-        </w:numPr>
-      </w:pPr>
-      <w:r>
-        <w:t>Otros Delitos contra la sociedad</w:t>
-      </w:r>
-    </w:p>
-    <w:p>
-      <w:pPr>
-        <w:numPr>
-          <w:ilvl w:val="1"/>
-          <w:numId w:val="1"/>
-        </w:numPr>
-      </w:pPr>
-      <w:r>
-        <w:t>Otros delitos del fuero común</w:t>
-      </w:r>
-    </w:p>
-    <w:p>
-      <w:pPr>
-        <w:numPr>
-          <w:ilvl w:val="1"/>
-          <w:numId w:val="1"/>
-        </w:numPr>
-      </w:pPr>
-      <w:r>
-        <w:t>Otros delitos del Fuero Común</w:t>
-      </w:r>
-    </w:p>
-    <w:p>
-      <w:pPr>
-        <w:numPr>
-          <w:ilvl w:val="1"/>
-          <w:numId w:val="1"/>
-        </w:numPr>
-      </w:pPr>
-      <w:r>
-        <w:t>Otros Delitos del Fuero Común</w:t>
-      </w:r>
-    </w:p>
-    <w:p>
-      <w:pPr>
-        <w:numPr>
-          <w:ilvl w:val="1"/>
-          <w:numId w:val="1"/>
-        </w:numPr>
-      </w:pPr>
-      <w:r>
-        <w:t>Responsabilidad Profesional</w:t>
-      </w:r>
-    </w:p>
-    <w:p>
-      <w:pPr>
-        <w:numPr>
-          <w:ilvl w:val="0"/>
-          <w:numId w:val="1"/>
-        </w:numPr>
-      </w:pPr>
-      <w:r>
-        <w:t>Otros delitos cometidos por servidores públicos (</w:t>
-      </w:r>
-      <w:proofErr w:type="spellStart"/>
-      <w:r>
-        <w:t>exluyendo</w:t>
-      </w:r>
-      <w:proofErr w:type="spellEnd"/>
-      <w:r>
-        <w:t xml:space="preserve"> hechos de corrupción, ejercicio abusivo o in</w:t>
-      </w:r>
-      <w:r>
-        <w:t>debido y tráfico de influencias)</w:t>
-      </w:r>
-    </w:p>
-    <w:p>
-      <w:pPr>
-        <w:numPr>
-          <w:ilvl w:val="1"/>
-          <w:numId w:val="1"/>
-        </w:numPr>
-      </w:pPr>
-      <w:r>
-        <w:t>Código de Justicia Militar</w:t>
-      </w:r>
-    </w:p>
-    <w:p>
-      <w:pPr>
-        <w:numPr>
-          <w:ilvl w:val="1"/>
-          <w:numId w:val="1"/>
-        </w:numPr>
-      </w:pPr>
-      <w:r>
-        <w:t>Cometidos por servidores públicos</w:t>
-      </w:r>
-    </w:p>
-    <w:p>
-      <w:pPr>
-        <w:numPr>
-          <w:ilvl w:val="1"/>
-          <w:numId w:val="1"/>
-        </w:numPr>
-      </w:pPr>
-      <w:r>
-        <w:t>Cometidos por Servidores Públicos</w:t>
-      </w:r>
-    </w:p>
-    <w:p>
-      <w:pPr>
-        <w:numPr>
-          <w:ilvl w:val="1"/>
-          <w:numId w:val="1"/>
-        </w:numPr>
-      </w:pPr>
-      <w:r>
-        <w:t>Delitos cometidos por servidores públicos</w:t>
-      </w:r>
-    </w:p>
-    <w:p>
-      <w:pPr>
-        <w:numPr>
-          <w:ilvl w:val="1"/>
-          <w:numId w:val="1"/>
-        </w:numPr>
-      </w:pPr>
-      <w:r>
-        <w:t>Delitos Cometidos por Servidores Públicos</w:t>
-      </w:r>
-    </w:p>
-    <w:p>
-      <w:pPr>
-        <w:numPr>
-          <w:ilvl w:val="1"/>
-          <w:numId w:val="1"/>
-        </w:numPr>
-      </w:pPr>
-      <w:r>
-        <w:t xml:space="preserve">Responsabilidad de servidores </w:t>
-      </w:r>
-      <w:r>
-        <w:t>públicos</w:t>
-      </w:r>
-    </w:p>
-    <w:p>
-      <w:pPr>
-        <w:numPr>
-          <w:ilvl w:val="0"/>
-          <w:numId w:val="1"/>
-        </w:numPr>
-      </w:pPr>
-      <w:r>
-        <w:t>Otros delitos contra el medio ambiente, el equilibrio ecológico y la gestión ambiental (excluyendo comercialización y tráfico de flora o fauna silvestres sujetas de protección)</w:t>
-      </w:r>
-    </w:p>
-    <w:p>
-      <w:pPr>
-        <w:numPr>
-          <w:ilvl w:val="1"/>
-          <w:numId w:val="1"/>
-        </w:numPr>
-      </w:pPr>
-      <w:r>
-        <w:t>Caza, pesca o tala ilegal de flora o fauna silvestres</w:t>
-      </w:r>
-    </w:p>
-    <w:p>
-      <w:pPr>
-        <w:numPr>
-          <w:ilvl w:val="1"/>
-          <w:numId w:val="1"/>
-        </w:numPr>
-      </w:pPr>
-      <w:r>
-        <w:t>Caza, pesca o ta</w:t>
-      </w:r>
-      <w:r>
-        <w:t>la ilegal de flora o fauna silvestres en peligro de extinción, amenazadas o sujetas a protección</w:t>
-      </w:r>
-    </w:p>
-    <w:p>
-      <w:pPr>
-        <w:numPr>
-          <w:ilvl w:val="1"/>
-          <w:numId w:val="1"/>
-        </w:numPr>
-      </w:pPr>
-      <w:r>
-        <w:t>Contra el Ambiente y la Gestión Ambiental</w:t>
-      </w:r>
-    </w:p>
-    <w:p>
-      <w:pPr>
-        <w:numPr>
-          <w:ilvl w:val="1"/>
-          <w:numId w:val="1"/>
-        </w:numPr>
-      </w:pPr>
-      <w:r>
-        <w:t>Contra el medio ambiente y equilibrio ecológico</w:t>
-      </w:r>
-    </w:p>
-    <w:p>
-      <w:pPr>
-        <w:numPr>
-          <w:ilvl w:val="1"/>
-          <w:numId w:val="1"/>
-        </w:numPr>
-      </w:pPr>
-      <w:r>
-        <w:t>Daños a los ecosistemas o sus elementos</w:t>
-      </w:r>
-    </w:p>
-    <w:p>
-      <w:pPr>
-        <w:numPr>
-          <w:ilvl w:val="1"/>
-          <w:numId w:val="1"/>
-        </w:numPr>
-      </w:pPr>
-      <w:r>
-        <w:t>Delitos ambientales</w:t>
-      </w:r>
-    </w:p>
-    <w:p>
-      <w:pPr>
-        <w:numPr>
-          <w:ilvl w:val="1"/>
-          <w:numId w:val="1"/>
-        </w:numPr>
-      </w:pPr>
-      <w:r>
-        <w:t>Delitos a</w:t>
-      </w:r>
-      <w:r>
-        <w:t xml:space="preserve">mbientales (Previstos en el Código Penal Federal y en la Ley General del Equilibrio Ecológico y la Protección al </w:t>
-      </w:r>
-      <w:proofErr w:type="spellStart"/>
-      <w:r>
-        <w:t>Ambie</w:t>
-      </w:r>
-      <w:proofErr w:type="spellEnd"/>
-    </w:p>
-    <w:p>
-      <w:pPr>
-        <w:numPr>
-          <w:ilvl w:val="1"/>
-          <w:numId w:val="1"/>
-        </w:numPr>
-      </w:pPr>
-      <w:r>
-        <w:lastRenderedPageBreak/>
-        <w:t>Delitos Contra el Ambiente y la Gestión Ambiental</w:t>
-      </w:r>
-    </w:p>
-    <w:p>
-      <w:pPr>
-        <w:numPr>
-          <w:ilvl w:val="1"/>
-          <w:numId w:val="1"/>
-        </w:numPr>
-      </w:pPr>
-      <w:r>
-        <w:t>Delitos contra el medio ambiente, el equilibrio ecológico y la gestión ambiental</w:t>
-      </w:r>
-    </w:p>
-    <w:p>
-      <w:pPr>
-        <w:numPr>
-          <w:ilvl w:val="1"/>
-          <w:numId w:val="1"/>
-        </w:numPr>
-      </w:pPr>
-      <w:r>
-        <w:t>Delito</w:t>
-      </w:r>
-      <w:r>
-        <w:t>s contra el medio ambiente, el equilibrio ecológico y la gestión ambiental - Caza, pesca o tala ilegal de flora o fauna silvestres en peligro de extinción, amenazadas o sujetas a protección</w:t>
-      </w:r>
-    </w:p>
-    <w:p>
-      <w:pPr>
-        <w:numPr>
-          <w:ilvl w:val="1"/>
-          <w:numId w:val="1"/>
-        </w:numPr>
-      </w:pPr>
-      <w:r>
-        <w:t>Delitos contra el medio ambiente, el equilibrio ecológico y la ges</w:t>
-      </w:r>
-      <w:r>
-        <w:t>tión ambiental - Daños a los ecosistemas o sus elementos</w:t>
-      </w:r>
-    </w:p>
-    <w:p>
-      <w:pPr>
-        <w:numPr>
-          <w:ilvl w:val="1"/>
-          <w:numId w:val="1"/>
-        </w:numPr>
-      </w:pPr>
-      <w:r>
-        <w:t>Delitos contra el medio ambiente, el equilibrio ecológico y la gestión ambiental - No especificado</w:t>
-      </w:r>
-    </w:p>
-    <w:p>
-      <w:pPr>
-        <w:numPr>
-          <w:ilvl w:val="1"/>
-          <w:numId w:val="1"/>
-        </w:numPr>
-      </w:pPr>
-      <w:r>
-        <w:t>Delitos contra el medio ambiente, el equilibrio ecológico y la gestión ambiental - No identificado</w:t>
-      </w:r>
-    </w:p>
-    <w:p>
-      <w:pPr>
-        <w:numPr>
-          <w:ilvl w:val="1"/>
-          <w:numId w:val="1"/>
-        </w:numPr>
-      </w:pPr>
-      <w:r>
-        <w:t>D</w:t>
-      </w:r>
-      <w:r>
-        <w:t>elitos contra el medio ambiente, el equilibrio ecológico y la gestión ambiental - Otros delitos contra el medio ambiente, el equilibrio ecológico y la gestión ambiental</w:t>
-      </w:r>
-    </w:p>
-    <w:p>
-      <w:pPr>
-        <w:numPr>
-          <w:ilvl w:val="1"/>
-          <w:numId w:val="1"/>
-        </w:numPr>
-      </w:pPr>
-      <w:r>
-        <w:t>Delitos contra el medio ambiente, el equilibrio ecológico y la gestión ambiental - Tran</w:t>
-      </w:r>
-      <w:r>
-        <w:t>sporte o manejo de residuos peligrosos</w:t>
-      </w:r>
-    </w:p>
-    <w:p>
-      <w:pPr>
-        <w:numPr>
-          <w:ilvl w:val="1"/>
-          <w:numId w:val="1"/>
-        </w:numPr>
-      </w:pPr>
-      <w:r>
-        <w:t xml:space="preserve">Otros delitos contra el medio </w:t>
-      </w:r>
-      <w:proofErr w:type="gramStart"/>
-      <w:r>
-        <w:t>ambiente,  el</w:t>
-      </w:r>
-      <w:proofErr w:type="gramEnd"/>
-      <w:r>
-        <w:t xml:space="preserve"> equilibrio ecológico y la gestión ambiental</w:t>
-      </w:r>
-    </w:p>
-    <w:p>
-      <w:pPr>
-        <w:numPr>
-          <w:ilvl w:val="1"/>
-          <w:numId w:val="1"/>
-        </w:numPr>
-      </w:pPr>
-      <w:r>
-        <w:t>Otros delitos contra el medio ambiente, el equilibrio ecológico y la gestión ambiental</w:t>
-      </w:r>
-    </w:p>
-    <w:p>
-      <w:pPr>
-        <w:numPr>
-          <w:ilvl w:val="1"/>
-          <w:numId w:val="1"/>
-        </w:numPr>
-      </w:pPr>
-      <w:r>
-        <w:t>Transporte o manejo de residuos peligrosos</w:t>
-      </w:r>
-    </w:p>
-    <w:p>
-      <w:pPr>
-        <w:numPr>
-          <w:ilvl w:val="0"/>
-          <w:numId w:val="1"/>
-        </w:numPr>
-      </w:pPr>
-      <w:r>
-        <w:t>Otros delitos contra la salud</w:t>
-      </w:r>
-    </w:p>
-    <w:p>
-      <w:pPr>
-        <w:numPr>
-          <w:ilvl w:val="1"/>
-          <w:numId w:val="1"/>
-        </w:numPr>
-      </w:pPr>
-      <w:r>
-        <w:t>Contra la Salud - No especificado</w:t>
-      </w:r>
-    </w:p>
-    <w:p>
-      <w:pPr>
-        <w:numPr>
-          <w:ilvl w:val="1"/>
-          <w:numId w:val="1"/>
-        </w:numPr>
-      </w:pPr>
-      <w:r>
-        <w:t>Delitos Contra la Salud</w:t>
-      </w:r>
-    </w:p>
-    <w:p>
-      <w:pPr>
-        <w:numPr>
-          <w:ilvl w:val="1"/>
-          <w:numId w:val="1"/>
-        </w:numPr>
-      </w:pPr>
-      <w:r>
-        <w:t>Delitos contra la salud en todas sus modalidades (Previstos en el Código Penal Federal y en la Ley General de Salud)</w:t>
-      </w:r>
-    </w:p>
-    <w:p>
-      <w:pPr>
-        <w:numPr>
-          <w:ilvl w:val="1"/>
-          <w:numId w:val="1"/>
-        </w:numPr>
-      </w:pPr>
-      <w:r>
-        <w:t xml:space="preserve">Delitos contra la salud no </w:t>
-      </w:r>
-      <w:r>
-        <w:t>relacionados con narcóticos</w:t>
-      </w:r>
-    </w:p>
-    <w:p>
-      <w:pPr>
-        <w:numPr>
-          <w:ilvl w:val="1"/>
-          <w:numId w:val="1"/>
-        </w:numPr>
-      </w:pPr>
-      <w:r>
-        <w:t>Delitos en contra de la salud en todas sus modalidades</w:t>
-      </w:r>
-    </w:p>
-    <w:p>
-      <w:pPr>
-        <w:numPr>
-          <w:ilvl w:val="1"/>
-          <w:numId w:val="1"/>
-        </w:numPr>
-      </w:pPr>
-      <w:r>
-        <w:t>Otros delitos contra la salud</w:t>
-      </w:r>
-    </w:p>
-    <w:p>
-      <w:pPr>
-        <w:numPr>
-          <w:ilvl w:val="1"/>
-          <w:numId w:val="1"/>
-        </w:numPr>
-      </w:pPr>
-      <w:r>
-        <w:t>Otros delitos previstos en la Ley General de Salud</w:t>
-      </w:r>
-    </w:p>
-    <w:p>
-      <w:pPr>
-        <w:numPr>
-          <w:ilvl w:val="0"/>
-          <w:numId w:val="1"/>
-        </w:numPr>
-      </w:pPr>
-      <w:r>
-        <w:t>Otros delitos en materia de migración (excluyendo tráfico de personas indocumentadas)</w:t>
-      </w:r>
-    </w:p>
-    <w:p>
-      <w:pPr>
-        <w:numPr>
-          <w:ilvl w:val="1"/>
-          <w:numId w:val="1"/>
-        </w:numPr>
-      </w:pPr>
-      <w:r>
-        <w:t>Delito</w:t>
-      </w:r>
-      <w:r>
-        <w:t>s en materia de migración</w:t>
-      </w:r>
-    </w:p>
-    <w:p>
-      <w:pPr>
-        <w:numPr>
-          <w:ilvl w:val="1"/>
-          <w:numId w:val="1"/>
-        </w:numPr>
-      </w:pPr>
-      <w:r>
-        <w:t>Delitos en materia de migración - No especificado</w:t>
-      </w:r>
-    </w:p>
-    <w:p>
-      <w:pPr>
-        <w:numPr>
-          <w:ilvl w:val="1"/>
-          <w:numId w:val="1"/>
-        </w:numPr>
-      </w:pPr>
-      <w:r>
-        <w:t>Delitos en materia de migración - No identificado</w:t>
-      </w:r>
-    </w:p>
-    <w:p>
-      <w:pPr>
-        <w:numPr>
-          <w:ilvl w:val="1"/>
-          <w:numId w:val="1"/>
-        </w:numPr>
-      </w:pPr>
-      <w:r>
-        <w:t>Delitos en materia de migración - Otros delitos en materia de migración</w:t>
-      </w:r>
-    </w:p>
-    <w:p>
-      <w:pPr>
-        <w:numPr>
-          <w:ilvl w:val="1"/>
-          <w:numId w:val="1"/>
-        </w:numPr>
-      </w:pPr>
-      <w:r>
-        <w:t>Delitos Previstos en la Ley de Migración</w:t>
-      </w:r>
-    </w:p>
-    <w:p>
-      <w:pPr>
-        <w:numPr>
-          <w:ilvl w:val="1"/>
-          <w:numId w:val="1"/>
-        </w:numPr>
-      </w:pPr>
-      <w:r>
-        <w:t>Ley de Migración</w:t>
-      </w:r>
-    </w:p>
-    <w:p>
-      <w:pPr>
-        <w:numPr>
-          <w:ilvl w:val="1"/>
-          <w:numId w:val="1"/>
-        </w:numPr>
-      </w:pPr>
-      <w:r>
-        <w:t>Otros delitos en materia de migración</w:t>
-      </w:r>
-    </w:p>
-    <w:p>
-      <w:pPr>
-        <w:numPr>
-          <w:ilvl w:val="0"/>
-          <w:numId w:val="1"/>
-        </w:numPr>
-      </w:pPr>
-      <w:r>
-        <w:t>Otros delitos por hechos de corrupción (excluyendo enriquecimiento ilícito y peculado)</w:t>
-      </w:r>
-    </w:p>
-    <w:p>
-      <w:pPr>
-        <w:numPr>
-          <w:ilvl w:val="1"/>
-          <w:numId w:val="1"/>
-        </w:numPr>
-      </w:pPr>
-      <w:r>
-        <w:t>Abuso de autoridad</w:t>
-      </w:r>
-    </w:p>
-    <w:p>
-      <w:pPr>
-        <w:numPr>
-          <w:ilvl w:val="1"/>
-          <w:numId w:val="1"/>
-        </w:numPr>
-      </w:pPr>
-      <w:r>
-        <w:t>Cohecho</w:t>
-      </w:r>
-    </w:p>
-    <w:p>
-      <w:pPr>
-        <w:numPr>
-          <w:ilvl w:val="1"/>
-          <w:numId w:val="1"/>
-        </w:numPr>
-      </w:pPr>
-      <w:r>
-        <w:t>Delitos por hechos de corrupción</w:t>
-      </w:r>
-    </w:p>
-    <w:p>
-      <w:pPr>
-        <w:numPr>
-          <w:ilvl w:val="1"/>
-          <w:numId w:val="1"/>
-        </w:numPr>
-      </w:pPr>
-      <w:r>
-        <w:t>Delitos por hechos de corrupción - Abuso de autoridad</w:t>
-      </w:r>
-    </w:p>
-    <w:p>
-      <w:pPr>
-        <w:numPr>
-          <w:ilvl w:val="1"/>
-          <w:numId w:val="1"/>
-        </w:numPr>
-      </w:pPr>
-      <w:r>
-        <w:t>Delitos por hecho</w:t>
-      </w:r>
-      <w:r>
-        <w:t>s de corrupción - Cohecho</w:t>
-      </w:r>
-    </w:p>
-    <w:p>
-      <w:pPr>
-        <w:numPr>
-          <w:ilvl w:val="1"/>
-          <w:numId w:val="1"/>
-        </w:numPr>
-      </w:pPr>
-      <w:r>
-        <w:t>Delitos por hechos de corrupción - Ejercicio abusivo de funciones</w:t>
-      </w:r>
-    </w:p>
-    <w:p>
-      <w:pPr>
-        <w:numPr>
-          <w:ilvl w:val="1"/>
-          <w:numId w:val="1"/>
-        </w:numPr>
-      </w:pPr>
-      <w:r>
-        <w:lastRenderedPageBreak/>
-        <w:t>Delitos por hechos de corrupción - Ejercicio indebido del servicio público</w:t>
-      </w:r>
-    </w:p>
-    <w:p>
-      <w:pPr>
-        <w:numPr>
-          <w:ilvl w:val="1"/>
-          <w:numId w:val="1"/>
-        </w:numPr>
-      </w:pPr>
-      <w:r>
-        <w:t>Delitos por hechos de corrupción - No especificado</w:t>
-      </w:r>
-    </w:p>
-    <w:p>
-      <w:pPr>
-        <w:numPr>
-          <w:ilvl w:val="1"/>
-          <w:numId w:val="1"/>
-        </w:numPr>
-      </w:pPr>
-      <w:r>
-        <w:t xml:space="preserve">Delitos por hechos de corrupción - No </w:t>
-      </w:r>
-      <w:r>
-        <w:t>identificado</w:t>
-      </w:r>
-    </w:p>
-    <w:p>
-      <w:pPr>
-        <w:numPr>
-          <w:ilvl w:val="1"/>
-          <w:numId w:val="1"/>
-        </w:numPr>
-      </w:pPr>
-      <w:r>
-        <w:t>Delitos por hechos de corrupción - Otros delitos por hechos de corrupción</w:t>
-      </w:r>
-    </w:p>
-    <w:p>
-      <w:pPr>
-        <w:numPr>
-          <w:ilvl w:val="1"/>
-          <w:numId w:val="1"/>
-        </w:numPr>
-      </w:pPr>
-      <w:r>
-        <w:t>Delitos por hechos de corrupción - Tráfico de influencias</w:t>
-      </w:r>
-    </w:p>
-    <w:p>
-      <w:pPr>
-        <w:numPr>
-          <w:ilvl w:val="1"/>
-          <w:numId w:val="1"/>
-        </w:numPr>
-      </w:pPr>
-      <w:r>
-        <w:t>Ejercicio abusivo de funciones</w:t>
-      </w:r>
-    </w:p>
-    <w:p>
-      <w:pPr>
-        <w:numPr>
-          <w:ilvl w:val="1"/>
-          <w:numId w:val="1"/>
-        </w:numPr>
-      </w:pPr>
-      <w:r>
-        <w:t>Ejercicio indebido del servicio público</w:t>
-      </w:r>
-    </w:p>
-    <w:p>
-      <w:pPr>
-        <w:numPr>
-          <w:ilvl w:val="1"/>
-          <w:numId w:val="1"/>
-        </w:numPr>
-      </w:pPr>
-      <w:r>
-        <w:t>Otros delitos por hechos de corrupción</w:t>
-      </w:r>
-    </w:p>
-    <w:p>
-      <w:pPr>
-        <w:numPr>
-          <w:ilvl w:val="1"/>
-          <w:numId w:val="1"/>
-        </w:numPr>
-      </w:pPr>
-      <w:r>
-        <w:t>Tráfico de influencia</w:t>
-      </w:r>
-    </w:p>
-    <w:p>
-      <w:pPr>
-        <w:numPr>
-          <w:ilvl w:val="1"/>
-          <w:numId w:val="1"/>
-        </w:numPr>
-      </w:pPr>
-      <w:r>
-        <w:t>Tráfico de influencias</w:t>
-      </w:r>
-    </w:p>
-    <w:p>
-      <w:pPr>
-        <w:numPr>
-          <w:ilvl w:val="0"/>
-          <w:numId w:val="1"/>
-        </w:numPr>
-      </w:pPr>
-      <w:r>
-        <w:t>Otros homicidios (culposos)</w:t>
-      </w:r>
-    </w:p>
-    <w:p>
-      <w:pPr>
-        <w:numPr>
-          <w:ilvl w:val="1"/>
-          <w:numId w:val="1"/>
-        </w:numPr>
-      </w:pPr>
-      <w:r>
-        <w:t>Homicidio culposo</w:t>
-      </w:r>
-    </w:p>
-    <w:p>
-      <w:pPr>
-        <w:numPr>
-          <w:ilvl w:val="0"/>
-          <w:numId w:val="1"/>
-        </w:numPr>
-      </w:pPr>
-      <w:r>
-        <w:t>Otros robos (excluyendo robo de vehículo)</w:t>
-      </w:r>
-    </w:p>
-    <w:p>
-      <w:pPr>
-        <w:numPr>
-          <w:ilvl w:val="1"/>
-          <w:numId w:val="1"/>
-        </w:numPr>
-      </w:pPr>
-      <w:r>
-        <w:t>Otros robos</w:t>
-      </w:r>
-    </w:p>
-    <w:p>
-      <w:pPr>
-        <w:numPr>
-          <w:ilvl w:val="1"/>
-          <w:numId w:val="1"/>
-        </w:numPr>
-      </w:pPr>
-      <w:r>
-        <w:t>Robo</w:t>
-      </w:r>
-    </w:p>
-    <w:p>
-      <w:pPr>
-        <w:numPr>
-          <w:ilvl w:val="1"/>
-          <w:numId w:val="1"/>
-        </w:numPr>
-      </w:pPr>
-      <w:r>
-        <w:t>Robo - No especificado</w:t>
-      </w:r>
-    </w:p>
-    <w:p>
-      <w:pPr>
-        <w:numPr>
-          <w:ilvl w:val="1"/>
-          <w:numId w:val="1"/>
-        </w:numPr>
-      </w:pPr>
-      <w:r>
-        <w:t>Robo - No identificado</w:t>
-      </w:r>
-    </w:p>
-    <w:p>
-      <w:pPr>
-        <w:numPr>
-          <w:ilvl w:val="1"/>
-          <w:numId w:val="1"/>
-        </w:numPr>
-      </w:pPr>
-      <w:r>
-        <w:t>Robo - Otros robos</w:t>
-      </w:r>
-    </w:p>
-    <w:p>
-      <w:pPr>
-        <w:numPr>
-          <w:ilvl w:val="1"/>
-          <w:numId w:val="1"/>
-        </w:numPr>
-      </w:pPr>
-      <w:r>
-        <w:t>Robo - Robo a casa habitación</w:t>
-      </w:r>
-    </w:p>
-    <w:p>
-      <w:pPr>
-        <w:numPr>
-          <w:ilvl w:val="1"/>
-          <w:numId w:val="1"/>
-        </w:numPr>
-      </w:pPr>
-      <w:r>
-        <w:t>Robo - Robo</w:t>
-      </w:r>
-      <w:r>
-        <w:t xml:space="preserve"> a institución bancaria</w:t>
-      </w:r>
-    </w:p>
-    <w:p>
-      <w:pPr>
-        <w:numPr>
-          <w:ilvl w:val="1"/>
-          <w:numId w:val="1"/>
-        </w:numPr>
-      </w:pPr>
-      <w:r>
-        <w:t>Robo - Robo a negocio</w:t>
-      </w:r>
-    </w:p>
-    <w:p>
-      <w:pPr>
-        <w:numPr>
-          <w:ilvl w:val="1"/>
-          <w:numId w:val="1"/>
-        </w:numPr>
-      </w:pPr>
-      <w:r>
-        <w:t>Robo - Robo a persona en un lugar privado</w:t>
-      </w:r>
-    </w:p>
-    <w:p>
-      <w:pPr>
-        <w:numPr>
-          <w:ilvl w:val="1"/>
-          <w:numId w:val="1"/>
-        </w:numPr>
-      </w:pPr>
-      <w:r>
-        <w:t>Robo - Robo a transeúnte en espacio abierto al público</w:t>
-      </w:r>
-    </w:p>
-    <w:p>
-      <w:pPr>
-        <w:numPr>
-          <w:ilvl w:val="1"/>
-          <w:numId w:val="1"/>
-        </w:numPr>
-      </w:pPr>
-      <w:r>
-        <w:t>Robo - Robo a transeúnte en vía pública</w:t>
-      </w:r>
-    </w:p>
-    <w:p>
-      <w:pPr>
-        <w:numPr>
-          <w:ilvl w:val="1"/>
-          <w:numId w:val="1"/>
-        </w:numPr>
-      </w:pPr>
-      <w:r>
-        <w:t>Robo - Robo a transportista</w:t>
-      </w:r>
-    </w:p>
-    <w:p>
-      <w:pPr>
-        <w:numPr>
-          <w:ilvl w:val="1"/>
-          <w:numId w:val="1"/>
-        </w:numPr>
-      </w:pPr>
-      <w:r>
-        <w:t>Robo - Robo de autopartes</w:t>
-      </w:r>
-    </w:p>
-    <w:p>
-      <w:pPr>
-        <w:numPr>
-          <w:ilvl w:val="1"/>
-          <w:numId w:val="1"/>
-        </w:numPr>
-      </w:pPr>
-      <w:r>
-        <w:t>Robo - Robo de ener</w:t>
-      </w:r>
-      <w:r>
-        <w:t>gía eléctrica</w:t>
-      </w:r>
-    </w:p>
-    <w:p>
-      <w:pPr>
-        <w:numPr>
-          <w:ilvl w:val="1"/>
-          <w:numId w:val="1"/>
-        </w:numPr>
-      </w:pPr>
-      <w:r>
-        <w:t>Robo - Robo de ganado</w:t>
-      </w:r>
-    </w:p>
-    <w:p>
-      <w:pPr>
-        <w:numPr>
-          <w:ilvl w:val="1"/>
-          <w:numId w:val="1"/>
-        </w:numPr>
-      </w:pPr>
-      <w:r>
-        <w:t>Robo - Robo de maquinaria</w:t>
-      </w:r>
-    </w:p>
-    <w:p>
-      <w:pPr>
-        <w:numPr>
-          <w:ilvl w:val="1"/>
-          <w:numId w:val="1"/>
-        </w:numPr>
-      </w:pPr>
-      <w:r>
-        <w:t>Robo - Robo en transporte individual</w:t>
-      </w:r>
-    </w:p>
-    <w:p>
-      <w:pPr>
-        <w:numPr>
-          <w:ilvl w:val="1"/>
-          <w:numId w:val="1"/>
-        </w:numPr>
-      </w:pPr>
-      <w:r>
-        <w:t>Robo - Robo en transporte público colectivo</w:t>
-      </w:r>
-    </w:p>
-    <w:p>
-      <w:pPr>
-        <w:numPr>
-          <w:ilvl w:val="1"/>
-          <w:numId w:val="1"/>
-        </w:numPr>
-      </w:pPr>
-      <w:r>
-        <w:t>Robo - Robo en transporte público individual</w:t>
-      </w:r>
-    </w:p>
-    <w:p>
-      <w:pPr>
-        <w:numPr>
-          <w:ilvl w:val="1"/>
-          <w:numId w:val="1"/>
-        </w:numPr>
-      </w:pPr>
-      <w:r>
-        <w:t>Robo - Robo simple</w:t>
-      </w:r>
-    </w:p>
-    <w:p>
-      <w:pPr>
-        <w:numPr>
-          <w:ilvl w:val="1"/>
-          <w:numId w:val="1"/>
-        </w:numPr>
-      </w:pPr>
-      <w:r>
-        <w:t>Robo a casa habitación</w:t>
-      </w:r>
-    </w:p>
-    <w:p>
-      <w:pPr>
-        <w:numPr>
-          <w:ilvl w:val="1"/>
-          <w:numId w:val="1"/>
-        </w:numPr>
-      </w:pPr>
-      <w:r>
-        <w:t xml:space="preserve">Robo a </w:t>
-      </w:r>
-      <w:r>
-        <w:t>institución bancaria</w:t>
-      </w:r>
-    </w:p>
-    <w:p>
-      <w:pPr>
-        <w:numPr>
-          <w:ilvl w:val="1"/>
-          <w:numId w:val="1"/>
-        </w:numPr>
-      </w:pPr>
-      <w:r>
-        <w:t>Robo a instituciones bancarias</w:t>
-      </w:r>
-    </w:p>
-    <w:p>
-      <w:pPr>
-        <w:numPr>
-          <w:ilvl w:val="1"/>
-          <w:numId w:val="1"/>
-        </w:numPr>
-      </w:pPr>
-      <w:r>
-        <w:t>Robo a negocio</w:t>
-      </w:r>
-    </w:p>
-    <w:p>
-      <w:pPr>
-        <w:numPr>
-          <w:ilvl w:val="1"/>
-          <w:numId w:val="1"/>
-        </w:numPr>
-      </w:pPr>
-      <w:r>
-        <w:t>Robo a persona en un lugar privado</w:t>
-      </w:r>
-    </w:p>
-    <w:p>
-      <w:pPr>
-        <w:numPr>
-          <w:ilvl w:val="1"/>
-          <w:numId w:val="1"/>
-        </w:numPr>
-      </w:pPr>
-      <w:r>
-        <w:t>Robo a transeúnte</w:t>
-      </w:r>
-    </w:p>
-    <w:p>
-      <w:pPr>
-        <w:numPr>
-          <w:ilvl w:val="1"/>
-          <w:numId w:val="1"/>
-        </w:numPr>
-      </w:pPr>
-      <w:r>
-        <w:t>Robo a transeúnte en espacio abierto al público</w:t>
-      </w:r>
-    </w:p>
-    <w:p>
-      <w:pPr>
-        <w:numPr>
-          <w:ilvl w:val="1"/>
-          <w:numId w:val="1"/>
-        </w:numPr>
-      </w:pPr>
-      <w:r>
-        <w:t>Robo a transeúnte en un lugar privado</w:t>
-      </w:r>
-    </w:p>
-    <w:p>
-      <w:pPr>
-        <w:numPr>
-          <w:ilvl w:val="1"/>
-          <w:numId w:val="1"/>
-        </w:numPr>
-      </w:pPr>
-      <w:r>
-        <w:t>Robo a transeúnte en vía pública</w:t>
-      </w:r>
-    </w:p>
-    <w:p>
-      <w:pPr>
-        <w:numPr>
-          <w:ilvl w:val="1"/>
-          <w:numId w:val="1"/>
-        </w:numPr>
-      </w:pPr>
-      <w:r>
-        <w:t xml:space="preserve">Robo a </w:t>
-      </w:r>
-      <w:r>
-        <w:t>transportista</w:t>
-      </w:r>
-    </w:p>
-    <w:p>
-      <w:pPr>
-        <w:numPr>
-          <w:ilvl w:val="1"/>
-          <w:numId w:val="1"/>
-        </w:numPr>
-      </w:pPr>
-      <w:r>
-        <w:t>Robo de autopartes</w:t>
-      </w:r>
-    </w:p>
-    <w:p>
-      <w:pPr>
-        <w:numPr>
-          <w:ilvl w:val="1"/>
-          <w:numId w:val="1"/>
-        </w:numPr>
-      </w:pPr>
-      <w:r>
-        <w:t>Robo de energía eléctrica</w:t>
-      </w:r>
-    </w:p>
-    <w:p>
-      <w:pPr>
-        <w:numPr>
-          <w:ilvl w:val="1"/>
-          <w:numId w:val="1"/>
-        </w:numPr>
-      </w:pPr>
-      <w:r>
-        <w:t>Robo de ganado</w:t>
-      </w:r>
-    </w:p>
-    <w:p>
-      <w:pPr>
-        <w:numPr>
-          <w:ilvl w:val="1"/>
-          <w:numId w:val="1"/>
-        </w:numPr>
-      </w:pPr>
-      <w:r>
-        <w:t>Robo de maquinaria</w:t>
-      </w:r>
-    </w:p>
-    <w:p>
-      <w:pPr>
-        <w:numPr>
-          <w:ilvl w:val="1"/>
-          <w:numId w:val="1"/>
-        </w:numPr>
-      </w:pPr>
-      <w:r>
-        <w:t>Robo de menor</w:t>
-      </w:r>
-    </w:p>
-    <w:p>
-      <w:pPr>
-        <w:numPr>
-          <w:ilvl w:val="1"/>
-          <w:numId w:val="1"/>
-        </w:numPr>
-      </w:pPr>
-      <w:r>
-        <w:lastRenderedPageBreak/>
-        <w:t>Robo en carretera</w:t>
-      </w:r>
-    </w:p>
-    <w:p>
-      <w:pPr>
-        <w:numPr>
-          <w:ilvl w:val="1"/>
-          <w:numId w:val="1"/>
-        </w:numPr>
-      </w:pPr>
-      <w:r>
-        <w:t>Robo en transporte individual</w:t>
-      </w:r>
-    </w:p>
-    <w:p>
-      <w:pPr>
-        <w:numPr>
-          <w:ilvl w:val="1"/>
-          <w:numId w:val="1"/>
-        </w:numPr>
-      </w:pPr>
-      <w:r>
-        <w:t>Robo en transporte publico colectivo</w:t>
-      </w:r>
-    </w:p>
-    <w:p>
-      <w:pPr>
-        <w:numPr>
-          <w:ilvl w:val="1"/>
-          <w:numId w:val="1"/>
-        </w:numPr>
-      </w:pPr>
-      <w:r>
-        <w:t>Robo en transporte público colectivo</w:t>
-      </w:r>
-    </w:p>
-    <w:p>
-      <w:pPr>
-        <w:numPr>
-          <w:ilvl w:val="1"/>
-          <w:numId w:val="1"/>
-        </w:numPr>
-      </w:pPr>
-      <w:r>
-        <w:t xml:space="preserve">Robo en transporte publico </w:t>
-      </w:r>
-      <w:r>
-        <w:t>individual</w:t>
-      </w:r>
-    </w:p>
-    <w:p>
-      <w:pPr>
-        <w:numPr>
-          <w:ilvl w:val="1"/>
-          <w:numId w:val="1"/>
-        </w:numPr>
-      </w:pPr>
-      <w:r>
-        <w:t>Robo en transporte público individual</w:t>
-      </w:r>
-    </w:p>
-    <w:p>
-      <w:pPr>
-        <w:numPr>
-          <w:ilvl w:val="1"/>
-          <w:numId w:val="1"/>
-        </w:numPr>
-      </w:pPr>
-      <w:r>
-        <w:t>Robo simple</w:t>
-      </w:r>
-    </w:p>
-    <w:p>
-      <w:pPr>
-        <w:numPr>
-          <w:ilvl w:val="0"/>
-          <w:numId w:val="1"/>
-        </w:numPr>
-      </w:pPr>
-      <w:r>
-        <w:t>Posesión ilícita de hidrocarburos y sus derivados</w:t>
-      </w:r>
-    </w:p>
-    <w:p>
-      <w:pPr>
-        <w:numPr>
-          <w:ilvl w:val="1"/>
-          <w:numId w:val="1"/>
-        </w:numPr>
-      </w:pPr>
-      <w:r>
-        <w:t>Delitos en materia de hidrocarburos y sus derivados - Posesión ilícita de hidrocarburos y sus derivados</w:t>
-      </w:r>
-    </w:p>
-    <w:p>
-      <w:pPr>
-        <w:numPr>
-          <w:ilvl w:val="1"/>
-          <w:numId w:val="1"/>
-        </w:numPr>
-      </w:pPr>
-      <w:r>
-        <w:t>Posesión ilícita de hidrocarburos y sus d</w:t>
-      </w:r>
-      <w:r>
-        <w:t>erivados</w:t>
-      </w:r>
-    </w:p>
-    <w:p>
-      <w:pPr>
-        <w:numPr>
-          <w:ilvl w:val="0"/>
-          <w:numId w:val="1"/>
-        </w:numPr>
-      </w:pPr>
-      <w:r>
-        <w:t>Posesión y posesión simple de narcóticos</w:t>
-      </w:r>
-    </w:p>
-    <w:p>
-      <w:pPr>
-        <w:numPr>
-          <w:ilvl w:val="1"/>
-          <w:numId w:val="1"/>
-        </w:numPr>
-      </w:pPr>
-      <w:r>
-        <w:t>Delitos contra la salud relacionados con narcóticos en su modalidad de narcomenudeo - Posesión simple de narcóticos</w:t>
-      </w:r>
-    </w:p>
-    <w:p>
-      <w:pPr>
-        <w:numPr>
-          <w:ilvl w:val="1"/>
-          <w:numId w:val="1"/>
-        </w:numPr>
-      </w:pPr>
-      <w:r>
-        <w:t>Delitos federales contra la salud relacionados con narcóticos - Posesión de narcóticos</w:t>
-      </w:r>
-    </w:p>
-    <w:p>
-      <w:pPr>
-        <w:numPr>
-          <w:ilvl w:val="1"/>
-          <w:numId w:val="1"/>
-        </w:numPr>
-      </w:pPr>
-      <w:r>
-        <w:t>Nar</w:t>
-      </w:r>
-      <w:r>
-        <w:t>comenudeo en modalidad de posesión simple</w:t>
-      </w:r>
-    </w:p>
-    <w:p>
-      <w:pPr>
-        <w:numPr>
-          <w:ilvl w:val="1"/>
-          <w:numId w:val="1"/>
-        </w:numPr>
-      </w:pPr>
-      <w:r>
-        <w:t>Posesión de narcóticos</w:t>
-      </w:r>
-    </w:p>
-    <w:p>
-      <w:pPr>
-        <w:numPr>
-          <w:ilvl w:val="1"/>
-          <w:numId w:val="1"/>
-        </w:numPr>
-      </w:pPr>
-      <w:r>
-        <w:t>Posesión de Narcóticos</w:t>
-      </w:r>
-    </w:p>
-    <w:p>
-      <w:pPr>
-        <w:numPr>
-          <w:ilvl w:val="1"/>
-          <w:numId w:val="1"/>
-        </w:numPr>
-      </w:pPr>
-      <w:r>
         <w:t>Posesión simple</w:t>
       </w:r>
     </w:p>
@@ -6404,7 +6358,7 @@
 </file>
 
 <file path=word/numbering.xml><?xml version="1.0" encoding="utf-8"?>
-<w:numbering xmlns:wpc="http://schemas.microsoft.com/office/word/2010/wordprocessingCanvas" xmlns:cx="http://schemas.microsoft.com/office/drawing/2014/chartex" xmlns:cx1="http://schemas.microsoft.com/office/drawing/2015/9/8/chartex" xmlns:cx2="http://schemas.microsoft.com/office/drawing/2015/10/21/chartex" xmlns:cx3="http://schemas.microsoft.com/office/drawing/2016/5/9/chartex" xmlns:cx4="http://schemas.microsoft.com/office/drawing/2016/5/10/chartex" xmlns:cx5="http://schemas.microsoft.com/office/drawing/2016/5/11/chartex" xmlns:cx6="http://schemas.microsoft.com/office/drawing/2016/5/12/chartex" xmlns:cx7="http://schemas.microsoft.com/office/drawing/2016/5/13/chartex" xmlns:cx8="http://schemas.microsoft.com/office/drawing/2016/5/14/chartex" xmlns:mc="http://schemas.openxmlformats.org/markup-compatibility/2006" xmlns:aink="http://schemas.microsoft.com/office/drawing/2016/ink" xmlns:am3d="http://schemas.microsoft.com/office/drawing/2017/model3d" xmlns:o="urn:schemas-microsoft-com:office:office" xmlns:r="http://schemas.openxmlformats.org/officeDocument/2006/relationships" xmlns:m="http://schemas.openxmlformats.org/officeDocument/2006/math" xmlns:v="urn:schemas-microsoft-com:vml" xmlns:wp14="http://schemas.microsoft.com/office/word/2010/wordprocessingDrawing" xmlns:wp="http://schemas.openxmlformats.org/drawingml/2006/wordprocessingDrawing" xmlns:w10="urn:schemas-microsoft-com:office:word" xmlns:w="http://schemas.openxmlformats.org/wordprocessingml/2006/main" xmlns:w14="http://schemas.microsoft.com/office/word/2010/wordml" xmlns:w15="http://schemas.microsoft.com/office/word/2012/wordml" xmlns:w16cex="http://schemas.microsoft.com/office/word/2018/wordml/cex" xmlns:w16cid="http://schemas.microsoft.com/office/word/2016/wordml/cid" xmlns:w16="http://schemas.microsoft.com/office/word/2018/wordml" xmlns:w16sdtdh="http://schemas.microsoft.com/office/word/2020/wordml/sdtdatahash" xmlns:w16se="http://schemas.microsoft.com/office/word/2015/wordml/symex" xmlns:wpg="http://schemas.microsoft.com/office/word/2010/wordprocessingGroup" xmlns:wpi="http://schemas.microsoft.com/office/word/2010/wordprocessingInk" xmlns:wne="http://schemas.microsoft.com/office/word/2006/wordml" xmlns:wps="http://schemas.microsoft.com/office/word/2010/wordprocessingShape" mc:Ignorable="w14 w15 w16se w16cid w16 w16cex w16sdtdh wp14">
+<w:numbering xmlns:wpc="http://schemas.microsoft.com/office/word/2010/wordprocessingCanvas" xmlns:cx="http://schemas.microsoft.com/office/drawing/2014/chartex" xmlns:cx1="http://schemas.microsoft.com/office/drawing/2015/9/8/chartex" xmlns:cx2="http://schemas.microsoft.com/office/drawing/2015/10/21/chartex" xmlns:cx3="http://schemas.microsoft.com/office/drawing/2016/5/9/chartex" xmlns:cx4="http://schemas.microsoft.com/office/drawing/2016/5/10/chartex" xmlns:cx5="http://schemas.microsoft.com/office/drawing/2016/5/11/chartex" xmlns:cx6="http://schemas.microsoft.com/office/drawing/2016/5/12/chartex" xmlns:cx7="http://schemas.microsoft.com/office/drawing/2016/5/13/chartex" xmlns:cx8="http://schemas.microsoft.com/office/drawing/2016/5/14/chartex" xmlns:mc="http://schemas.openxmlformats.org/markup-compatibility/2006" xmlns:aink="http://schemas.microsoft.com/office/drawing/2016/ink" xmlns:am3d="http://schemas.microsoft.com/office/drawing/2017/model3d" xmlns:o="urn:schemas-microsoft-com:office:office" xmlns:oel="http://schemas.microsoft.com/office/2019/extlst" xmlns:r="http://schemas.openxmlformats.org/officeDocument/2006/relationships" xmlns:m="http://schemas.openxmlformats.org/officeDocument/2006/math" xmlns:v="urn:schemas-microsoft-com:vml" xmlns:wp14="http://schemas.microsoft.com/office/word/2010/wordprocessingDrawing" xmlns:wp="http://schemas.openxmlformats.org/drawingml/2006/wordprocessingDrawing" xmlns:w10="urn:schemas-microsoft-com:office:word" xmlns:w="http://schemas.openxmlformats.org/wordprocessingml/2006/main" xmlns:w14="http://schemas.microsoft.com/office/word/2010/wordml" xmlns:w15="http://schemas.microsoft.com/office/word/2012/wordml" xmlns:w16cex="http://schemas.microsoft.com/office/word/2018/wordml/cex" xmlns:w16cid="http://schemas.microsoft.com/office/word/2016/wordml/cid" xmlns:w16="http://schemas.microsoft.com/office/word/2018/wordml" xmlns:w16du="http://schemas.microsoft.com/office/word/2023/wordml/word16du" xmlns:w16sdtdh="http://schemas.microsoft.com/office/word/2020/wordml/sdtdatahash" xmlns:w16sdtfl="http://schemas.microsoft.com/office/word/2024/wordml/sdtformatlock" xmlns:w16se="http://schemas.microsoft.com/office/word/2015/wordml/symex" xmlns:wpg="http://schemas.microsoft.com/office/word/2010/wordprocessingGroup" xmlns:wpi="http://schemas.microsoft.com/office/word/2010/wordprocessingInk" xmlns:wne="http://schemas.microsoft.com/office/word/2006/wordml" xmlns:wps="http://schemas.microsoft.com/office/word/2010/wordprocessingShape" mc:Ignorable="w14 w15 w16se w16cid w16 w16cex w16sdtdh w16sdtfl w16du wp14">
   <w:abstractNum w:abstractNumId="0" w15:restartNumberingAfterBreak="0">
     <w:nsid w:val="414378E0"/>
     <w:multiLevelType w:val="multilevel"/>
@@ -6521,14 +6475,14 @@
   <w:abstractNum w:abstractNumId="1" w15:restartNumberingAfterBreak="0">
     <w:nsid w:val="46991DEB"/>
     <w:multiLevelType w:val="multilevel"/>
-    <w:tmpl w:val="F00A38C2"/>
+    <w:tmpl w:val="080A001F"/>
     <w:lvl w:ilvl="0">
       <w:start w:val="1"/>
-      <w:numFmt w:val="bullet"/>
-      <w:lvlText w:val="●"/>
+      <w:numFmt w:val="decimal"/>
+      <w:lvlText w:val="%1."/>
       <w:lvlJc w:val="left"/>
       <w:pPr>
-        <w:ind w:left="720" w:hanging="360"/>
+        <w:ind w:left="360" w:hanging="360"/>
       </w:pPr>
       <w:rPr>
         <w:u w:val="none"/>
@@ -6536,11 +6490,11 @@
     </w:lvl>
     <w:lvl w:ilvl="1">
       <w:start w:val="1"/>
-      <w:numFmt w:val="bullet"/>
-      <w:lvlText w:val="○"/>
+      <w:numFmt w:val="decimal"/>
+      <w:lvlText w:val="%1.%2."/>
       <w:lvlJc w:val="left"/>
       <w:pPr>
-        <w:ind w:left="1440" w:hanging="360"/>
+        <w:ind w:left="792" w:hanging="432"/>
       </w:pPr>
       <w:rPr>
         <w:u w:val="none"/>
@@ -6548,11 +6502,11 @@
     </w:lvl>
     <w:lvl w:ilvl="2">
       <w:start w:val="1"/>
-      <w:numFmt w:val="bullet"/>
-      <w:lvlText w:val="■"/>
+      <w:numFmt w:val="decimal"/>
+      <w:lvlText w:val="%1.%2.%3."/>
       <w:lvlJc w:val="left"/>
       <w:pPr>
-        <w:ind w:left="2160" w:hanging="360"/>
+        <w:ind w:left="1224" w:hanging="504"/>
       </w:pPr>
       <w:rPr>
         <w:u w:val="none"/>
@@ -6560,23 +6514,23 @@
     </w:lvl>
     <w:lvl w:ilvl="3">
       <w:start w:val="1"/>
-      <w:numFmt w:val="bullet"/>
-      <w:lvlText w:val=""/>
+      <w:numFmt w:val="decimal"/>
+      <w:lvlText w:val="%1.%2.%3.%4."/>
       <w:lvlJc w:val="left"/>
       <w:pPr>
-        <w:ind w:left="2880" w:hanging="360"/>
+        <w:ind w:left="1728" w:hanging="648"/>
       </w:pPr>
       <w:rPr>
-        <w:rFonts w:ascii="Wingdings" w:hAnsi="Wingdings" w:hint="default"/>
+        <w:rFonts w:hint="default"/>
       </w:rPr>
     </w:lvl>
     <w:lvl w:ilvl="4">
       <w:start w:val="1"/>
-      <w:numFmt w:val="bullet"/>
-      <w:lvlText w:val="○"/>
+      <w:numFmt w:val="decimal"/>
+      <w:lvlText w:val="%1.%2.%3.%4.%5."/>
       <w:lvlJc w:val="left"/>
       <w:pPr>
-        <w:ind w:left="3600" w:hanging="360"/>
+        <w:ind w:left="2232" w:hanging="792"/>
       </w:pPr>
       <w:rPr>
         <w:u w:val="none"/>
@@ -6584,11 +6538,11 @@
     </w:lvl>
     <w:lvl w:ilvl="5">
       <w:start w:val="1"/>
-      <w:numFmt w:val="bullet"/>
-      <w:lvlText w:val="■"/>
+      <w:numFmt w:val="decimal"/>
+      <w:lvlText w:val="%1.%2.%3.%4.%5.%6."/>
       <w:lvlJc w:val="left"/>
       <w:pPr>
-        <w:ind w:left="4320" w:hanging="360"/>
+        <w:ind w:left="2736" w:hanging="936"/>
       </w:pPr>
       <w:rPr>
         <w:u w:val="none"/>
@@ -6596,11 +6550,11 @@
     </w:lvl>
     <w:lvl w:ilvl="6">
       <w:start w:val="1"/>
-      <w:numFmt w:val="bullet"/>
-      <w:lvlText w:val="●"/>
+      <w:numFmt w:val="decimal"/>
+      <w:lvlText w:val="%1.%2.%3.%4.%5.%6.%7."/>
       <w:lvlJc w:val="left"/>
       <w:pPr>
-        <w:ind w:left="5040" w:hanging="360"/>
+        <w:ind w:left="3240" w:hanging="1080"/>
       </w:pPr>
       <w:rPr>
         <w:u w:val="none"/>
@@ -6608,11 +6562,11 @@
     </w:lvl>
     <w:lvl w:ilvl="7">
       <w:start w:val="1"/>
-      <w:numFmt w:val="bullet"/>
-      <w:lvlText w:val="○"/>
+      <w:numFmt w:val="decimal"/>
+      <w:lvlText w:val="%1.%2.%3.%4.%5.%6.%7.%8."/>
       <w:lvlJc w:val="left"/>
       <w:pPr>
-        <w:ind w:left="5760" w:hanging="360"/>
+        <w:ind w:left="3744" w:hanging="1224"/>
       </w:pPr>
       <w:rPr>
         <w:u w:val="none"/>
@@ -6620,28 +6574,28 @@
     </w:lvl>
     <w:lvl w:ilvl="8">
       <w:start w:val="1"/>
-      <w:numFmt w:val="bullet"/>
-      <w:lvlText w:val="■"/>
+      <w:numFmt w:val="decimal"/>
+      <w:lvlText w:val="%1.%2.%3.%4.%5.%6.%7.%8.%9."/>
       <w:lvlJc w:val="left"/>
       <w:pPr>
-        <w:ind w:left="6480" w:hanging="360"/>
+        <w:ind w:left="4320" w:hanging="1440"/>
       </w:pPr>
       <w:rPr>
         <w:u w:val="none"/>
       </w:rPr>
     </w:lvl>
   </w:abstractNum>
-  <w:num w:numId="1">
+  <w:num w:numId="1" w16cid:durableId="494885225">
     <w:abstractNumId w:val="1"/>
   </w:num>
-  <w:num w:numId="2">
+  <w:num w:numId="2" w16cid:durableId="1855805811">
     <w:abstractNumId w:val="0"/>
   </w:num>
 </w:numbering>
 </file>
 
 <file path=word/styles.xml><?xml version="1.0" encoding="utf-8"?>
-<w:styles xmlns:mc="http://schemas.openxmlformats.org/markup-compatibility/2006" xmlns:r="http://schemas.openxmlformats.org/officeDocument/2006/relationships" xmlns:w="http://schemas.openxmlformats.org/wordprocessingml/2006/main" xmlns:w14="http://schemas.microsoft.com/office/word/2010/wordml" xmlns:w15="http://schemas.microsoft.com/office/word/2012/wordml" xmlns:w16cex="http://schemas.microsoft.com/office/word/2018/wordml/cex" xmlns:w16cid="http://schemas.microsoft.com/office/word/2016/wordml/cid" xmlns:w16="http://schemas.microsoft.com/office/word/2018/wordml" xmlns:w16sdtdh="http://schemas.microsoft.com/office/word/2020/wordml/sdtdatahash" xmlns:w16se="http://schemas.microsoft.com/office/word/2015/wordml/symex" mc:Ignorable="w14 w15 w16se w16cid w16 w16cex w16sdtdh">
+<w:styles xmlns:mc="http://schemas.openxmlformats.org/markup-compatibility/2006" xmlns:r="http://schemas.openxmlformats.org/officeDocument/2006/relationships" xmlns:w="http://schemas.openxmlformats.org/wordprocessingml/2006/main" xmlns:w14="http://schemas.microsoft.com/office/word/2010/wordml" xmlns:w15="http://schemas.microsoft.com/office/word/2012/wordml" xmlns:w16cex="http://schemas.microsoft.com/office/word/2018/wordml/cex" xmlns:w16cid="http://schemas.microsoft.com/office/word/2016/wordml/cid" xmlns:w16="http://schemas.microsoft.com/office/word/2018/wordml" xmlns:w16du="http://schemas.microsoft.com/office/word/2023/wordml/word16du" xmlns:w16sdtdh="http://schemas.microsoft.com/office/word/2020/wordml/sdtdatahash" xmlns:w16sdtfl="http://schemas.microsoft.com/office/word/2024/wordml/sdtformatlock" xmlns:w16se="http://schemas.microsoft.com/office/word/2015/wordml/symex" mc:Ignorable="w14 w15 w16se w16cid w16 w16cex w16sdtdh w16sdtfl w16du">
   <w:docDefaults>
     <w:rPrDefault>
       <w:rPr>
